--- a/docs/files/coop-pank/coop-pank_9M2026_en.docx
+++ b/docs/files/coop-pank/coop-pank_9M2026_en.docx
@@ -3881,24 +3881,10 @@
         <w:rPr>
           <w:sz w:val="24"/>
         </w:rPr>
-        <w:t xml:space="preserve">☐ </w:t>
+        <w:t xml:space="preserve">☑ </w:t>
       </w:r>
       <w:r>
         <w:t>Yes, the company is not in the list of sanctions (add a screenshot)</w:t>
-      </w:r>
-    </w:p>
-    <w:p>
-      <w:pPr>
-        <w:spacing w:after="0"/>
-        <w:ind w:left="397"/>
-      </w:pPr>
-      <w:r>
-        <w:rPr>
-          <w:b/>
-          <w:color w:val="B42318"/>
-          <w:sz w:val="19"/>
-        </w:rPr>
-        <w:t>Needs review</w:t>
       </w:r>
     </w:p>
     <w:p>
@@ -3918,7 +3904,7 @@
           <w:color w:val="333333"/>
           <w:sz w:val="19"/>
         </w:rPr>
-        <w:t>Automatic check against the EU, UN, US OFAC and UK consolidated sanctions lists.</w:t>
+        <w:t>Not found on the EU, UN, UK, US OFAC consolidated sanctions lists (automatic check 2026-10-22).</w:t>
       </w:r>
     </w:p>
     <w:p>

--- a/docs/files/coop-pank/coop-pank_9M2026_en.docx
+++ b/docs/files/coop-pank/coop-pank_9M2026_en.docx
@@ -175,7 +175,7 @@
                 <w:color w:val="5F6B7A"/>
                 <w:sz w:val="15"/>
               </w:rPr>
-              <w:t>Rating</w:t>
+              <w:t>Issuer rating</w:t>
             </w:r>
           </w:p>
           <w:p>
@@ -941,16 +941,17 @@
         <w:tblLook w:firstColumn="1" w:firstRow="1" w:lastColumn="0" w:lastRow="0" w:noHBand="0" w:noVBand="1" w:val="04A0"/>
       </w:tblPr>
       <w:tblGrid>
-        <w:gridCol w:w="1701"/>
-        <w:gridCol w:w="2608"/>
-        <w:gridCol w:w="963"/>
-        <w:gridCol w:w="1304"/>
-        <w:gridCol w:w="3061"/>
+        <w:gridCol w:w="1513"/>
+        <w:gridCol w:w="2241"/>
+        <w:gridCol w:w="840"/>
+        <w:gridCol w:w="1120"/>
+        <w:gridCol w:w="1569"/>
+        <w:gridCol w:w="2353"/>
       </w:tblGrid>
       <w:tr>
         <w:tc>
           <w:tcPr>
-            <w:tcW w:type="dxa" w:w="1701"/>
+            <w:tcW w:type="dxa" w:w="1513"/>
             <w:tcBorders>
               <w:top w:val="single" w:sz="12" w:color="1F4E79" w:space="0"/>
               <w:left w:val="nil"/>
@@ -976,7 +977,7 @@
         </w:tc>
         <w:tc>
           <w:tcPr>
-            <w:tcW w:type="dxa" w:w="2608"/>
+            <w:tcW w:type="dxa" w:w="2241"/>
             <w:tcBorders>
               <w:top w:val="single" w:sz="12" w:color="1F4E79" w:space="0"/>
               <w:left w:val="nil"/>
@@ -1002,7 +1003,7 @@
         </w:tc>
         <w:tc>
           <w:tcPr>
-            <w:tcW w:type="dxa" w:w="964"/>
+            <w:tcW w:type="dxa" w:w="841"/>
             <w:tcBorders>
               <w:top w:val="single" w:sz="12" w:color="1F4E79" w:space="0"/>
               <w:left w:val="nil"/>
@@ -1029,7 +1030,7 @@
         </w:tc>
         <w:tc>
           <w:tcPr>
-            <w:tcW w:type="dxa" w:w="1304"/>
+            <w:tcW w:type="dxa" w:w="1121"/>
             <w:tcBorders>
               <w:top w:val="single" w:sz="12" w:color="1F4E79" w:space="0"/>
               <w:left w:val="nil"/>
@@ -1055,7 +1056,33 @@
         </w:tc>
         <w:tc>
           <w:tcPr>
-            <w:tcW w:type="dxa" w:w="3061"/>
+            <w:tcW w:type="dxa" w:w="1569"/>
+            <w:tcBorders>
+              <w:top w:val="single" w:sz="12" w:color="1F4E79" w:space="0"/>
+              <w:left w:val="nil"/>
+              <w:bottom w:val="single" w:sz="4" w:color="C9D3DE" w:space="0"/>
+              <w:right w:val="nil"/>
+            </w:tcBorders>
+            <w:shd w:val="clear" w:color="auto" w:fill="EAF1F8"/>
+          </w:tcPr>
+          <w:p>
+            <w:pPr>
+              <w:spacing w:before="0" w:after="0"/>
+            </w:pPr>
+            <w:r>
+              <w:rPr>
+                <w:b/>
+                <w:caps/>
+                <w:color w:val="1F4E79"/>
+                <w:sz w:val="16"/>
+              </w:rPr>
+              <w:t>Issue rating</w:t>
+            </w:r>
+          </w:p>
+        </w:tc>
+        <w:tc>
+          <w:tcPr>
+            <w:tcW w:type="dxa" w:w="2353"/>
             <w:tcBorders>
               <w:top w:val="single" w:sz="12" w:color="1F4E79" w:space="0"/>
               <w:left w:val="nil"/>
@@ -1083,7 +1110,7 @@
       <w:tr>
         <w:tc>
           <w:tcPr>
-            <w:tcW w:type="dxa" w:w="1701"/>
+            <w:tcW w:type="dxa" w:w="1513"/>
             <w:tcBorders>
               <w:top w:val="nil"/>
               <w:left w:val="nil"/>
@@ -1106,7 +1133,7 @@
         </w:tc>
         <w:tc>
           <w:tcPr>
-            <w:tcW w:type="dxa" w:w="2608"/>
+            <w:tcW w:type="dxa" w:w="2241"/>
             <w:tcBorders>
               <w:top w:val="nil"/>
               <w:left w:val="nil"/>
@@ -1129,7 +1156,7 @@
         </w:tc>
         <w:tc>
           <w:tcPr>
-            <w:tcW w:type="dxa" w:w="964"/>
+            <w:tcW w:type="dxa" w:w="841"/>
             <w:tcBorders>
               <w:top w:val="nil"/>
               <w:left w:val="nil"/>
@@ -1153,7 +1180,7 @@
         </w:tc>
         <w:tc>
           <w:tcPr>
-            <w:tcW w:type="dxa" w:w="1304"/>
+            <w:tcW w:type="dxa" w:w="1121"/>
             <w:tcBorders>
               <w:top w:val="nil"/>
               <w:left w:val="nil"/>
@@ -1176,7 +1203,30 @@
         </w:tc>
         <w:tc>
           <w:tcPr>
-            <w:tcW w:type="dxa" w:w="3061"/>
+            <w:tcW w:type="dxa" w:w="1569"/>
+            <w:tcBorders>
+              <w:top w:val="nil"/>
+              <w:left w:val="nil"/>
+              <w:bottom w:val="single" w:sz="4" w:color="DDE3EA" w:space="0"/>
+              <w:right w:val="nil"/>
+            </w:tcBorders>
+          </w:tcPr>
+          <w:p>
+            <w:pPr>
+              <w:spacing w:before="0" w:after="0"/>
+            </w:pPr>
+            <w:r>
+              <w:rPr>
+                <w:b w:val="0"/>
+                <w:sz w:val="17"/>
+              </w:rPr>
+              <w:t>no separate rating found</w:t>
+            </w:r>
+          </w:p>
+        </w:tc>
+        <w:tc>
+          <w:tcPr>
+            <w:tcW w:type="dxa" w:w="2353"/>
             <w:tcBorders>
               <w:top w:val="nil"/>
               <w:left w:val="nil"/>

--- a/docs/files/coop-pank/coop-pank_9M2026_en.docx
+++ b/docs/files/coop-pank/coop-pank_9M2026_en.docx
@@ -5124,7 +5124,7 @@
           <w:color w:val="5F6B7A"/>
           <w:sz w:val="18"/>
         </w:rPr>
-        <w:t>Automatic news scan (Google News, EE), 2026-07-24 – 2026-10-22: 11 articles.</w:t>
+        <w:t>Automatic news scan (Google News, EE), 2026-07-24 – 2026-10-22: 12 articles.</w:t>
       </w:r>
     </w:p>
     <w:tbl>
@@ -5509,7 +5509,7 @@
                 <w:color w:val="1A1A1A"/>
                 <w:sz w:val="17"/>
               </w:rPr>
-              <w:t>2026-10-14</w:t>
+              <w:t>2026-10-16</w:t>
             </w:r>
           </w:p>
         </w:tc>
@@ -5558,7 +5558,7 @@
                   <w:color w:val="1A1A1A"/>
                   <w:sz w:val="18"/>
                 </w:rPr>
-                <w:t xml:space="preserve">Coop Pank AS 2027. aasta finantskalender</w:t>
+                <w:t xml:space="preserve">Parandus: Coop Pank AS 2027. aasta finantskalender</w:t>
               </w:r>
             </w:hyperlink>
             <w:r>
@@ -5567,7 +5567,7 @@
                 <w:color w:val="5F6B7A"/>
                 <w:sz w:val="15"/>
               </w:rPr>
-              <w:t xml:space="preserve">   GlobeNewswire</w:t>
+              <w:t xml:space="preserve">   GlobeNewswire  ·  1 more similar articles</w:t>
             </w:r>
           </w:p>
         </w:tc>
@@ -6392,7 +6392,7 @@
                 <w:color w:val="333333"/>
                 <w:sz w:val="18"/>
               </w:rPr>
-              <w:t>News summary 2026-07-24 – 2026-10-22: 11 articles, 1 with an adverse keyword in the headline (details in the section "In the press").</w:t>
+              <w:t>News summary 2026-07-24 – 2026-10-22: 12 articles, 1 with an adverse keyword in the headline (details in the section "In the press").</w:t>
             </w:r>
           </w:p>
           <w:p>

--- a/docs/files/coop-pank/coop-pank_9M2026_en.docx
+++ b/docs/files/coop-pank/coop-pank_9M2026_en.docx
@@ -2,6 +2,14 @@
 <file path=word/document.xml><?xml version="1.0" encoding="utf-8"?>
 <w:document xmlns:wpc="http://schemas.microsoft.com/office/word/2010/wordprocessingCanvas" xmlns:mo="http://schemas.microsoft.com/office/mac/office/2008/main" xmlns:mc="http://schemas.openxmlformats.org/markup-compatibility/2006" xmlns:mv="urn:schemas-microsoft-com:mac:vml" xmlns:o="urn:schemas-microsoft-com:office:office" xmlns:r="http://schemas.openxmlformats.org/officeDocument/2006/relationships" xmlns:m="http://schemas.openxmlformats.org/officeDocument/2006/math" xmlns:v="urn:schemas-microsoft-com:vml" xmlns:wp14="http://schemas.microsoft.com/office/word/2010/wordprocessingDrawing" xmlns:wp="http://schemas.openxmlformats.org/drawingml/2006/wordprocessingDrawing" xmlns:w10="urn:schemas-microsoft-com:office:word" xmlns:w="http://schemas.openxmlformats.org/wordprocessingml/2006/main" xmlns:w14="http://schemas.microsoft.com/office/word/2010/wordml" xmlns:wpg="http://schemas.microsoft.com/office/word/2010/wordprocessingGroup" xmlns:wpi="http://schemas.microsoft.com/office/word/2010/wordprocessingInk" xmlns:wne="http://schemas.microsoft.com/office/word/2006/wordml" xmlns:wps="http://schemas.microsoft.com/office/word/2010/wordprocessingShape" mc:Ignorable="w14 wp14">
   <w:body>
+    <w:p>
+      <w:pPr>
+        <w:pBdr>
+          <w:top w:val="single" w:sz="24" w:color="12355B" w:space="0"/>
+        </w:pBdr>
+        <w:spacing w:before="0" w:after="200" w:line="120" w:lineRule="auto"/>
+      </w:pPr>
+    </w:p>
     <w:tbl>
       <w:tblPr>
         <w:tblW w:w="9639" w:type="dxa"/>
@@ -15,10 +23,10 @@
         </w:tblBorders>
         <w:tblLayout w:type="fixed"/>
         <w:tblCellMar>
-          <w:top w:w="260" w:type="dxa"/>
-          <w:left w:w="280" w:type="dxa"/>
-          <w:bottom w:w="260" w:type="dxa"/>
-          <w:right w:w="280" w:type="dxa"/>
+          <w:top w:w="0" w:type="dxa"/>
+          <w:left w:w="0" w:type="dxa"/>
+          <w:bottom w:w="0" w:type="dxa"/>
+          <w:right w:w="0" w:type="dxa"/>
         </w:tblCellMar>
         <w:tblLook w:firstColumn="1" w:firstRow="1" w:lastColumn="0" w:lastRow="0" w:noHBand="0" w:noVBand="1" w:val="04A0"/>
       </w:tblPr>
@@ -30,7 +38,6 @@
         <w:tc>
           <w:tcPr>
             <w:tcW w:type="dxa" w:w="7030"/>
-            <w:shd w:val="clear" w:color="auto" w:fill="1F4E79"/>
           </w:tcPr>
           <w:p>
             <w:pPr>
@@ -40,8 +47,8 @@
               <w:rPr>
                 <w:b/>
                 <w:caps/>
-                <w:color w:val="AFC6DD"/>
-                <w:sz w:val="17"/>
+                <w:color w:val="2A78D6"/>
+                <w:sz w:val="16"/>
               </w:rPr>
               <w:t>Issuer review · 9M2026</w:t>
             </w:r>
@@ -53,28 +60,40 @@
             <w:r>
               <w:rPr>
                 <w:b/>
-                <w:color w:val="FFFFFF"/>
+                <w:color w:val="12355B"/>
                 <w:sz w:val="52"/>
               </w:rPr>
               <w:t>Coop Pank</w:t>
+            </w:r>
+          </w:p>
+          <w:p>
+            <w:pPr>
+              <w:spacing w:before="40" w:after="0"/>
+            </w:pPr>
+            <w:r>
+              <w:rPr>
+                <w:b w:val="0"/>
+                <w:color w:val="667085"/>
+                <w:sz w:val="18"/>
+              </w:rPr>
+              <w:t>Estonia · Bank (retail and SME banking in Estonia)</w:t>
             </w:r>
           </w:p>
         </w:tc>
         <w:tc>
           <w:tcPr>
             <w:tcW w:type="dxa" w:w="2608"/>
-            <w:shd w:val="clear" w:color="auto" w:fill="1F4E79"/>
           </w:tcPr>
           <w:p>
             <w:pPr>
-              <w:spacing w:before="280" w:after="0"/>
+              <w:spacing w:before="440" w:after="0"/>
               <w:jc w:val="right"/>
             </w:pPr>
             <w:r>
               <w:rPr>
                 <w:b/>
                 <w:color w:val="1B7F3B"/>
-                <w:sz w:val="19"/>
+                <w:sz w:val="18"/>
                 <w:shd w:val="clear" w:color="auto" w:fill="E3F3E8"/>
               </w:rPr>
               <w:t xml:space="preserve">  ●  OK  </w:t>
@@ -86,9 +105,9 @@
     <w:p>
       <w:pPr>
         <w:pBdr>
-          <w:top w:val="single" w:sz="12" w:color="2A78D6" w:space="0"/>
+          <w:top w:val="single" w:sz="4" w:color="D5DCE4" w:space="0"/>
         </w:pBdr>
-        <w:spacing w:before="0" w:after="200" w:line="120" w:lineRule="auto"/>
+        <w:spacing w:before="120" w:after="200" w:line="120" w:lineRule="auto"/>
       </w:pPr>
     </w:p>
     <w:tbl>
@@ -104,39 +123,88 @@
         </w:tblBorders>
         <w:tblLayout w:type="fixed"/>
         <w:tblCellMar>
-          <w:top w:w="0" w:type="dxa"/>
-          <w:left w:w="0" w:type="dxa"/>
-          <w:bottom w:w="120" w:type="dxa"/>
-          <w:right w:w="160" w:type="dxa"/>
+          <w:top w:w="160" w:type="dxa"/>
+          <w:left w:w="220" w:type="dxa"/>
+          <w:bottom w:w="160" w:type="dxa"/>
+          <w:right w:w="220" w:type="dxa"/>
         </w:tblCellMar>
         <w:tblLook w:firstColumn="1" w:firstRow="1" w:lastColumn="0" w:lastRow="0" w:noHBand="0" w:noVBand="1" w:val="04A0"/>
       </w:tblPr>
       <w:tblGrid>
-        <w:gridCol w:w="3213"/>
-        <w:gridCol w:w="3213"/>
-        <w:gridCol w:w="3213"/>
+        <w:gridCol w:w="4819"/>
+        <w:gridCol w:w="4819"/>
       </w:tblGrid>
       <w:tr>
         <w:tc>
           <w:tcPr>
-            <w:tcW w:type="dxa" w:w="3213"/>
+            <w:tcW w:type="dxa" w:w="4819"/>
             <w:tcBorders>
-              <w:top w:val="nil"/>
+              <w:top w:val="single" w:sz="12" w:color="12355B" w:space="0"/>
               <w:left w:val="nil"/>
-              <w:bottom w:val="single" w:sz="4" w:color="C9D3DE" w:space="0"/>
+              <w:bottom w:val="nil"/>
               <w:right w:val="nil"/>
             </w:tcBorders>
+            <w:shd w:val="clear" w:color="auto" w:fill="F4F6F9"/>
           </w:tcPr>
           <w:p>
             <w:pPr>
-              <w:spacing w:before="0" w:after="20"/>
+              <w:spacing w:before="0" w:after="40"/>
+            </w:pPr>
+            <w:r>
+              <w:rPr>
+                <w:b/>
+                <w:color w:val="12355B"/>
+                <w:sz w:val="18"/>
+              </w:rPr>
+              <w:t>Key facts</w:t>
+            </w:r>
+          </w:p>
+          <w:p>
+            <w:pPr>
+              <w:spacing w:before="80" w:after="0"/>
             </w:pPr>
             <w:r>
               <w:rPr>
                 <w:b/>
                 <w:caps/>
-                <w:color w:val="5F6B7A"/>
-                <w:sz w:val="15"/>
+                <w:color w:val="667085"/>
+                <w:sz w:val="14"/>
+              </w:rPr>
+              <w:t>Issuer rating</w:t>
+            </w:r>
+          </w:p>
+          <w:p>
+            <w:pPr>
+              <w:spacing w:before="0" w:after="0"/>
+            </w:pPr>
+            <w:r>
+              <w:rPr>
+                <w:b w:val="0"/>
+                <w:sz w:val="18"/>
+              </w:rPr>
+              <w:t>Moody's Baa1 long-term deposit rating, outlook stable; BCA baa3</w:t>
+            </w:r>
+            <w:hyperlink r:id="rId12">
+              <w:r>
+                <w:rPr>
+                  <w:color w:val="2A78D6"/>
+                  <w:vertAlign w:val="superscript"/>
+                  <w:sz w:val="15"/>
+                </w:rPr>
+                <w:t xml:space="preserve">1</w:t>
+              </w:r>
+            </w:hyperlink>
+          </w:p>
+          <w:p>
+            <w:pPr>
+              <w:spacing w:before="80" w:after="0"/>
+            </w:pPr>
+            <w:r>
+              <w:rPr>
+                <w:b/>
+                <w:caps/>
+                <w:color w:val="667085"/>
+                <w:sz w:val="14"/>
               </w:rPr>
               <w:t>Analysis date</w:t>
             </w:r>
@@ -148,79 +216,21 @@
             <w:r>
               <w:rPr>
                 <w:b w:val="0"/>
-                <w:sz w:val="19"/>
+                <w:sz w:val="18"/>
               </w:rPr>
               <w:t>2026-10-22</w:t>
             </w:r>
           </w:p>
-        </w:tc>
-        <w:tc>
-          <w:tcPr>
-            <w:tcW w:type="dxa" w:w="3213"/>
-            <w:tcBorders>
-              <w:top w:val="nil"/>
-              <w:left w:val="nil"/>
-              <w:bottom w:val="single" w:sz="4" w:color="C9D3DE" w:space="0"/>
-              <w:right w:val="nil"/>
-            </w:tcBorders>
-          </w:tcPr>
           <w:p>
             <w:pPr>
-              <w:spacing w:before="0" w:after="20"/>
+              <w:spacing w:before="80" w:after="0"/>
             </w:pPr>
             <w:r>
               <w:rPr>
                 <w:b/>
                 <w:caps/>
-                <w:color w:val="5F6B7A"/>
-                <w:sz w:val="15"/>
-              </w:rPr>
-              <w:t>Issuer rating</w:t>
-            </w:r>
-          </w:p>
-          <w:p>
-            <w:pPr>
-              <w:spacing w:before="0" w:after="0"/>
-            </w:pPr>
-            <w:r>
-              <w:rPr>
-                <w:b w:val="0"/>
-                <w:sz w:val="19"/>
-              </w:rPr>
-              <w:t>Moody's Baa1 long-term deposit rating, outlook stable; BCA baa3</w:t>
-            </w:r>
-            <w:hyperlink r:id="rId12">
-              <w:r>
-                <w:rPr>
-                  <w:color w:val="2A78D6"/>
-                  <w:vertAlign w:val="superscript"/>
-                  <w:sz w:val="16"/>
-                </w:rPr>
-                <w:t xml:space="preserve">1</w:t>
-              </w:r>
-            </w:hyperlink>
-          </w:p>
-        </w:tc>
-        <w:tc>
-          <w:tcPr>
-            <w:tcW w:type="dxa" w:w="3213"/>
-            <w:tcBorders>
-              <w:top w:val="nil"/>
-              <w:left w:val="nil"/>
-              <w:bottom w:val="single" w:sz="4" w:color="C9D3DE" w:space="0"/>
-              <w:right w:val="nil"/>
-            </w:tcBorders>
-          </w:tcPr>
-          <w:p>
-            <w:pPr>
-              <w:spacing w:before="0" w:after="20"/>
-            </w:pPr>
-            <w:r>
-              <w:rPr>
-                <w:b/>
-                <w:caps/>
-                <w:color w:val="5F6B7A"/>
-                <w:sz w:val="15"/>
+                <w:color w:val="667085"/>
+                <w:sz w:val="14"/>
               </w:rPr>
               <w:t>Next report</w:t>
             </w:r>
@@ -232,7 +242,7 @@
             <w:r>
               <w:rPr>
                 <w:b w:val="0"/>
-                <w:sz w:val="19"/>
+                <w:sz w:val="18"/>
               </w:rPr>
               <w:t>Unaudited Q4 2026 and annual results - 2027-02-18</w:t>
             </w:r>
@@ -241,18 +251,108 @@
                 <w:rPr>
                   <w:color w:val="2A78D6"/>
                   <w:vertAlign w:val="superscript"/>
-                  <w:sz w:val="16"/>
+                  <w:sz w:val="15"/>
                 </w:rPr>
                 <w:t xml:space="preserve">1</w:t>
               </w:r>
             </w:hyperlink>
+          </w:p>
+          <w:p>
+            <w:pPr>
+              <w:spacing w:before="80" w:after="0"/>
+            </w:pPr>
+            <w:r>
+              <w:rPr>
+                <w:b/>
+                <w:caps/>
+                <w:color w:val="667085"/>
+                <w:sz w:val="14"/>
+              </w:rPr>
+              <w:t>Country</w:t>
+            </w:r>
+          </w:p>
+          <w:p>
+            <w:pPr>
+              <w:spacing w:before="0" w:after="0"/>
+            </w:pPr>
+            <w:r>
+              <w:rPr>
+                <w:b w:val="0"/>
+                <w:sz w:val="18"/>
+              </w:rPr>
+              <w:t>Estonia</w:t>
+            </w:r>
+          </w:p>
+        </w:tc>
+        <w:tc>
+          <w:tcPr>
+            <w:tcW w:type="dxa" w:w="4819"/>
+            <w:tcBorders>
+              <w:top w:val="single" w:sz="12" w:color="12355B" w:space="0"/>
+              <w:left w:val="nil"/>
+              <w:bottom w:val="nil"/>
+              <w:right w:val="nil"/>
+            </w:tcBorders>
+            <w:shd w:val="clear" w:color="auto" w:fill="F4F6F9"/>
+          </w:tcPr>
+          <w:p>
+            <w:pPr>
+              <w:spacing w:before="0" w:after="40"/>
+            </w:pPr>
+            <w:r>
+              <w:rPr>
+                <w:b/>
+                <w:color w:val="12355B"/>
+                <w:sz w:val="18"/>
+              </w:rPr>
+              <w:t>Securities held</w:t>
+            </w:r>
+          </w:p>
+          <w:p>
+            <w:pPr>
+              <w:spacing w:before="80" w:after="0"/>
+            </w:pPr>
+            <w:r>
+              <w:rPr>
+                <w:b/>
+                <w:color w:val="1B2430"/>
+                <w:sz w:val="17"/>
+              </w:rPr>
+              <w:t>Coop Pank 12% AT1 notes (2023)</w:t>
+            </w:r>
+          </w:p>
+          <w:p>
+            <w:pPr>
+              <w:spacing w:before="0" w:after="0"/>
+            </w:pPr>
+            <w:r>
+              <w:rPr>
+                <w:b w:val="0"/>
+                <w:color w:val="667085"/>
+                <w:sz w:val="15"/>
+              </w:rPr>
+              <w:t>EE3300003649  ·  12% · perpetual</w:t>
+            </w:r>
+          </w:p>
+          <w:p>
+            <w:pPr>
+              <w:spacing w:before="0" w:after="0"/>
+            </w:pPr>
+            <w:r>
+              <w:rPr>
+                <w:b w:val="0"/>
+                <w:color w:val="12355B"/>
+                <w:sz w:val="15"/>
+              </w:rPr>
+              <w:t>no separate rating found</w:t>
+            </w:r>
           </w:p>
         </w:tc>
       </w:tr>
     </w:tbl>
     <w:p>
       <w:pPr>
-        <w:spacing w:before="0" w:after="80"/>
+        <w:spacing w:before="0" w:after="120"/>
       </w:pPr>
     </w:p>
     <w:tbl>
@@ -297,7 +397,7 @@
             <w:r>
               <w:rPr>
                 <w:b/>
-                <w:color w:val="1A1A1A"/>
+                <w:color w:val="1B2430"/>
                 <w:sz w:val="21"/>
               </w:rPr>
               <w:t>Position OK.</w:t>
@@ -305,7 +405,7 @@
             <w:r>
               <w:rPr>
                 <w:b w:val="0"/>
-                <w:color w:val="1A1A1A"/>
+                <w:color w:val="1B2430"/>
                 <w:sz w:val="21"/>
               </w:rPr>
               <w:t xml:space="preserve"> 9M profit EUR 25.6m (+19%, calculated by the tool), CET1 14.75%, total capital 19.86%</w:t>
@@ -323,7 +423,7 @@
             <w:r>
               <w:rPr>
                 <w:b w:val="0"/>
-                <w:color w:val="1A1A1A"/>
+                <w:color w:val="1B2430"/>
                 <w:sz w:val="21"/>
               </w:rPr>
               <w:t>. To watch: on 2026-10-21 the Estonian FSA ordered improvements to governance, internal control and risk management (no fine)</w:t>
@@ -341,7 +441,7 @@
             <w:r>
               <w:rPr>
                 <w:b w:val="0"/>
-                <w:color w:val="1A1A1A"/>
+                <w:color w:val="1B2430"/>
                 <w:sz w:val="21"/>
               </w:rPr>
               <w:t>.</w:t>
@@ -390,9 +490,9 @@
             <w:tcW w:type="dxa" w:w="2261"/>
             <w:tcBorders>
               <w:top w:val="single" w:sz="18" w:color="2A78D6" w:space="0"/>
-              <w:left w:val="single" w:sz="4" w:color="C9D3DE" w:space="0"/>
-              <w:bottom w:val="single" w:sz="4" w:color="C9D3DE" w:space="0"/>
-              <w:right w:val="single" w:sz="4" w:color="C9D3DE" w:space="0"/>
+              <w:left w:val="single" w:sz="4" w:color="D5DCE4" w:space="0"/>
+              <w:bottom w:val="single" w:sz="4" w:color="D5DCE4" w:space="0"/>
+              <w:right w:val="single" w:sz="4" w:color="D5DCE4" w:space="0"/>
             </w:tcBorders>
           </w:tcPr>
           <w:p>
@@ -403,7 +503,7 @@
               <w:rPr>
                 <w:b/>
                 <w:caps/>
-                <w:color w:val="5F6B7A"/>
+                <w:color w:val="667085"/>
                 <w:sz w:val="14"/>
               </w:rPr>
               <w:t>Net profit</w:t>
@@ -411,7 +511,7 @@
             <w:r>
               <w:rPr>
                 <w:b w:val="0"/>
-                <w:color w:val="5F6B7A"/>
+                <w:color w:val="667085"/>
                 <w:sz w:val="14"/>
               </w:rPr>
               <w:t xml:space="preserve">  ·  9M2026</w:t>
@@ -424,7 +524,7 @@
             <w:r>
               <w:rPr>
                 <w:b/>
-                <w:color w:val="1F4E79"/>
+                <w:color w:val="12355B"/>
                 <w:sz w:val="34"/>
               </w:rPr>
               <w:t>25.6</w:t>
@@ -432,7 +532,7 @@
             <w:r>
               <w:rPr>
                 <w:b w:val="0"/>
-                <w:color w:val="5F6B7A"/>
+                <w:color w:val="667085"/>
                 <w:sz w:val="18"/>
               </w:rPr>
               <w:t xml:space="preserve"> EUR m</w:t>
@@ -445,7 +545,7 @@
             <w:r>
               <w:rPr>
                 <w:b w:val="0"/>
-                <w:color w:val="5F6B7A"/>
+                <w:color w:val="667085"/>
                 <w:sz w:val="15"/>
               </w:rPr>
               <w:t>▲ 19.1 % vs 9M2025</w:t>
@@ -463,9 +563,9 @@
             <w:tcW w:type="dxa" w:w="2261"/>
             <w:tcBorders>
               <w:top w:val="single" w:sz="18" w:color="2A78D6" w:space="0"/>
-              <w:left w:val="single" w:sz="4" w:color="C9D3DE" w:space="0"/>
-              <w:bottom w:val="single" w:sz="4" w:color="C9D3DE" w:space="0"/>
-              <w:right w:val="single" w:sz="4" w:color="C9D3DE" w:space="0"/>
+              <w:left w:val="single" w:sz="4" w:color="D5DCE4" w:space="0"/>
+              <w:bottom w:val="single" w:sz="4" w:color="D5DCE4" w:space="0"/>
+              <w:right w:val="single" w:sz="4" w:color="D5DCE4" w:space="0"/>
             </w:tcBorders>
           </w:tcPr>
           <w:p>
@@ -476,7 +576,7 @@
               <w:rPr>
                 <w:b/>
                 <w:caps/>
-                <w:color w:val="5F6B7A"/>
+                <w:color w:val="667085"/>
                 <w:sz w:val="14"/>
               </w:rPr>
               <w:t>CET1 ratio</w:t>
@@ -484,7 +584,7 @@
             <w:r>
               <w:rPr>
                 <w:b w:val="0"/>
-                <w:color w:val="5F6B7A"/>
+                <w:color w:val="667085"/>
                 <w:sz w:val="14"/>
               </w:rPr>
               <w:t xml:space="preserve">  ·  9M2026</w:t>
@@ -497,7 +597,7 @@
             <w:r>
               <w:rPr>
                 <w:b/>
-                <w:color w:val="1F4E79"/>
+                <w:color w:val="12355B"/>
                 <w:sz w:val="34"/>
               </w:rPr>
               <w:t>14.75</w:t>
@@ -505,7 +605,7 @@
             <w:r>
               <w:rPr>
                 <w:b w:val="0"/>
-                <w:color w:val="5F6B7A"/>
+                <w:color w:val="667085"/>
                 <w:sz w:val="18"/>
               </w:rPr>
               <w:t xml:space="preserve"> %</w:t>
@@ -518,7 +618,7 @@
             <w:r>
               <w:rPr>
                 <w:b w:val="0"/>
-                <w:color w:val="5F6B7A"/>
+                <w:color w:val="667085"/>
                 <w:sz w:val="15"/>
               </w:rPr>
               <w:t>▲ 0.6 p. p. vs FY2025</w:t>
@@ -536,9 +636,9 @@
             <w:tcW w:type="dxa" w:w="2261"/>
             <w:tcBorders>
               <w:top w:val="single" w:sz="18" w:color="2A78D6" w:space="0"/>
-              <w:left w:val="single" w:sz="4" w:color="C9D3DE" w:space="0"/>
-              <w:bottom w:val="single" w:sz="4" w:color="C9D3DE" w:space="0"/>
-              <w:right w:val="single" w:sz="4" w:color="C9D3DE" w:space="0"/>
+              <w:left w:val="single" w:sz="4" w:color="D5DCE4" w:space="0"/>
+              <w:bottom w:val="single" w:sz="4" w:color="D5DCE4" w:space="0"/>
+              <w:right w:val="single" w:sz="4" w:color="D5DCE4" w:space="0"/>
             </w:tcBorders>
           </w:tcPr>
           <w:p>
@@ -549,7 +649,7 @@
               <w:rPr>
                 <w:b/>
                 <w:caps/>
-                <w:color w:val="5F6B7A"/>
+                <w:color w:val="667085"/>
                 <w:sz w:val="14"/>
               </w:rPr>
               <w:t>Total capital ratio</w:t>
@@ -557,7 +657,7 @@
             <w:r>
               <w:rPr>
                 <w:b w:val="0"/>
-                <w:color w:val="5F6B7A"/>
+                <w:color w:val="667085"/>
                 <w:sz w:val="14"/>
               </w:rPr>
               <w:t xml:space="preserve">  ·  9M2026</w:t>
@@ -570,7 +670,7 @@
             <w:r>
               <w:rPr>
                 <w:b/>
-                <w:color w:val="1F4E79"/>
+                <w:color w:val="12355B"/>
                 <w:sz w:val="34"/>
               </w:rPr>
               <w:t>19.86</w:t>
@@ -578,7 +678,7 @@
             <w:r>
               <w:rPr>
                 <w:b w:val="0"/>
-                <w:color w:val="5F6B7A"/>
+                <w:color w:val="667085"/>
                 <w:sz w:val="18"/>
               </w:rPr>
               <w:t xml:space="preserve"> %</w:t>
@@ -591,7 +691,7 @@
             <w:r>
               <w:rPr>
                 <w:b w:val="0"/>
-                <w:color w:val="5F6B7A"/>
+                <w:color w:val="667085"/>
                 <w:sz w:val="15"/>
               </w:rPr>
               <w:t>▲ 1.32 p. p. vs FY2025</w:t>
@@ -609,9 +709,9 @@
             <w:tcW w:type="dxa" w:w="2261"/>
             <w:tcBorders>
               <w:top w:val="single" w:sz="18" w:color="2A78D6" w:space="0"/>
-              <w:left w:val="single" w:sz="4" w:color="C9D3DE" w:space="0"/>
-              <w:bottom w:val="single" w:sz="4" w:color="C9D3DE" w:space="0"/>
-              <w:right w:val="single" w:sz="4" w:color="C9D3DE" w:space="0"/>
+              <w:left w:val="single" w:sz="4" w:color="D5DCE4" w:space="0"/>
+              <w:bottom w:val="single" w:sz="4" w:color="D5DCE4" w:space="0"/>
+              <w:right w:val="single" w:sz="4" w:color="D5DCE4" w:space="0"/>
             </w:tcBorders>
           </w:tcPr>
           <w:p>
@@ -622,7 +722,7 @@
               <w:rPr>
                 <w:b/>
                 <w:caps/>
-                <w:color w:val="5F6B7A"/>
+                <w:color w:val="667085"/>
                 <w:sz w:val="14"/>
               </w:rPr>
               <w:t>LCR</w:t>
@@ -630,7 +730,7 @@
             <w:r>
               <w:rPr>
                 <w:b w:val="0"/>
-                <w:color w:val="5F6B7A"/>
+                <w:color w:val="667085"/>
                 <w:sz w:val="14"/>
               </w:rPr>
               <w:t xml:space="preserve">  ·  9M2026</w:t>
@@ -643,7 +743,7 @@
             <w:r>
               <w:rPr>
                 <w:b/>
-                <w:color w:val="1F4E79"/>
+                <w:color w:val="12355B"/>
                 <w:sz w:val="34"/>
               </w:rPr>
               <w:t>213.29</w:t>
@@ -651,7 +751,7 @@
             <w:r>
               <w:rPr>
                 <w:b w:val="0"/>
-                <w:color w:val="5F6B7A"/>
+                <w:color w:val="667085"/>
                 <w:sz w:val="18"/>
               </w:rPr>
               <w:t xml:space="preserve"> %</w:t>
@@ -664,7 +764,7 @@
             <w:r>
               <w:rPr>
                 <w:b w:val="0"/>
-                <w:color w:val="5F6B7A"/>
+                <w:color w:val="667085"/>
                 <w:sz w:val="15"/>
               </w:rPr>
               <w:t>▲ 27.84 p. p. vs 9M2025</w:t>
@@ -681,28 +781,13 @@
     <w:p>
       <w:pPr>
         <w:keepNext/>
-        <w:pBdr>
-          <w:bottom w:val="single" w:sz="8" w:color="1F4E79" w:space="4"/>
-        </w:pBdr>
-        <w:tabs>
-          <w:tab w:pos="482" w:val="left"/>
-        </w:tabs>
-        <w:spacing w:before="360" w:after="160"/>
+        <w:spacing w:before="200" w:after="100"/>
       </w:pPr>
       <w:r>
         <w:rPr>
           <w:b/>
-          <w:color w:val="2A78D6"/>
-          <w:sz w:val="18"/>
-        </w:rPr>
-        <w:t>01</w:t>
-        <w:tab/>
-      </w:r>
-      <w:r>
-        <w:rPr>
-          <w:b/>
-          <w:color w:val="1F4E79"/>
-          <w:sz w:val="28"/>
+          <w:color w:val="12355B"/>
+          <w:sz w:val="26"/>
         </w:rPr>
         <w:t>Quick summary</w:t>
       </w:r>
@@ -895,7 +980,7 @@
       <w:pPr>
         <w:keepNext/>
         <w:pBdr>
-          <w:bottom w:val="single" w:sz="8" w:color="1F4E79" w:space="4"/>
+          <w:bottom w:val="single" w:sz="8" w:color="12355B" w:space="4"/>
         </w:pBdr>
         <w:tabs>
           <w:tab w:pos="482" w:val="left"/>
@@ -908,13 +993,13 @@
           <w:color w:val="2A78D6"/>
           <w:sz w:val="18"/>
         </w:rPr>
-        <w:t>02</w:t>
+        <w:t>01</w:t>
         <w:tab/>
       </w:r>
       <w:r>
         <w:rPr>
           <w:b/>
-          <w:color w:val="1F4E79"/>
+          <w:color w:val="12355B"/>
           <w:sz w:val="28"/>
         </w:rPr>
         <w:t>Instruments held and ISINs</w:t>
@@ -941,24 +1026,23 @@
         <w:tblLook w:firstColumn="1" w:firstRow="1" w:lastColumn="0" w:lastRow="0" w:noHBand="0" w:noVBand="1" w:val="04A0"/>
       </w:tblPr>
       <w:tblGrid>
-        <w:gridCol w:w="1513"/>
+        <w:gridCol w:w="1457"/>
         <w:gridCol w:w="2241"/>
-        <w:gridCol w:w="840"/>
+        <w:gridCol w:w="1064"/>
         <w:gridCol w:w="1120"/>
         <w:gridCol w:w="1569"/>
-        <w:gridCol w:w="2353"/>
+        <w:gridCol w:w="2185"/>
       </w:tblGrid>
       <w:tr>
         <w:tc>
           <w:tcPr>
-            <w:tcW w:type="dxa" w:w="1513"/>
+            <w:tcW w:type="dxa" w:w="1457"/>
             <w:tcBorders>
-              <w:top w:val="single" w:sz="12" w:color="1F4E79" w:space="0"/>
+              <w:top w:val="nil"/>
               <w:left w:val="nil"/>
-              <w:bottom w:val="single" w:sz="4" w:color="C9D3DE" w:space="0"/>
+              <w:bottom w:val="single" w:sz="8" w:color="12355B" w:space="0"/>
               <w:right w:val="nil"/>
             </w:tcBorders>
-            <w:shd w:val="clear" w:color="auto" w:fill="EAF1F8"/>
           </w:tcPr>
           <w:p>
             <w:pPr>
@@ -968,8 +1052,8 @@
               <w:rPr>
                 <w:b/>
                 <w:caps/>
-                <w:color w:val="1F4E79"/>
-                <w:sz w:val="16"/>
+                <w:color w:val="667085"/>
+                <w:sz w:val="14"/>
               </w:rPr>
               <w:t>ISIN</w:t>
             </w:r>
@@ -979,12 +1063,11 @@
           <w:tcPr>
             <w:tcW w:type="dxa" w:w="2241"/>
             <w:tcBorders>
-              <w:top w:val="single" w:sz="12" w:color="1F4E79" w:space="0"/>
+              <w:top w:val="nil"/>
               <w:left w:val="nil"/>
-              <w:bottom w:val="single" w:sz="4" w:color="C9D3DE" w:space="0"/>
+              <w:bottom w:val="single" w:sz="8" w:color="12355B" w:space="0"/>
               <w:right w:val="nil"/>
             </w:tcBorders>
-            <w:shd w:val="clear" w:color="auto" w:fill="EAF1F8"/>
           </w:tcPr>
           <w:p>
             <w:pPr>
@@ -994,8 +1077,8 @@
               <w:rPr>
                 <w:b/>
                 <w:caps/>
-                <w:color w:val="1F4E79"/>
-                <w:sz w:val="16"/>
+                <w:color w:val="667085"/>
+                <w:sz w:val="14"/>
               </w:rPr>
               <w:t>Instrument</w:t>
             </w:r>
@@ -1003,14 +1086,13 @@
         </w:tc>
         <w:tc>
           <w:tcPr>
-            <w:tcW w:type="dxa" w:w="841"/>
+            <w:tcW w:type="dxa" w:w="1065"/>
             <w:tcBorders>
-              <w:top w:val="single" w:sz="12" w:color="1F4E79" w:space="0"/>
+              <w:top w:val="nil"/>
               <w:left w:val="nil"/>
-              <w:bottom w:val="single" w:sz="4" w:color="C9D3DE" w:space="0"/>
+              <w:bottom w:val="single" w:sz="8" w:color="12355B" w:space="0"/>
               <w:right w:val="nil"/>
             </w:tcBorders>
-            <w:shd w:val="clear" w:color="auto" w:fill="EAF1F8"/>
           </w:tcPr>
           <w:p>
             <w:pPr>
@@ -1021,8 +1103,8 @@
               <w:rPr>
                 <w:b/>
                 <w:caps/>
-                <w:color w:val="1F4E79"/>
-                <w:sz w:val="16"/>
+                <w:color w:val="667085"/>
+                <w:sz w:val="14"/>
               </w:rPr>
               <w:t>Coupon</w:t>
             </w:r>
@@ -1032,12 +1114,11 @@
           <w:tcPr>
             <w:tcW w:type="dxa" w:w="1121"/>
             <w:tcBorders>
-              <w:top w:val="single" w:sz="12" w:color="1F4E79" w:space="0"/>
+              <w:top w:val="nil"/>
               <w:left w:val="nil"/>
-              <w:bottom w:val="single" w:sz="4" w:color="C9D3DE" w:space="0"/>
+              <w:bottom w:val="single" w:sz="8" w:color="12355B" w:space="0"/>
               <w:right w:val="nil"/>
             </w:tcBorders>
-            <w:shd w:val="clear" w:color="auto" w:fill="EAF1F8"/>
           </w:tcPr>
           <w:p>
             <w:pPr>
@@ -1047,8 +1128,8 @@
               <w:rPr>
                 <w:b/>
                 <w:caps/>
-                <w:color w:val="1F4E79"/>
-                <w:sz w:val="16"/>
+                <w:color w:val="667085"/>
+                <w:sz w:val="14"/>
               </w:rPr>
               <w:t>Maturity</w:t>
             </w:r>
@@ -1058,12 +1139,11 @@
           <w:tcPr>
             <w:tcW w:type="dxa" w:w="1569"/>
             <w:tcBorders>
-              <w:top w:val="single" w:sz="12" w:color="1F4E79" w:space="0"/>
+              <w:top w:val="nil"/>
               <w:left w:val="nil"/>
-              <w:bottom w:val="single" w:sz="4" w:color="C9D3DE" w:space="0"/>
+              <w:bottom w:val="single" w:sz="8" w:color="12355B" w:space="0"/>
               <w:right w:val="nil"/>
             </w:tcBorders>
-            <w:shd w:val="clear" w:color="auto" w:fill="EAF1F8"/>
           </w:tcPr>
           <w:p>
             <w:pPr>
@@ -1073,8 +1153,8 @@
               <w:rPr>
                 <w:b/>
                 <w:caps/>
-                <w:color w:val="1F4E79"/>
-                <w:sz w:val="16"/>
+                <w:color w:val="667085"/>
+                <w:sz w:val="14"/>
               </w:rPr>
               <w:t>Issue rating</w:t>
             </w:r>
@@ -1082,14 +1162,13 @@
         </w:tc>
         <w:tc>
           <w:tcPr>
-            <w:tcW w:type="dxa" w:w="2353"/>
+            <w:tcW w:type="dxa" w:w="2185"/>
             <w:tcBorders>
-              <w:top w:val="single" w:sz="12" w:color="1F4E79" w:space="0"/>
+              <w:top w:val="nil"/>
               <w:left w:val="nil"/>
-              <w:bottom w:val="single" w:sz="4" w:color="C9D3DE" w:space="0"/>
+              <w:bottom w:val="single" w:sz="8" w:color="12355B" w:space="0"/>
               <w:right w:val="nil"/>
             </w:tcBorders>
-            <w:shd w:val="clear" w:color="auto" w:fill="EAF1F8"/>
           </w:tcPr>
           <w:p>
             <w:pPr>
@@ -1099,8 +1178,8 @@
               <w:rPr>
                 <w:b/>
                 <w:caps/>
-                <w:color w:val="1F4E79"/>
-                <w:sz w:val="16"/>
+                <w:color w:val="667085"/>
+                <w:sz w:val="14"/>
               </w:rPr>
               <w:t>Note</w:t>
             </w:r>
@@ -1110,11 +1189,11 @@
       <w:tr>
         <w:tc>
           <w:tcPr>
-            <w:tcW w:type="dxa" w:w="1513"/>
+            <w:tcW w:type="dxa" w:w="1457"/>
             <w:tcBorders>
               <w:top w:val="nil"/>
               <w:left w:val="nil"/>
-              <w:bottom w:val="single" w:sz="4" w:color="DDE3EA" w:space="0"/>
+              <w:bottom w:val="single" w:sz="4" w:color="E6EAF0" w:space="0"/>
               <w:right w:val="nil"/>
             </w:tcBorders>
           </w:tcPr>
@@ -1137,7 +1216,7 @@
             <w:tcBorders>
               <w:top w:val="nil"/>
               <w:left w:val="nil"/>
-              <w:bottom w:val="single" w:sz="4" w:color="DDE3EA" w:space="0"/>
+              <w:bottom w:val="single" w:sz="4" w:color="E6EAF0" w:space="0"/>
               <w:right w:val="nil"/>
             </w:tcBorders>
           </w:tcPr>
@@ -1156,11 +1235,11 @@
         </w:tc>
         <w:tc>
           <w:tcPr>
-            <w:tcW w:type="dxa" w:w="841"/>
+            <w:tcW w:type="dxa" w:w="1065"/>
             <w:tcBorders>
               <w:top w:val="nil"/>
               <w:left w:val="nil"/>
-              <w:bottom w:val="single" w:sz="4" w:color="DDE3EA" w:space="0"/>
+              <w:bottom w:val="single" w:sz="4" w:color="E6EAF0" w:space="0"/>
               <w:right w:val="nil"/>
             </w:tcBorders>
           </w:tcPr>
@@ -1184,7 +1263,7 @@
             <w:tcBorders>
               <w:top w:val="nil"/>
               <w:left w:val="nil"/>
-              <w:bottom w:val="single" w:sz="4" w:color="DDE3EA" w:space="0"/>
+              <w:bottom w:val="single" w:sz="4" w:color="E6EAF0" w:space="0"/>
               <w:right w:val="nil"/>
             </w:tcBorders>
           </w:tcPr>
@@ -1207,7 +1286,7 @@
             <w:tcBorders>
               <w:top w:val="nil"/>
               <w:left w:val="nil"/>
-              <w:bottom w:val="single" w:sz="4" w:color="DDE3EA" w:space="0"/>
+              <w:bottom w:val="single" w:sz="4" w:color="E6EAF0" w:space="0"/>
               <w:right w:val="nil"/>
             </w:tcBorders>
           </w:tcPr>
@@ -1226,11 +1305,11 @@
         </w:tc>
         <w:tc>
           <w:tcPr>
-            <w:tcW w:type="dxa" w:w="2353"/>
+            <w:tcW w:type="dxa" w:w="2185"/>
             <w:tcBorders>
               <w:top w:val="nil"/>
               <w:left w:val="nil"/>
-              <w:bottom w:val="single" w:sz="4" w:color="DDE3EA" w:space="0"/>
+              <w:bottom w:val="single" w:sz="4" w:color="E6EAF0" w:space="0"/>
               <w:right w:val="nil"/>
             </w:tcBorders>
           </w:tcPr>
@@ -1258,7 +1337,7 @@
       <w:pPr>
         <w:keepNext/>
         <w:pBdr>
-          <w:bottom w:val="single" w:sz="8" w:color="1F4E79" w:space="4"/>
+          <w:bottom w:val="single" w:sz="8" w:color="12355B" w:space="4"/>
         </w:pBdr>
         <w:tabs>
           <w:tab w:pos="482" w:val="left"/>
@@ -1271,13 +1350,13 @@
           <w:color w:val="2A78D6"/>
           <w:sz w:val="18"/>
         </w:rPr>
-        <w:t>03</w:t>
+        <w:t>02</w:t>
         <w:tab/>
       </w:r>
       <w:r>
         <w:rPr>
           <w:b/>
-          <w:color w:val="1F4E79"/>
+          <w:color w:val="12355B"/>
           <w:sz w:val="28"/>
         </w:rPr>
         <w:t>Key ratios</w:t>
@@ -1316,12 +1395,11 @@
           <w:tcPr>
             <w:tcW w:type="dxa" w:w="2864"/>
             <w:tcBorders>
-              <w:top w:val="single" w:sz="12" w:color="1F4E79" w:space="0"/>
+              <w:top w:val="nil"/>
               <w:left w:val="nil"/>
-              <w:bottom w:val="single" w:sz="4" w:color="C9D3DE" w:space="0"/>
+              <w:bottom w:val="single" w:sz="8" w:color="12355B" w:space="0"/>
               <w:right w:val="nil"/>
             </w:tcBorders>
-            <w:shd w:val="clear" w:color="auto" w:fill="EAF1F8"/>
           </w:tcPr>
           <w:p>
             <w:pPr>
@@ -1331,8 +1409,8 @@
               <w:rPr>
                 <w:b/>
                 <w:caps/>
-                <w:color w:val="1F4E79"/>
-                <w:sz w:val="16"/>
+                <w:color w:val="667085"/>
+                <w:sz w:val="14"/>
               </w:rPr>
               <w:t>Metric</w:t>
             </w:r>
@@ -1342,12 +1420,11 @@
           <w:tcPr>
             <w:tcW w:type="dxa" w:w="1157"/>
             <w:tcBorders>
-              <w:top w:val="single" w:sz="12" w:color="1F4E79" w:space="0"/>
+              <w:top w:val="nil"/>
               <w:left w:val="nil"/>
-              <w:bottom w:val="single" w:sz="4" w:color="C9D3DE" w:space="0"/>
+              <w:bottom w:val="single" w:sz="8" w:color="12355B" w:space="0"/>
               <w:right w:val="nil"/>
             </w:tcBorders>
-            <w:shd w:val="clear" w:color="auto" w:fill="EAF1F8"/>
           </w:tcPr>
           <w:p>
             <w:pPr>
@@ -1358,8 +1435,8 @@
               <w:rPr>
                 <w:b/>
                 <w:caps/>
-                <w:color w:val="1F4E79"/>
-                <w:sz w:val="16"/>
+                <w:color w:val="667085"/>
+                <w:sz w:val="14"/>
               </w:rPr>
               <w:t>FY2024</w:t>
             </w:r>
@@ -1369,12 +1446,11 @@
           <w:tcPr>
             <w:tcW w:type="dxa" w:w="1157"/>
             <w:tcBorders>
-              <w:top w:val="single" w:sz="12" w:color="1F4E79" w:space="0"/>
+              <w:top w:val="nil"/>
               <w:left w:val="nil"/>
-              <w:bottom w:val="single" w:sz="4" w:color="C9D3DE" w:space="0"/>
+              <w:bottom w:val="single" w:sz="8" w:color="12355B" w:space="0"/>
               <w:right w:val="nil"/>
             </w:tcBorders>
-            <w:shd w:val="clear" w:color="auto" w:fill="EAF1F8"/>
           </w:tcPr>
           <w:p>
             <w:pPr>
@@ -1385,8 +1461,8 @@
               <w:rPr>
                 <w:b/>
                 <w:caps/>
-                <w:color w:val="1F4E79"/>
-                <w:sz w:val="16"/>
+                <w:color w:val="667085"/>
+                <w:sz w:val="14"/>
               </w:rPr>
               <w:t>FY2025</w:t>
             </w:r>
@@ -1396,12 +1472,11 @@
           <w:tcPr>
             <w:tcW w:type="dxa" w:w="1157"/>
             <w:tcBorders>
-              <w:top w:val="single" w:sz="12" w:color="1F4E79" w:space="0"/>
+              <w:top w:val="nil"/>
               <w:left w:val="nil"/>
-              <w:bottom w:val="single" w:sz="4" w:color="C9D3DE" w:space="0"/>
+              <w:bottom w:val="single" w:sz="8" w:color="12355B" w:space="0"/>
               <w:right w:val="nil"/>
             </w:tcBorders>
-            <w:shd w:val="clear" w:color="auto" w:fill="EAF1F8"/>
           </w:tcPr>
           <w:p>
             <w:pPr>
@@ -1412,8 +1487,8 @@
               <w:rPr>
                 <w:b/>
                 <w:caps/>
-                <w:color w:val="1F4E79"/>
-                <w:sz w:val="16"/>
+                <w:color w:val="667085"/>
+                <w:sz w:val="14"/>
               </w:rPr>
               <w:t>9M2025</w:t>
             </w:r>
@@ -1423,12 +1498,11 @@
           <w:tcPr>
             <w:tcW w:type="dxa" w:w="1157"/>
             <w:tcBorders>
-              <w:top w:val="single" w:sz="12" w:color="1F4E79" w:space="0"/>
+              <w:top w:val="nil"/>
               <w:left w:val="nil"/>
-              <w:bottom w:val="single" w:sz="4" w:color="C9D3DE" w:space="0"/>
+              <w:bottom w:val="single" w:sz="8" w:color="12355B" w:space="0"/>
               <w:right w:val="nil"/>
             </w:tcBorders>
-            <w:shd w:val="clear" w:color="auto" w:fill="EAF1F8"/>
           </w:tcPr>
           <w:p>
             <w:pPr>
@@ -1439,8 +1513,8 @@
               <w:rPr>
                 <w:b/>
                 <w:caps/>
-                <w:color w:val="1F4E79"/>
-                <w:sz w:val="16"/>
+                <w:color w:val="667085"/>
+                <w:sz w:val="14"/>
               </w:rPr>
               <w:t>9M2026</w:t>
             </w:r>
@@ -1450,12 +1524,11 @@
           <w:tcPr>
             <w:tcW w:type="dxa" w:w="2148"/>
             <w:tcBorders>
-              <w:top w:val="single" w:sz="12" w:color="1F4E79" w:space="0"/>
+              <w:top w:val="nil"/>
               <w:left w:val="nil"/>
-              <w:bottom w:val="single" w:sz="4" w:color="C9D3DE" w:space="0"/>
+              <w:bottom w:val="single" w:sz="8" w:color="12355B" w:space="0"/>
               <w:right w:val="nil"/>
             </w:tcBorders>
-            <w:shd w:val="clear" w:color="auto" w:fill="EAF1F8"/>
           </w:tcPr>
           <w:p>
             <w:pPr>
@@ -1466,8 +1539,8 @@
               <w:rPr>
                 <w:b/>
                 <w:caps/>
-                <w:color w:val="1F4E79"/>
-                <w:sz w:val="16"/>
+                <w:color w:val="667085"/>
+                <w:sz w:val="14"/>
               </w:rPr>
               <w:t>Change</w:t>
             </w:r>
@@ -1481,7 +1554,7 @@
             <w:tcBorders>
               <w:top w:val="nil"/>
               <w:left w:val="nil"/>
-              <w:bottom w:val="single" w:sz="4" w:color="DDE3EA" w:space="0"/>
+              <w:bottom w:val="single" w:sz="4" w:color="E6EAF0" w:space="0"/>
               <w:right w:val="nil"/>
             </w:tcBorders>
           </w:tcPr>
@@ -1531,7 +1604,7 @@
             <w:tcBorders>
               <w:top w:val="nil"/>
               <w:left w:val="nil"/>
-              <w:bottom w:val="single" w:sz="4" w:color="DDE3EA" w:space="0"/>
+              <w:bottom w:val="single" w:sz="4" w:color="E6EAF0" w:space="0"/>
               <w:right w:val="nil"/>
             </w:tcBorders>
           </w:tcPr>
@@ -1555,7 +1628,7 @@
             <w:tcBorders>
               <w:top w:val="nil"/>
               <w:left w:val="nil"/>
-              <w:bottom w:val="single" w:sz="4" w:color="DDE3EA" w:space="0"/>
+              <w:bottom w:val="single" w:sz="4" w:color="E6EAF0" w:space="0"/>
               <w:right w:val="nil"/>
             </w:tcBorders>
           </w:tcPr>
@@ -1579,7 +1652,7 @@
             <w:tcBorders>
               <w:top w:val="nil"/>
               <w:left w:val="nil"/>
-              <w:bottom w:val="single" w:sz="4" w:color="DDE3EA" w:space="0"/>
+              <w:bottom w:val="single" w:sz="4" w:color="E6EAF0" w:space="0"/>
               <w:right w:val="nil"/>
             </w:tcBorders>
           </w:tcPr>
@@ -1603,7 +1676,7 @@
             <w:tcBorders>
               <w:top w:val="nil"/>
               <w:left w:val="nil"/>
-              <w:bottom w:val="single" w:sz="4" w:color="DDE3EA" w:space="0"/>
+              <w:bottom w:val="single" w:sz="4" w:color="E6EAF0" w:space="0"/>
               <w:right w:val="nil"/>
             </w:tcBorders>
           </w:tcPr>
@@ -1627,7 +1700,7 @@
             <w:tcBorders>
               <w:top w:val="nil"/>
               <w:left w:val="nil"/>
-              <w:bottom w:val="single" w:sz="4" w:color="DDE3EA" w:space="0"/>
+              <w:bottom w:val="single" w:sz="4" w:color="E6EAF0" w:space="0"/>
               <w:right w:val="nil"/>
             </w:tcBorders>
           </w:tcPr>
@@ -1654,7 +1727,7 @@
             <w:tcBorders>
               <w:top w:val="nil"/>
               <w:left w:val="nil"/>
-              <w:bottom w:val="single" w:sz="4" w:color="DDE3EA" w:space="0"/>
+              <w:bottom w:val="single" w:sz="4" w:color="E6EAF0" w:space="0"/>
               <w:right w:val="nil"/>
             </w:tcBorders>
           </w:tcPr>
@@ -1704,7 +1777,7 @@
             <w:tcBorders>
               <w:top w:val="nil"/>
               <w:left w:val="nil"/>
-              <w:bottom w:val="single" w:sz="4" w:color="DDE3EA" w:space="0"/>
+              <w:bottom w:val="single" w:sz="4" w:color="E6EAF0" w:space="0"/>
               <w:right w:val="nil"/>
             </w:tcBorders>
           </w:tcPr>
@@ -1728,7 +1801,7 @@
             <w:tcBorders>
               <w:top w:val="nil"/>
               <w:left w:val="nil"/>
-              <w:bottom w:val="single" w:sz="4" w:color="DDE3EA" w:space="0"/>
+              <w:bottom w:val="single" w:sz="4" w:color="E6EAF0" w:space="0"/>
               <w:right w:val="nil"/>
             </w:tcBorders>
           </w:tcPr>
@@ -1752,7 +1825,7 @@
             <w:tcBorders>
               <w:top w:val="nil"/>
               <w:left w:val="nil"/>
-              <w:bottom w:val="single" w:sz="4" w:color="DDE3EA" w:space="0"/>
+              <w:bottom w:val="single" w:sz="4" w:color="E6EAF0" w:space="0"/>
               <w:right w:val="nil"/>
             </w:tcBorders>
           </w:tcPr>
@@ -1776,7 +1849,7 @@
             <w:tcBorders>
               <w:top w:val="nil"/>
               <w:left w:val="nil"/>
-              <w:bottom w:val="single" w:sz="4" w:color="DDE3EA" w:space="0"/>
+              <w:bottom w:val="single" w:sz="4" w:color="E6EAF0" w:space="0"/>
               <w:right w:val="nil"/>
             </w:tcBorders>
           </w:tcPr>
@@ -1800,7 +1873,7 @@
             <w:tcBorders>
               <w:top w:val="nil"/>
               <w:left w:val="nil"/>
-              <w:bottom w:val="single" w:sz="4" w:color="DDE3EA" w:space="0"/>
+              <w:bottom w:val="single" w:sz="4" w:color="E6EAF0" w:space="0"/>
               <w:right w:val="nil"/>
             </w:tcBorders>
           </w:tcPr>
@@ -1827,7 +1900,7 @@
             <w:tcBorders>
               <w:top w:val="nil"/>
               <w:left w:val="nil"/>
-              <w:bottom w:val="single" w:sz="4" w:color="DDE3EA" w:space="0"/>
+              <w:bottom w:val="single" w:sz="4" w:color="E6EAF0" w:space="0"/>
               <w:right w:val="nil"/>
             </w:tcBorders>
           </w:tcPr>
@@ -1877,7 +1950,7 @@
             <w:tcBorders>
               <w:top w:val="nil"/>
               <w:left w:val="nil"/>
-              <w:bottom w:val="single" w:sz="4" w:color="DDE3EA" w:space="0"/>
+              <w:bottom w:val="single" w:sz="4" w:color="E6EAF0" w:space="0"/>
               <w:right w:val="nil"/>
             </w:tcBorders>
           </w:tcPr>
@@ -1901,7 +1974,7 @@
             <w:tcBorders>
               <w:top w:val="nil"/>
               <w:left w:val="nil"/>
-              <w:bottom w:val="single" w:sz="4" w:color="DDE3EA" w:space="0"/>
+              <w:bottom w:val="single" w:sz="4" w:color="E6EAF0" w:space="0"/>
               <w:right w:val="nil"/>
             </w:tcBorders>
           </w:tcPr>
@@ -1925,7 +1998,7 @@
             <w:tcBorders>
               <w:top w:val="nil"/>
               <w:left w:val="nil"/>
-              <w:bottom w:val="single" w:sz="4" w:color="DDE3EA" w:space="0"/>
+              <w:bottom w:val="single" w:sz="4" w:color="E6EAF0" w:space="0"/>
               <w:right w:val="nil"/>
             </w:tcBorders>
           </w:tcPr>
@@ -1949,7 +2022,7 @@
             <w:tcBorders>
               <w:top w:val="nil"/>
               <w:left w:val="nil"/>
-              <w:bottom w:val="single" w:sz="4" w:color="DDE3EA" w:space="0"/>
+              <w:bottom w:val="single" w:sz="4" w:color="E6EAF0" w:space="0"/>
               <w:right w:val="nil"/>
             </w:tcBorders>
           </w:tcPr>
@@ -1973,7 +2046,7 @@
             <w:tcBorders>
               <w:top w:val="nil"/>
               <w:left w:val="nil"/>
-              <w:bottom w:val="single" w:sz="4" w:color="DDE3EA" w:space="0"/>
+              <w:bottom w:val="single" w:sz="4" w:color="E6EAF0" w:space="0"/>
               <w:right w:val="nil"/>
             </w:tcBorders>
           </w:tcPr>
@@ -2000,7 +2073,7 @@
             <w:tcBorders>
               <w:top w:val="nil"/>
               <w:left w:val="nil"/>
-              <w:bottom w:val="single" w:sz="4" w:color="DDE3EA" w:space="0"/>
+              <w:bottom w:val="single" w:sz="4" w:color="E6EAF0" w:space="0"/>
               <w:right w:val="nil"/>
             </w:tcBorders>
           </w:tcPr>
@@ -2033,7 +2106,7 @@
             <w:tcBorders>
               <w:top w:val="nil"/>
               <w:left w:val="nil"/>
-              <w:bottom w:val="single" w:sz="4" w:color="DDE3EA" w:space="0"/>
+              <w:bottom w:val="single" w:sz="4" w:color="E6EAF0" w:space="0"/>
               <w:right w:val="nil"/>
             </w:tcBorders>
           </w:tcPr>
@@ -2057,7 +2130,7 @@
             <w:tcBorders>
               <w:top w:val="nil"/>
               <w:left w:val="nil"/>
-              <w:bottom w:val="single" w:sz="4" w:color="DDE3EA" w:space="0"/>
+              <w:bottom w:val="single" w:sz="4" w:color="E6EAF0" w:space="0"/>
               <w:right w:val="nil"/>
             </w:tcBorders>
             <w:shd w:val="clear" w:color="auto" w:fill="FDF1D8"/>
@@ -2082,7 +2155,7 @@
             <w:tcBorders>
               <w:top w:val="nil"/>
               <w:left w:val="nil"/>
-              <w:bottom w:val="single" w:sz="4" w:color="DDE3EA" w:space="0"/>
+              <w:bottom w:val="single" w:sz="4" w:color="E6EAF0" w:space="0"/>
               <w:right w:val="nil"/>
             </w:tcBorders>
           </w:tcPr>
@@ -2106,7 +2179,7 @@
             <w:tcBorders>
               <w:top w:val="nil"/>
               <w:left w:val="nil"/>
-              <w:bottom w:val="single" w:sz="4" w:color="DDE3EA" w:space="0"/>
+              <w:bottom w:val="single" w:sz="4" w:color="E6EAF0" w:space="0"/>
               <w:right w:val="nil"/>
             </w:tcBorders>
           </w:tcPr>
@@ -2130,7 +2203,7 @@
             <w:tcBorders>
               <w:top w:val="nil"/>
               <w:left w:val="nil"/>
-              <w:bottom w:val="single" w:sz="4" w:color="DDE3EA" w:space="0"/>
+              <w:bottom w:val="single" w:sz="4" w:color="E6EAF0" w:space="0"/>
               <w:right w:val="nil"/>
             </w:tcBorders>
           </w:tcPr>
@@ -2157,7 +2230,7 @@
             <w:tcBorders>
               <w:top w:val="nil"/>
               <w:left w:val="nil"/>
-              <w:bottom w:val="single" w:sz="4" w:color="DDE3EA" w:space="0"/>
+              <w:bottom w:val="single" w:sz="4" w:color="E6EAF0" w:space="0"/>
               <w:right w:val="nil"/>
             </w:tcBorders>
           </w:tcPr>
@@ -2190,7 +2263,7 @@
             <w:tcBorders>
               <w:top w:val="nil"/>
               <w:left w:val="nil"/>
-              <w:bottom w:val="single" w:sz="4" w:color="DDE3EA" w:space="0"/>
+              <w:bottom w:val="single" w:sz="4" w:color="E6EAF0" w:space="0"/>
               <w:right w:val="nil"/>
             </w:tcBorders>
           </w:tcPr>
@@ -2214,7 +2287,7 @@
             <w:tcBorders>
               <w:top w:val="nil"/>
               <w:left w:val="nil"/>
-              <w:bottom w:val="single" w:sz="4" w:color="DDE3EA" w:space="0"/>
+              <w:bottom w:val="single" w:sz="4" w:color="E6EAF0" w:space="0"/>
               <w:right w:val="nil"/>
             </w:tcBorders>
             <w:shd w:val="clear" w:color="auto" w:fill="E3F3E8"/>
@@ -2239,7 +2312,7 @@
             <w:tcBorders>
               <w:top w:val="nil"/>
               <w:left w:val="nil"/>
-              <w:bottom w:val="single" w:sz="4" w:color="DDE3EA" w:space="0"/>
+              <w:bottom w:val="single" w:sz="4" w:color="E6EAF0" w:space="0"/>
               <w:right w:val="nil"/>
             </w:tcBorders>
           </w:tcPr>
@@ -2263,7 +2336,7 @@
             <w:tcBorders>
               <w:top w:val="nil"/>
               <w:left w:val="nil"/>
-              <w:bottom w:val="single" w:sz="4" w:color="DDE3EA" w:space="0"/>
+              <w:bottom w:val="single" w:sz="4" w:color="E6EAF0" w:space="0"/>
               <w:right w:val="nil"/>
             </w:tcBorders>
           </w:tcPr>
@@ -2287,7 +2360,7 @@
             <w:tcBorders>
               <w:top w:val="nil"/>
               <w:left w:val="nil"/>
-              <w:bottom w:val="single" w:sz="4" w:color="DDE3EA" w:space="0"/>
+              <w:bottom w:val="single" w:sz="4" w:color="E6EAF0" w:space="0"/>
               <w:right w:val="nil"/>
             </w:tcBorders>
           </w:tcPr>
@@ -2314,7 +2387,7 @@
             <w:tcBorders>
               <w:top w:val="nil"/>
               <w:left w:val="nil"/>
-              <w:bottom w:val="single" w:sz="4" w:color="DDE3EA" w:space="0"/>
+              <w:bottom w:val="single" w:sz="4" w:color="E6EAF0" w:space="0"/>
               <w:right w:val="nil"/>
             </w:tcBorders>
           </w:tcPr>
@@ -2381,7 +2454,7 @@
             <w:tcBorders>
               <w:top w:val="nil"/>
               <w:left w:val="nil"/>
-              <w:bottom w:val="single" w:sz="4" w:color="DDE3EA" w:space="0"/>
+              <w:bottom w:val="single" w:sz="4" w:color="E6EAF0" w:space="0"/>
               <w:right w:val="nil"/>
             </w:tcBorders>
           </w:tcPr>
@@ -2405,7 +2478,7 @@
             <w:tcBorders>
               <w:top w:val="nil"/>
               <w:left w:val="nil"/>
-              <w:bottom w:val="single" w:sz="4" w:color="DDE3EA" w:space="0"/>
+              <w:bottom w:val="single" w:sz="4" w:color="E6EAF0" w:space="0"/>
               <w:right w:val="nil"/>
             </w:tcBorders>
           </w:tcPr>
@@ -2429,7 +2502,7 @@
             <w:tcBorders>
               <w:top w:val="nil"/>
               <w:left w:val="nil"/>
-              <w:bottom w:val="single" w:sz="4" w:color="DDE3EA" w:space="0"/>
+              <w:bottom w:val="single" w:sz="4" w:color="E6EAF0" w:space="0"/>
               <w:right w:val="nil"/>
             </w:tcBorders>
           </w:tcPr>
@@ -2453,7 +2526,7 @@
             <w:tcBorders>
               <w:top w:val="nil"/>
               <w:left w:val="nil"/>
-              <w:bottom w:val="single" w:sz="4" w:color="DDE3EA" w:space="0"/>
+              <w:bottom w:val="single" w:sz="4" w:color="E6EAF0" w:space="0"/>
               <w:right w:val="nil"/>
             </w:tcBorders>
           </w:tcPr>
@@ -2477,7 +2550,7 @@
             <w:tcBorders>
               <w:top w:val="nil"/>
               <w:left w:val="nil"/>
-              <w:bottom w:val="single" w:sz="4" w:color="DDE3EA" w:space="0"/>
+              <w:bottom w:val="single" w:sz="4" w:color="E6EAF0" w:space="0"/>
               <w:right w:val="nil"/>
             </w:tcBorders>
           </w:tcPr>
@@ -2504,7 +2577,7 @@
             <w:tcBorders>
               <w:top w:val="nil"/>
               <w:left w:val="nil"/>
-              <w:bottom w:val="single" w:sz="4" w:color="DDE3EA" w:space="0"/>
+              <w:bottom w:val="single" w:sz="4" w:color="E6EAF0" w:space="0"/>
               <w:right w:val="nil"/>
             </w:tcBorders>
           </w:tcPr>
@@ -2571,7 +2644,7 @@
             <w:tcBorders>
               <w:top w:val="nil"/>
               <w:left w:val="nil"/>
-              <w:bottom w:val="single" w:sz="4" w:color="DDE3EA" w:space="0"/>
+              <w:bottom w:val="single" w:sz="4" w:color="E6EAF0" w:space="0"/>
               <w:right w:val="nil"/>
             </w:tcBorders>
           </w:tcPr>
@@ -2595,7 +2668,7 @@
             <w:tcBorders>
               <w:top w:val="nil"/>
               <w:left w:val="nil"/>
-              <w:bottom w:val="single" w:sz="4" w:color="DDE3EA" w:space="0"/>
+              <w:bottom w:val="single" w:sz="4" w:color="E6EAF0" w:space="0"/>
               <w:right w:val="nil"/>
             </w:tcBorders>
           </w:tcPr>
@@ -2619,7 +2692,7 @@
             <w:tcBorders>
               <w:top w:val="nil"/>
               <w:left w:val="nil"/>
-              <w:bottom w:val="single" w:sz="4" w:color="DDE3EA" w:space="0"/>
+              <w:bottom w:val="single" w:sz="4" w:color="E6EAF0" w:space="0"/>
               <w:right w:val="nil"/>
             </w:tcBorders>
           </w:tcPr>
@@ -2643,7 +2716,7 @@
             <w:tcBorders>
               <w:top w:val="nil"/>
               <w:left w:val="nil"/>
-              <w:bottom w:val="single" w:sz="4" w:color="DDE3EA" w:space="0"/>
+              <w:bottom w:val="single" w:sz="4" w:color="E6EAF0" w:space="0"/>
               <w:right w:val="nil"/>
             </w:tcBorders>
           </w:tcPr>
@@ -2667,7 +2740,7 @@
             <w:tcBorders>
               <w:top w:val="nil"/>
               <w:left w:val="nil"/>
-              <w:bottom w:val="single" w:sz="4" w:color="DDE3EA" w:space="0"/>
+              <w:bottom w:val="single" w:sz="4" w:color="E6EAF0" w:space="0"/>
               <w:right w:val="nil"/>
             </w:tcBorders>
           </w:tcPr>
@@ -2694,7 +2767,7 @@
             <w:tcBorders>
               <w:top w:val="nil"/>
               <w:left w:val="nil"/>
-              <w:bottom w:val="single" w:sz="4" w:color="DDE3EA" w:space="0"/>
+              <w:bottom w:val="single" w:sz="4" w:color="E6EAF0" w:space="0"/>
               <w:right w:val="nil"/>
             </w:tcBorders>
           </w:tcPr>
@@ -2744,7 +2817,7 @@
             <w:tcBorders>
               <w:top w:val="nil"/>
               <w:left w:val="nil"/>
-              <w:bottom w:val="single" w:sz="4" w:color="DDE3EA" w:space="0"/>
+              <w:bottom w:val="single" w:sz="4" w:color="E6EAF0" w:space="0"/>
               <w:right w:val="nil"/>
             </w:tcBorders>
           </w:tcPr>
@@ -2768,7 +2841,7 @@
             <w:tcBorders>
               <w:top w:val="nil"/>
               <w:left w:val="nil"/>
-              <w:bottom w:val="single" w:sz="4" w:color="DDE3EA" w:space="0"/>
+              <w:bottom w:val="single" w:sz="4" w:color="E6EAF0" w:space="0"/>
               <w:right w:val="nil"/>
             </w:tcBorders>
           </w:tcPr>
@@ -2792,7 +2865,7 @@
             <w:tcBorders>
               <w:top w:val="nil"/>
               <w:left w:val="nil"/>
-              <w:bottom w:val="single" w:sz="4" w:color="DDE3EA" w:space="0"/>
+              <w:bottom w:val="single" w:sz="4" w:color="E6EAF0" w:space="0"/>
               <w:right w:val="nil"/>
             </w:tcBorders>
           </w:tcPr>
@@ -2816,7 +2889,7 @@
             <w:tcBorders>
               <w:top w:val="nil"/>
               <w:left w:val="nil"/>
-              <w:bottom w:val="single" w:sz="4" w:color="DDE3EA" w:space="0"/>
+              <w:bottom w:val="single" w:sz="4" w:color="E6EAF0" w:space="0"/>
               <w:right w:val="nil"/>
             </w:tcBorders>
           </w:tcPr>
@@ -2840,7 +2913,7 @@
             <w:tcBorders>
               <w:top w:val="nil"/>
               <w:left w:val="nil"/>
-              <w:bottom w:val="single" w:sz="4" w:color="DDE3EA" w:space="0"/>
+              <w:bottom w:val="single" w:sz="4" w:color="E6EAF0" w:space="0"/>
               <w:right w:val="nil"/>
             </w:tcBorders>
           </w:tcPr>
@@ -2867,7 +2940,7 @@
             <w:tcBorders>
               <w:top w:val="nil"/>
               <w:left w:val="nil"/>
-              <w:bottom w:val="single" w:sz="4" w:color="DDE3EA" w:space="0"/>
+              <w:bottom w:val="single" w:sz="4" w:color="E6EAF0" w:space="0"/>
               <w:right w:val="nil"/>
             </w:tcBorders>
           </w:tcPr>
@@ -2934,7 +3007,7 @@
             <w:tcBorders>
               <w:top w:val="nil"/>
               <w:left w:val="nil"/>
-              <w:bottom w:val="single" w:sz="4" w:color="DDE3EA" w:space="0"/>
+              <w:bottom w:val="single" w:sz="4" w:color="E6EAF0" w:space="0"/>
               <w:right w:val="nil"/>
             </w:tcBorders>
           </w:tcPr>
@@ -2958,7 +3031,7 @@
             <w:tcBorders>
               <w:top w:val="nil"/>
               <w:left w:val="nil"/>
-              <w:bottom w:val="single" w:sz="4" w:color="DDE3EA" w:space="0"/>
+              <w:bottom w:val="single" w:sz="4" w:color="E6EAF0" w:space="0"/>
               <w:right w:val="nil"/>
             </w:tcBorders>
           </w:tcPr>
@@ -2982,7 +3055,7 @@
             <w:tcBorders>
               <w:top w:val="nil"/>
               <w:left w:val="nil"/>
-              <w:bottom w:val="single" w:sz="4" w:color="DDE3EA" w:space="0"/>
+              <w:bottom w:val="single" w:sz="4" w:color="E6EAF0" w:space="0"/>
               <w:right w:val="nil"/>
             </w:tcBorders>
           </w:tcPr>
@@ -3006,7 +3079,7 @@
             <w:tcBorders>
               <w:top w:val="nil"/>
               <w:left w:val="nil"/>
-              <w:bottom w:val="single" w:sz="4" w:color="DDE3EA" w:space="0"/>
+              <w:bottom w:val="single" w:sz="4" w:color="E6EAF0" w:space="0"/>
               <w:right w:val="nil"/>
             </w:tcBorders>
           </w:tcPr>
@@ -3030,7 +3103,7 @@
             <w:tcBorders>
               <w:top w:val="nil"/>
               <w:left w:val="nil"/>
-              <w:bottom w:val="single" w:sz="4" w:color="DDE3EA" w:space="0"/>
+              <w:bottom w:val="single" w:sz="4" w:color="E6EAF0" w:space="0"/>
               <w:right w:val="nil"/>
             </w:tcBorders>
           </w:tcPr>
@@ -3057,7 +3130,7 @@
             <w:tcBorders>
               <w:top w:val="nil"/>
               <w:left w:val="nil"/>
-              <w:bottom w:val="single" w:sz="4" w:color="DDE3EA" w:space="0"/>
+              <w:bottom w:val="single" w:sz="4" w:color="E6EAF0" w:space="0"/>
               <w:right w:val="nil"/>
             </w:tcBorders>
           </w:tcPr>
@@ -3107,7 +3180,7 @@
             <w:tcBorders>
               <w:top w:val="nil"/>
               <w:left w:val="nil"/>
-              <w:bottom w:val="single" w:sz="4" w:color="DDE3EA" w:space="0"/>
+              <w:bottom w:val="single" w:sz="4" w:color="E6EAF0" w:space="0"/>
               <w:right w:val="nil"/>
             </w:tcBorders>
           </w:tcPr>
@@ -3131,7 +3204,7 @@
             <w:tcBorders>
               <w:top w:val="nil"/>
               <w:left w:val="nil"/>
-              <w:bottom w:val="single" w:sz="4" w:color="DDE3EA" w:space="0"/>
+              <w:bottom w:val="single" w:sz="4" w:color="E6EAF0" w:space="0"/>
               <w:right w:val="nil"/>
             </w:tcBorders>
           </w:tcPr>
@@ -3155,7 +3228,7 @@
             <w:tcBorders>
               <w:top w:val="nil"/>
               <w:left w:val="nil"/>
-              <w:bottom w:val="single" w:sz="4" w:color="DDE3EA" w:space="0"/>
+              <w:bottom w:val="single" w:sz="4" w:color="E6EAF0" w:space="0"/>
               <w:right w:val="nil"/>
             </w:tcBorders>
           </w:tcPr>
@@ -3179,7 +3252,7 @@
             <w:tcBorders>
               <w:top w:val="nil"/>
               <w:left w:val="nil"/>
-              <w:bottom w:val="single" w:sz="4" w:color="DDE3EA" w:space="0"/>
+              <w:bottom w:val="single" w:sz="4" w:color="E6EAF0" w:space="0"/>
               <w:right w:val="nil"/>
             </w:tcBorders>
             <w:shd w:val="clear" w:color="auto" w:fill="FDF1D8"/>
@@ -3204,7 +3277,7 @@
             <w:tcBorders>
               <w:top w:val="nil"/>
               <w:left w:val="nil"/>
-              <w:bottom w:val="single" w:sz="4" w:color="DDE3EA" w:space="0"/>
+              <w:bottom w:val="single" w:sz="4" w:color="E6EAF0" w:space="0"/>
               <w:right w:val="nil"/>
             </w:tcBorders>
           </w:tcPr>
@@ -3231,7 +3304,7 @@
             <w:tcBorders>
               <w:top w:val="nil"/>
               <w:left w:val="nil"/>
-              <w:bottom w:val="single" w:sz="4" w:color="DDE3EA" w:space="0"/>
+              <w:bottom w:val="single" w:sz="4" w:color="E6EAF0" w:space="0"/>
               <w:right w:val="nil"/>
             </w:tcBorders>
           </w:tcPr>
@@ -3281,7 +3354,7 @@
             <w:tcBorders>
               <w:top w:val="nil"/>
               <w:left w:val="nil"/>
-              <w:bottom w:val="single" w:sz="4" w:color="DDE3EA" w:space="0"/>
+              <w:bottom w:val="single" w:sz="4" w:color="E6EAF0" w:space="0"/>
               <w:right w:val="nil"/>
             </w:tcBorders>
           </w:tcPr>
@@ -3305,7 +3378,7 @@
             <w:tcBorders>
               <w:top w:val="nil"/>
               <w:left w:val="nil"/>
-              <w:bottom w:val="single" w:sz="4" w:color="DDE3EA" w:space="0"/>
+              <w:bottom w:val="single" w:sz="4" w:color="E6EAF0" w:space="0"/>
               <w:right w:val="nil"/>
             </w:tcBorders>
           </w:tcPr>
@@ -3329,7 +3402,7 @@
             <w:tcBorders>
               <w:top w:val="nil"/>
               <w:left w:val="nil"/>
-              <w:bottom w:val="single" w:sz="4" w:color="DDE3EA" w:space="0"/>
+              <w:bottom w:val="single" w:sz="4" w:color="E6EAF0" w:space="0"/>
               <w:right w:val="nil"/>
             </w:tcBorders>
           </w:tcPr>
@@ -3353,7 +3426,7 @@
             <w:tcBorders>
               <w:top w:val="nil"/>
               <w:left w:val="nil"/>
-              <w:bottom w:val="single" w:sz="4" w:color="DDE3EA" w:space="0"/>
+              <w:bottom w:val="single" w:sz="4" w:color="E6EAF0" w:space="0"/>
               <w:right w:val="nil"/>
             </w:tcBorders>
             <w:shd w:val="clear" w:color="auto" w:fill="E3F3E8"/>
@@ -3378,7 +3451,7 @@
             <w:tcBorders>
               <w:top w:val="nil"/>
               <w:left w:val="nil"/>
-              <w:bottom w:val="single" w:sz="4" w:color="DDE3EA" w:space="0"/>
+              <w:bottom w:val="single" w:sz="4" w:color="E6EAF0" w:space="0"/>
               <w:right w:val="nil"/>
             </w:tcBorders>
           </w:tcPr>
@@ -3405,7 +3478,7 @@
             <w:tcBorders>
               <w:top w:val="nil"/>
               <w:left w:val="nil"/>
-              <w:bottom w:val="single" w:sz="4" w:color="DDE3EA" w:space="0"/>
+              <w:bottom w:val="single" w:sz="4" w:color="E6EAF0" w:space="0"/>
               <w:right w:val="nil"/>
             </w:tcBorders>
           </w:tcPr>
@@ -3438,7 +3511,7 @@
             <w:tcBorders>
               <w:top w:val="nil"/>
               <w:left w:val="nil"/>
-              <w:bottom w:val="single" w:sz="4" w:color="DDE3EA" w:space="0"/>
+              <w:bottom w:val="single" w:sz="4" w:color="E6EAF0" w:space="0"/>
               <w:right w:val="nil"/>
             </w:tcBorders>
           </w:tcPr>
@@ -3462,7 +3535,7 @@
             <w:tcBorders>
               <w:top w:val="nil"/>
               <w:left w:val="nil"/>
-              <w:bottom w:val="single" w:sz="4" w:color="DDE3EA" w:space="0"/>
+              <w:bottom w:val="single" w:sz="4" w:color="E6EAF0" w:space="0"/>
               <w:right w:val="nil"/>
             </w:tcBorders>
           </w:tcPr>
@@ -3486,7 +3559,7 @@
             <w:tcBorders>
               <w:top w:val="nil"/>
               <w:left w:val="nil"/>
-              <w:bottom w:val="single" w:sz="4" w:color="DDE3EA" w:space="0"/>
+              <w:bottom w:val="single" w:sz="4" w:color="E6EAF0" w:space="0"/>
               <w:right w:val="nil"/>
             </w:tcBorders>
           </w:tcPr>
@@ -3510,7 +3583,7 @@
             <w:tcBorders>
               <w:top w:val="nil"/>
               <w:left w:val="nil"/>
-              <w:bottom w:val="single" w:sz="4" w:color="DDE3EA" w:space="0"/>
+              <w:bottom w:val="single" w:sz="4" w:color="E6EAF0" w:space="0"/>
               <w:right w:val="nil"/>
             </w:tcBorders>
             <w:shd w:val="clear" w:color="auto" w:fill="E3F3E8"/>
@@ -3535,7 +3608,7 @@
             <w:tcBorders>
               <w:top w:val="nil"/>
               <w:left w:val="nil"/>
-              <w:bottom w:val="single" w:sz="4" w:color="DDE3EA" w:space="0"/>
+              <w:bottom w:val="single" w:sz="4" w:color="E6EAF0" w:space="0"/>
               <w:right w:val="nil"/>
             </w:tcBorders>
           </w:tcPr>
@@ -3562,7 +3635,7 @@
             <w:tcBorders>
               <w:top w:val="nil"/>
               <w:left w:val="nil"/>
-              <w:bottom w:val="single" w:sz="4" w:color="DDE3EA" w:space="0"/>
+              <w:bottom w:val="single" w:sz="4" w:color="E6EAF0" w:space="0"/>
               <w:right w:val="nil"/>
             </w:tcBorders>
           </w:tcPr>
@@ -3612,7 +3685,7 @@
             <w:tcBorders>
               <w:top w:val="nil"/>
               <w:left w:val="nil"/>
-              <w:bottom w:val="single" w:sz="4" w:color="DDE3EA" w:space="0"/>
+              <w:bottom w:val="single" w:sz="4" w:color="E6EAF0" w:space="0"/>
               <w:right w:val="nil"/>
             </w:tcBorders>
           </w:tcPr>
@@ -3636,7 +3709,7 @@
             <w:tcBorders>
               <w:top w:val="nil"/>
               <w:left w:val="nil"/>
-              <w:bottom w:val="single" w:sz="4" w:color="DDE3EA" w:space="0"/>
+              <w:bottom w:val="single" w:sz="4" w:color="E6EAF0" w:space="0"/>
               <w:right w:val="nil"/>
             </w:tcBorders>
           </w:tcPr>
@@ -3660,7 +3733,7 @@
             <w:tcBorders>
               <w:top w:val="nil"/>
               <w:left w:val="nil"/>
-              <w:bottom w:val="single" w:sz="4" w:color="DDE3EA" w:space="0"/>
+              <w:bottom w:val="single" w:sz="4" w:color="E6EAF0" w:space="0"/>
               <w:right w:val="nil"/>
             </w:tcBorders>
           </w:tcPr>
@@ -3684,7 +3757,7 @@
             <w:tcBorders>
               <w:top w:val="nil"/>
               <w:left w:val="nil"/>
-              <w:bottom w:val="single" w:sz="4" w:color="DDE3EA" w:space="0"/>
+              <w:bottom w:val="single" w:sz="4" w:color="E6EAF0" w:space="0"/>
               <w:right w:val="nil"/>
             </w:tcBorders>
             <w:shd w:val="clear" w:color="auto" w:fill="E3F3E8"/>
@@ -3709,7 +3782,7 @@
             <w:tcBorders>
               <w:top w:val="nil"/>
               <w:left w:val="nil"/>
-              <w:bottom w:val="single" w:sz="4" w:color="DDE3EA" w:space="0"/>
+              <w:bottom w:val="single" w:sz="4" w:color="E6EAF0" w:space="0"/>
               <w:right w:val="nil"/>
             </w:tcBorders>
           </w:tcPr>
@@ -3736,7 +3809,7 @@
             <w:tcBorders>
               <w:top w:val="nil"/>
               <w:left w:val="nil"/>
-              <w:bottom w:val="single" w:sz="4" w:color="DDE3EA" w:space="0"/>
+              <w:bottom w:val="single" w:sz="4" w:color="E6EAF0" w:space="0"/>
               <w:right w:val="nil"/>
             </w:tcBorders>
           </w:tcPr>
@@ -3769,7 +3842,7 @@
             <w:tcBorders>
               <w:top w:val="nil"/>
               <w:left w:val="nil"/>
-              <w:bottom w:val="single" w:sz="4" w:color="DDE3EA" w:space="0"/>
+              <w:bottom w:val="single" w:sz="4" w:color="E6EAF0" w:space="0"/>
               <w:right w:val="nil"/>
             </w:tcBorders>
           </w:tcPr>
@@ -3793,7 +3866,7 @@
             <w:tcBorders>
               <w:top w:val="nil"/>
               <w:left w:val="nil"/>
-              <w:bottom w:val="single" w:sz="4" w:color="DDE3EA" w:space="0"/>
+              <w:bottom w:val="single" w:sz="4" w:color="E6EAF0" w:space="0"/>
               <w:right w:val="nil"/>
             </w:tcBorders>
           </w:tcPr>
@@ -3817,7 +3890,7 @@
             <w:tcBorders>
               <w:top w:val="nil"/>
               <w:left w:val="nil"/>
-              <w:bottom w:val="single" w:sz="4" w:color="DDE3EA" w:space="0"/>
+              <w:bottom w:val="single" w:sz="4" w:color="E6EAF0" w:space="0"/>
               <w:right w:val="nil"/>
             </w:tcBorders>
           </w:tcPr>
@@ -3841,7 +3914,7 @@
             <w:tcBorders>
               <w:top w:val="nil"/>
               <w:left w:val="nil"/>
-              <w:bottom w:val="single" w:sz="4" w:color="DDE3EA" w:space="0"/>
+              <w:bottom w:val="single" w:sz="4" w:color="E6EAF0" w:space="0"/>
               <w:right w:val="nil"/>
             </w:tcBorders>
             <w:shd w:val="clear" w:color="auto" w:fill="E3F3E8"/>
@@ -3866,7 +3939,7 @@
             <w:tcBorders>
               <w:top w:val="nil"/>
               <w:left w:val="nil"/>
-              <w:bottom w:val="single" w:sz="4" w:color="DDE3EA" w:space="0"/>
+              <w:bottom w:val="single" w:sz="4" w:color="E6EAF0" w:space="0"/>
               <w:right w:val="nil"/>
             </w:tcBorders>
           </w:tcPr>
@@ -3899,7 +3972,7 @@
       <w:r>
         <w:rPr>
           <w:b w:val="0"/>
-          <w:color w:val="5F6B7A"/>
+          <w:color w:val="667085"/>
           <w:sz w:val="16"/>
         </w:rPr>
         <w:t>Colours: green change – the metric is improving, red – worsening. Latest-period cell background: green – good level, amber – average, red – weak (tool benchmarks, config/metric_rules.yaml).</w:t>
@@ -3912,7 +3985,7 @@
       <w:r>
         <w:rPr>
           <w:b w:val="0"/>
-          <w:color w:val="5F6B7A"/>
+          <w:color w:val="667085"/>
           <w:sz w:val="16"/>
         </w:rPr>
         <w:t>* – taken from the report summary;  ᶜ – calculated by the tool. Small numbers next to text link to the source (opens the document at the cited page).</w:t>
@@ -3958,7 +4031,7 @@
       <w:pPr>
         <w:keepNext/>
         <w:pBdr>
-          <w:bottom w:val="single" w:sz="8" w:color="1F4E79" w:space="4"/>
+          <w:bottom w:val="single" w:sz="8" w:color="12355B" w:space="4"/>
         </w:pBdr>
         <w:tabs>
           <w:tab w:pos="482" w:val="left"/>
@@ -3971,13 +4044,13 @@
           <w:color w:val="2A78D6"/>
           <w:sz w:val="18"/>
         </w:rPr>
-        <w:t>04</w:t>
+        <w:t>03</w:t>
         <w:tab/>
       </w:r>
       <w:r>
         <w:rPr>
           <w:b/>
-          <w:color w:val="1F4E79"/>
+          <w:color w:val="12355B"/>
           <w:sz w:val="28"/>
         </w:rPr>
         <w:t>Business performance review</w:t>
@@ -4084,7 +4157,7 @@
       <w:pPr>
         <w:keepNext/>
         <w:pBdr>
-          <w:bottom w:val="single" w:sz="8" w:color="1F4E79" w:space="4"/>
+          <w:bottom w:val="single" w:sz="8" w:color="12355B" w:space="4"/>
         </w:pBdr>
         <w:tabs>
           <w:tab w:pos="482" w:val="left"/>
@@ -4097,13 +4170,13 @@
           <w:color w:val="2A78D6"/>
           <w:sz w:val="18"/>
         </w:rPr>
-        <w:t>05</w:t>
+        <w:t>04</w:t>
         <w:tab/>
       </w:r>
       <w:r>
         <w:rPr>
           <w:b/>
-          <w:color w:val="1F4E79"/>
+          <w:color w:val="12355B"/>
           <w:sz w:val="28"/>
         </w:rPr>
         <w:t>Financials</w:t>
@@ -4216,7 +4289,7 @@
       <w:pPr>
         <w:keepNext/>
         <w:pBdr>
-          <w:bottom w:val="single" w:sz="8" w:color="1F4E79" w:space="4"/>
+          <w:bottom w:val="single" w:sz="8" w:color="12355B" w:space="4"/>
         </w:pBdr>
         <w:tabs>
           <w:tab w:pos="482" w:val="left"/>
@@ -4229,13 +4302,13 @@
           <w:color w:val="2A78D6"/>
           <w:sz w:val="18"/>
         </w:rPr>
-        <w:t>06</w:t>
+        <w:t>05</w:t>
         <w:tab/>
       </w:r>
       <w:r>
         <w:rPr>
           <w:b/>
-          <w:color w:val="1F4E79"/>
+          <w:color w:val="12355B"/>
           <w:sz w:val="28"/>
         </w:rPr>
         <w:t>Past plans vs outcomes</w:t>
@@ -4272,12 +4345,11 @@
           <w:tcPr>
             <w:tcW w:type="dxa" w:w="2578"/>
             <w:tcBorders>
-              <w:top w:val="single" w:sz="12" w:color="1F4E79" w:space="0"/>
+              <w:top w:val="nil"/>
               <w:left w:val="nil"/>
-              <w:bottom w:val="single" w:sz="4" w:color="C9D3DE" w:space="0"/>
+              <w:bottom w:val="single" w:sz="8" w:color="12355B" w:space="0"/>
               <w:right w:val="nil"/>
             </w:tcBorders>
-            <w:shd w:val="clear" w:color="auto" w:fill="EAF1F8"/>
           </w:tcPr>
           <w:p>
             <w:pPr>
@@ -4287,8 +4359,8 @@
               <w:rPr>
                 <w:b/>
                 <w:caps/>
-                <w:color w:val="1F4E79"/>
-                <w:sz w:val="16"/>
+                <w:color w:val="667085"/>
+                <w:sz w:val="14"/>
               </w:rPr>
               <w:t>Plan / target</w:t>
             </w:r>
@@ -4298,12 +4370,11 @@
           <w:tcPr>
             <w:tcW w:type="dxa" w:w="2578"/>
             <w:tcBorders>
-              <w:top w:val="single" w:sz="12" w:color="1F4E79" w:space="0"/>
+              <w:top w:val="nil"/>
               <w:left w:val="nil"/>
-              <w:bottom w:val="single" w:sz="4" w:color="C9D3DE" w:space="0"/>
+              <w:bottom w:val="single" w:sz="8" w:color="12355B" w:space="0"/>
               <w:right w:val="nil"/>
             </w:tcBorders>
-            <w:shd w:val="clear" w:color="auto" w:fill="EAF1F8"/>
           </w:tcPr>
           <w:p>
             <w:pPr>
@@ -4313,8 +4384,8 @@
               <w:rPr>
                 <w:b/>
                 <w:caps/>
-                <w:color w:val="1F4E79"/>
-                <w:sz w:val="16"/>
+                <w:color w:val="667085"/>
+                <w:sz w:val="14"/>
               </w:rPr>
               <w:t>Outcome</w:t>
             </w:r>
@@ -4324,12 +4395,11 @@
           <w:tcPr>
             <w:tcW w:type="dxa" w:w="3138"/>
             <w:tcBorders>
-              <w:top w:val="single" w:sz="12" w:color="1F4E79" w:space="0"/>
+              <w:top w:val="nil"/>
               <w:left w:val="nil"/>
-              <w:bottom w:val="single" w:sz="4" w:color="C9D3DE" w:space="0"/>
+              <w:bottom w:val="single" w:sz="8" w:color="12355B" w:space="0"/>
               <w:right w:val="nil"/>
             </w:tcBorders>
-            <w:shd w:val="clear" w:color="auto" w:fill="EAF1F8"/>
           </w:tcPr>
           <w:p>
             <w:pPr>
@@ -4339,8 +4409,8 @@
               <w:rPr>
                 <w:b/>
                 <w:caps/>
-                <w:color w:val="1F4E79"/>
-                <w:sz w:val="16"/>
+                <w:color w:val="667085"/>
+                <w:sz w:val="14"/>
               </w:rPr>
               <w:t>What changed and why</w:t>
             </w:r>
@@ -4350,12 +4420,11 @@
           <w:tcPr>
             <w:tcW w:type="dxa" w:w="1345"/>
             <w:tcBorders>
-              <w:top w:val="single" w:sz="12" w:color="1F4E79" w:space="0"/>
+              <w:top w:val="nil"/>
               <w:left w:val="nil"/>
-              <w:bottom w:val="single" w:sz="4" w:color="C9D3DE" w:space="0"/>
+              <w:bottom w:val="single" w:sz="8" w:color="12355B" w:space="0"/>
               <w:right w:val="nil"/>
             </w:tcBorders>
-            <w:shd w:val="clear" w:color="auto" w:fill="EAF1F8"/>
           </w:tcPr>
           <w:p>
             <w:pPr>
@@ -4365,8 +4434,8 @@
               <w:rPr>
                 <w:b/>
                 <w:caps/>
-                <w:color w:val="1F4E79"/>
-                <w:sz w:val="16"/>
+                <w:color w:val="667085"/>
+                <w:sz w:val="14"/>
               </w:rPr>
               <w:t>Status</w:t>
             </w:r>
@@ -4380,7 +4449,7 @@
             <w:tcBorders>
               <w:top w:val="nil"/>
               <w:left w:val="nil"/>
-              <w:bottom w:val="single" w:sz="4" w:color="DDE3EA" w:space="0"/>
+              <w:bottom w:val="single" w:sz="4" w:color="E6EAF0" w:space="0"/>
               <w:right w:val="nil"/>
             </w:tcBorders>
           </w:tcPr>
@@ -4403,7 +4472,7 @@
             <w:tcBorders>
               <w:top w:val="nil"/>
               <w:left w:val="nil"/>
-              <w:bottom w:val="single" w:sz="4" w:color="DDE3EA" w:space="0"/>
+              <w:bottom w:val="single" w:sz="4" w:color="E6EAF0" w:space="0"/>
               <w:right w:val="nil"/>
             </w:tcBorders>
           </w:tcPr>
@@ -4453,7 +4522,7 @@
             <w:tcBorders>
               <w:top w:val="nil"/>
               <w:left w:val="nil"/>
-              <w:bottom w:val="single" w:sz="4" w:color="DDE3EA" w:space="0"/>
+              <w:bottom w:val="single" w:sz="4" w:color="E6EAF0" w:space="0"/>
               <w:right w:val="nil"/>
             </w:tcBorders>
           </w:tcPr>
@@ -4493,7 +4562,7 @@
             <w:tcBorders>
               <w:top w:val="nil"/>
               <w:left w:val="nil"/>
-              <w:bottom w:val="single" w:sz="4" w:color="DDE3EA" w:space="0"/>
+              <w:bottom w:val="single" w:sz="4" w:color="E6EAF0" w:space="0"/>
               <w:right w:val="nil"/>
             </w:tcBorders>
             <w:shd w:val="clear" w:color="auto" w:fill="EAF1F8"/>
@@ -4519,7 +4588,7 @@
             <w:tcBorders>
               <w:top w:val="nil"/>
               <w:left w:val="nil"/>
-              <w:bottom w:val="single" w:sz="4" w:color="DDE3EA" w:space="0"/>
+              <w:bottom w:val="single" w:sz="4" w:color="E6EAF0" w:space="0"/>
               <w:right w:val="nil"/>
             </w:tcBorders>
           </w:tcPr>
@@ -4542,7 +4611,7 @@
             <w:tcBorders>
               <w:top w:val="nil"/>
               <w:left w:val="nil"/>
-              <w:bottom w:val="single" w:sz="4" w:color="DDE3EA" w:space="0"/>
+              <w:bottom w:val="single" w:sz="4" w:color="E6EAF0" w:space="0"/>
               <w:right w:val="nil"/>
             </w:tcBorders>
           </w:tcPr>
@@ -4592,7 +4661,7 @@
             <w:tcBorders>
               <w:top w:val="nil"/>
               <w:left w:val="nil"/>
-              <w:bottom w:val="single" w:sz="4" w:color="DDE3EA" w:space="0"/>
+              <w:bottom w:val="single" w:sz="4" w:color="E6EAF0" w:space="0"/>
               <w:right w:val="nil"/>
             </w:tcBorders>
           </w:tcPr>
@@ -4632,7 +4701,7 @@
             <w:tcBorders>
               <w:top w:val="nil"/>
               <w:left w:val="nil"/>
-              <w:bottom w:val="single" w:sz="4" w:color="DDE3EA" w:space="0"/>
+              <w:bottom w:val="single" w:sz="4" w:color="E6EAF0" w:space="0"/>
               <w:right w:val="nil"/>
             </w:tcBorders>
             <w:shd w:val="clear" w:color="auto" w:fill="FDF1D8"/>
@@ -4658,7 +4727,7 @@
             <w:tcBorders>
               <w:top w:val="nil"/>
               <w:left w:val="nil"/>
-              <w:bottom w:val="single" w:sz="4" w:color="DDE3EA" w:space="0"/>
+              <w:bottom w:val="single" w:sz="4" w:color="E6EAF0" w:space="0"/>
               <w:right w:val="nil"/>
             </w:tcBorders>
           </w:tcPr>
@@ -4681,7 +4750,7 @@
             <w:tcBorders>
               <w:top w:val="nil"/>
               <w:left w:val="nil"/>
-              <w:bottom w:val="single" w:sz="4" w:color="DDE3EA" w:space="0"/>
+              <w:bottom w:val="single" w:sz="4" w:color="E6EAF0" w:space="0"/>
               <w:right w:val="nil"/>
             </w:tcBorders>
           </w:tcPr>
@@ -4714,7 +4783,7 @@
             <w:tcBorders>
               <w:top w:val="nil"/>
               <w:left w:val="nil"/>
-              <w:bottom w:val="single" w:sz="4" w:color="DDE3EA" w:space="0"/>
+              <w:bottom w:val="single" w:sz="4" w:color="E6EAF0" w:space="0"/>
               <w:right w:val="nil"/>
             </w:tcBorders>
           </w:tcPr>
@@ -4754,7 +4823,7 @@
             <w:tcBorders>
               <w:top w:val="nil"/>
               <w:left w:val="nil"/>
-              <w:bottom w:val="single" w:sz="4" w:color="DDE3EA" w:space="0"/>
+              <w:bottom w:val="single" w:sz="4" w:color="E6EAF0" w:space="0"/>
               <w:right w:val="nil"/>
             </w:tcBorders>
             <w:shd w:val="clear" w:color="auto" w:fill="EAF1F8"/>
@@ -4783,7 +4852,7 @@
       <w:pPr>
         <w:keepNext/>
         <w:pBdr>
-          <w:bottom w:val="single" w:sz="8" w:color="1F4E79" w:space="4"/>
+          <w:bottom w:val="single" w:sz="8" w:color="12355B" w:space="4"/>
         </w:pBdr>
         <w:tabs>
           <w:tab w:pos="482" w:val="left"/>
@@ -4796,13 +4865,13 @@
           <w:color w:val="2A78D6"/>
           <w:sz w:val="18"/>
         </w:rPr>
-        <w:t>07</w:t>
+        <w:t>06</w:t>
         <w:tab/>
       </w:r>
       <w:r>
         <w:rPr>
           <w:b/>
-          <w:color w:val="1F4E79"/>
+          <w:color w:val="12355B"/>
           <w:sz w:val="28"/>
         </w:rPr>
         <w:t>Investor information &amp; conclusions</w:t>
@@ -4980,7 +5049,7 @@
       <w:pPr>
         <w:keepNext/>
         <w:pBdr>
-          <w:bottom w:val="single" w:sz="8" w:color="1F4E79" w:space="4"/>
+          <w:bottom w:val="single" w:sz="8" w:color="12355B" w:space="4"/>
         </w:pBdr>
         <w:tabs>
           <w:tab w:pos="482" w:val="left"/>
@@ -4993,16 +5062,16 @@
           <w:color w:val="2A78D6"/>
           <w:sz w:val="18"/>
         </w:rPr>
-        <w:t>08</w:t>
+        <w:t>07</w:t>
         <w:tab/>
       </w:r>
       <w:r>
         <w:rPr>
           <w:b/>
-          <w:color w:val="1F4E79"/>
+          <w:color w:val="12355B"/>
           <w:sz w:val="28"/>
         </w:rPr>
-        <w:t>In the press</w:t>
+        <w:t>Market and environment</w:t>
       </w:r>
     </w:p>
     <w:p>
@@ -5026,13 +5095,75 @@
         <w:rPr>
           <w:b/>
         </w:rPr>
-        <w:t>Supervisory precept:</w:t>
+        <w:t>Growth and Euribor:</w:t>
       </w:r>
       <w:r>
         <w:rPr>
           <w:b w:val="0"/>
         </w:rPr>
-        <w:t xml:space="preserve"> on 2026-10-21 the press reported that the Estonian FSA ordered the bank to change its internal control and lending processes</w:t>
+        <w:t xml:space="preserve"> Q3 profit EUR 9.1m (+30% y/y) on higher lending volumes, good portfolio quality and rising Euribor</w:t>
+      </w:r>
+      <w:hyperlink r:id="rId28">
+        <w:r>
+          <w:rPr>
+            <w:color w:val="2A78D6"/>
+            <w:vertAlign w:val="superscript"/>
+            <w:sz w:val="17"/>
+          </w:rPr>
+          <w:t xml:space="preserve">21</w:t>
+        </w:r>
+      </w:hyperlink>
+      <w:r>
+        <w:rPr>
+          <w:b w:val="0"/>
+        </w:rPr>
+        <w:t>; NIM 3.2% (3.0% a year earlier)</w:t>
+      </w:r>
+      <w:hyperlink r:id="rId13">
+        <w:r>
+          <w:rPr>
+            <w:color w:val="2A78D6"/>
+            <w:vertAlign w:val="superscript"/>
+            <w:sz w:val="17"/>
+          </w:rPr>
+          <w:t xml:space="preserve">9</w:t>
+        </w:r>
+      </w:hyperlink>
+      <w:r>
+        <w:rPr>
+          <w:b w:val="0"/>
+        </w:rPr>
+        <w:t>.</w:t>
+      </w:r>
+    </w:p>
+    <w:p>
+      <w:pPr>
+        <w:tabs>
+          <w:tab w:pos="255" w:val="left"/>
+        </w:tabs>
+        <w:spacing w:before="0" w:after="80"/>
+        <w:ind w:left="255" w:hanging="255"/>
+      </w:pPr>
+      <w:r>
+        <w:rPr>
+          <w:b/>
+          <w:color w:val="2A78D6"/>
+          <w:sz w:val="20"/>
+        </w:rPr>
+        <w:t>▪</w:t>
+        <w:tab/>
+      </w:r>
+      <w:r>
+        <w:rPr>
+          <w:b/>
+        </w:rPr>
+        <w:t>Funding and risk:</w:t>
+      </w:r>
+      <w:r>
+        <w:rPr>
+          <w:b w:val="0"/>
+        </w:rPr>
+        <w:t xml:space="preserve"> cost of funding 2.1% (2.3%), deposits +EUR 131m in the quarter; impairments EUR 0.4m, overdue loans 2% (2.3%)</w:t>
       </w:r>
       <w:hyperlink r:id="rId28">
         <w:r>
@@ -5072,13 +5203,990 @@
         <w:rPr>
           <w:b/>
         </w:rPr>
-        <w:t>Shares:</w:t>
+        <w:t>Targets:</w:t>
       </w:r>
       <w:r>
         <w:rPr>
           <w:b w:val="0"/>
         </w:rPr>
-        <w:t xml:space="preserve"> the bank is buying back its own shares (notice 2026-10-19); Trigon bought shares for more than EUR 1m (2026-09-25)</w:t>
+        <w:t xml:space="preserve"> more than EUR 60m annual profit by 2030 and faster growth than the Estonian banking market</w:t>
+      </w:r>
+      <w:hyperlink r:id="rId28">
+        <w:r>
+          <w:rPr>
+            <w:color w:val="2A78D6"/>
+            <w:vertAlign w:val="superscript"/>
+            <w:sz w:val="17"/>
+          </w:rPr>
+          <w:t xml:space="preserve">21</w:t>
+        </w:r>
+      </w:hyperlink>
+      <w:r>
+        <w:rPr>
+          <w:b w:val="0"/>
+        </w:rPr>
+        <w:t>.</w:t>
+      </w:r>
+    </w:p>
+    <w:tbl>
+      <w:tblPr>
+        <w:tblW w:w="9639" w:type="dxa"/>
+        <w:tblBorders>
+          <w:top w:val="nil"/>
+          <w:left w:val="nil"/>
+          <w:bottom w:val="nil"/>
+          <w:right w:val="nil"/>
+          <w:insideH w:val="nil"/>
+          <w:insideV w:val="nil"/>
+        </w:tblBorders>
+        <w:tblLayout w:type="fixed"/>
+        <w:tblCellMar>
+          <w:top w:w="70" w:type="dxa"/>
+          <w:left w:w="100" w:type="dxa"/>
+          <w:bottom w:w="70" w:type="dxa"/>
+          <w:right w:w="100" w:type="dxa"/>
+        </w:tblCellMar>
+        <w:tblLook w:firstColumn="1" w:firstRow="1" w:lastColumn="0" w:lastRow="0" w:noHBand="0" w:noVBand="1" w:val="04A0"/>
+      </w:tblPr>
+      <w:tblGrid>
+        <w:gridCol w:w="3515"/>
+        <w:gridCol w:w="1814"/>
+        <w:gridCol w:w="1360"/>
+        <w:gridCol w:w="1360"/>
+        <w:gridCol w:w="1587"/>
+      </w:tblGrid>
+      <w:tr>
+        <w:tc>
+          <w:tcPr>
+            <w:tcW w:type="dxa" w:w="3515"/>
+            <w:tcBorders>
+              <w:top w:val="nil"/>
+              <w:left w:val="nil"/>
+              <w:bottom w:val="single" w:sz="8" w:color="12355B" w:space="0"/>
+              <w:right w:val="nil"/>
+            </w:tcBorders>
+          </w:tcPr>
+          <w:p>
+            <w:pPr>
+              <w:spacing w:before="0" w:after="0"/>
+            </w:pPr>
+            <w:r>
+              <w:rPr>
+                <w:b/>
+                <w:caps/>
+                <w:color w:val="667085"/>
+                <w:sz w:val="14"/>
+              </w:rPr>
+            </w:r>
+          </w:p>
+        </w:tc>
+        <w:tc>
+          <w:tcPr>
+            <w:tcW w:type="dxa" w:w="1814"/>
+            <w:tcBorders>
+              <w:top w:val="nil"/>
+              <w:left w:val="nil"/>
+              <w:bottom w:val="single" w:sz="8" w:color="12355B" w:space="0"/>
+              <w:right w:val="nil"/>
+            </w:tcBorders>
+          </w:tcPr>
+          <w:p>
+            <w:pPr>
+              <w:spacing w:before="0" w:after="0"/>
+              <w:jc w:val="right"/>
+            </w:pPr>
+            <w:r>
+              <w:rPr>
+                <w:b/>
+                <w:caps/>
+                <w:color w:val="667085"/>
+                <w:sz w:val="14"/>
+              </w:rPr>
+              <w:t>Now</w:t>
+            </w:r>
+          </w:p>
+        </w:tc>
+        <w:tc>
+          <w:tcPr>
+            <w:tcW w:type="dxa" w:w="1361"/>
+            <w:tcBorders>
+              <w:top w:val="nil"/>
+              <w:left w:val="nil"/>
+              <w:bottom w:val="single" w:sz="8" w:color="12355B" w:space="0"/>
+              <w:right w:val="nil"/>
+            </w:tcBorders>
+          </w:tcPr>
+          <w:p>
+            <w:pPr>
+              <w:spacing w:before="0" w:after="0"/>
+              <w:jc w:val="right"/>
+            </w:pPr>
+            <w:r>
+              <w:rPr>
+                <w:b/>
+                <w:caps/>
+                <w:color w:val="667085"/>
+                <w:sz w:val="14"/>
+              </w:rPr>
+              <w:t>3 months ago</w:t>
+            </w:r>
+          </w:p>
+        </w:tc>
+        <w:tc>
+          <w:tcPr>
+            <w:tcW w:type="dxa" w:w="1361"/>
+            <w:tcBorders>
+              <w:top w:val="nil"/>
+              <w:left w:val="nil"/>
+              <w:bottom w:val="single" w:sz="8" w:color="12355B" w:space="0"/>
+              <w:right w:val="nil"/>
+            </w:tcBorders>
+          </w:tcPr>
+          <w:p>
+            <w:pPr>
+              <w:spacing w:before="0" w:after="0"/>
+              <w:jc w:val="right"/>
+            </w:pPr>
+            <w:r>
+              <w:rPr>
+                <w:b/>
+                <w:caps/>
+                <w:color w:val="667085"/>
+                <w:sz w:val="14"/>
+              </w:rPr>
+              <w:t>12 months ago</w:t>
+            </w:r>
+          </w:p>
+        </w:tc>
+        <w:tc>
+          <w:tcPr>
+            <w:tcW w:type="dxa" w:w="1587"/>
+            <w:tcBorders>
+              <w:top w:val="nil"/>
+              <w:left w:val="nil"/>
+              <w:bottom w:val="single" w:sz="8" w:color="12355B" w:space="0"/>
+              <w:right w:val="nil"/>
+            </w:tcBorders>
+          </w:tcPr>
+          <w:p>
+            <w:pPr>
+              <w:spacing w:before="0" w:after="0"/>
+              <w:jc w:val="right"/>
+            </w:pPr>
+            <w:r>
+              <w:rPr>
+                <w:b/>
+                <w:caps/>
+                <w:color w:val="667085"/>
+                <w:sz w:val="14"/>
+              </w:rPr>
+              <w:t>12-month change</w:t>
+            </w:r>
+          </w:p>
+        </w:tc>
+      </w:tr>
+      <w:tr>
+        <w:tc>
+          <w:tcPr>
+            <w:tcW w:type="dxa" w:w="3515"/>
+            <w:tcBorders>
+              <w:top w:val="nil"/>
+              <w:left w:val="nil"/>
+              <w:bottom w:val="single" w:sz="4" w:color="E6EAF0" w:space="0"/>
+              <w:right w:val="nil"/>
+            </w:tcBorders>
+          </w:tcPr>
+          <w:p>
+            <w:pPr>
+              <w:spacing w:before="0" w:after="0"/>
+            </w:pPr>
+            <w:r>
+              <w:rPr>
+                <w:b w:val="0"/>
+                <w:sz w:val="17"/>
+              </w:rPr>
+              <w:t>ECB deposit facility rate</w:t>
+            </w:r>
+          </w:p>
+        </w:tc>
+        <w:tc>
+          <w:tcPr>
+            <w:tcW w:type="dxa" w:w="1814"/>
+            <w:tcBorders>
+              <w:top w:val="nil"/>
+              <w:left w:val="nil"/>
+              <w:bottom w:val="single" w:sz="4" w:color="E6EAF0" w:space="0"/>
+              <w:right w:val="nil"/>
+            </w:tcBorders>
+          </w:tcPr>
+          <w:p>
+            <w:pPr>
+              <w:spacing w:before="0" w:after="0"/>
+              <w:jc w:val="right"/>
+            </w:pPr>
+            <w:r>
+              <w:rPr>
+                <w:b w:val="0"/>
+                <w:sz w:val="17"/>
+              </w:rPr>
+              <w:t>2.50% (2026-09)</w:t>
+            </w:r>
+          </w:p>
+        </w:tc>
+        <w:tc>
+          <w:tcPr>
+            <w:tcW w:type="dxa" w:w="1361"/>
+            <w:tcBorders>
+              <w:top w:val="nil"/>
+              <w:left w:val="nil"/>
+              <w:bottom w:val="single" w:sz="4" w:color="E6EAF0" w:space="0"/>
+              <w:right w:val="nil"/>
+            </w:tcBorders>
+          </w:tcPr>
+          <w:p>
+            <w:pPr>
+              <w:spacing w:before="0" w:after="0"/>
+              <w:jc w:val="right"/>
+            </w:pPr>
+            <w:r>
+              <w:rPr>
+                <w:b w:val="0"/>
+                <w:sz w:val="17"/>
+              </w:rPr>
+              <w:t>2.25%</w:t>
+            </w:r>
+          </w:p>
+        </w:tc>
+        <w:tc>
+          <w:tcPr>
+            <w:tcW w:type="dxa" w:w="1361"/>
+            <w:tcBorders>
+              <w:top w:val="nil"/>
+              <w:left w:val="nil"/>
+              <w:bottom w:val="single" w:sz="4" w:color="E6EAF0" w:space="0"/>
+              <w:right w:val="nil"/>
+            </w:tcBorders>
+          </w:tcPr>
+          <w:p>
+            <w:pPr>
+              <w:spacing w:before="0" w:after="0"/>
+              <w:jc w:val="right"/>
+            </w:pPr>
+            <w:r>
+              <w:rPr>
+                <w:b w:val="0"/>
+                <w:sz w:val="17"/>
+              </w:rPr>
+              <w:t>–</w:t>
+            </w:r>
+          </w:p>
+        </w:tc>
+        <w:tc>
+          <w:tcPr>
+            <w:tcW w:type="dxa" w:w="1587"/>
+            <w:tcBorders>
+              <w:top w:val="nil"/>
+              <w:left w:val="nil"/>
+              <w:bottom w:val="single" w:sz="4" w:color="E6EAF0" w:space="0"/>
+              <w:right w:val="nil"/>
+            </w:tcBorders>
+          </w:tcPr>
+          <w:p>
+            <w:pPr>
+              <w:spacing w:before="0" w:after="0"/>
+              <w:jc w:val="right"/>
+            </w:pPr>
+            <w:r>
+              <w:rPr>
+                <w:b w:val="0"/>
+                <w:sz w:val="17"/>
+              </w:rPr>
+              <w:t>–</w:t>
+            </w:r>
+          </w:p>
+        </w:tc>
+      </w:tr>
+      <w:tr>
+        <w:tc>
+          <w:tcPr>
+            <w:tcW w:type="dxa" w:w="3515"/>
+            <w:tcBorders>
+              <w:top w:val="nil"/>
+              <w:left w:val="nil"/>
+              <w:bottom w:val="single" w:sz="4" w:color="E6EAF0" w:space="0"/>
+              <w:right w:val="nil"/>
+            </w:tcBorders>
+          </w:tcPr>
+          <w:p>
+            <w:pPr>
+              <w:spacing w:before="0" w:after="0"/>
+            </w:pPr>
+            <w:r>
+              <w:rPr>
+                <w:b w:val="0"/>
+                <w:sz w:val="17"/>
+              </w:rPr>
+              <w:t>3-month Euribor</w:t>
+            </w:r>
+          </w:p>
+        </w:tc>
+        <w:tc>
+          <w:tcPr>
+            <w:tcW w:type="dxa" w:w="1814"/>
+            <w:tcBorders>
+              <w:top w:val="nil"/>
+              <w:left w:val="nil"/>
+              <w:bottom w:val="single" w:sz="4" w:color="E6EAF0" w:space="0"/>
+              <w:right w:val="nil"/>
+            </w:tcBorders>
+          </w:tcPr>
+          <w:p>
+            <w:pPr>
+              <w:spacing w:before="0" w:after="0"/>
+              <w:jc w:val="right"/>
+            </w:pPr>
+            <w:r>
+              <w:rPr>
+                <w:b w:val="0"/>
+                <w:sz w:val="17"/>
+              </w:rPr>
+              <w:t>2.64% (2026-09)</w:t>
+            </w:r>
+          </w:p>
+        </w:tc>
+        <w:tc>
+          <w:tcPr>
+            <w:tcW w:type="dxa" w:w="1361"/>
+            <w:tcBorders>
+              <w:top w:val="nil"/>
+              <w:left w:val="nil"/>
+              <w:bottom w:val="single" w:sz="4" w:color="E6EAF0" w:space="0"/>
+              <w:right w:val="nil"/>
+            </w:tcBorders>
+          </w:tcPr>
+          <w:p>
+            <w:pPr>
+              <w:spacing w:before="0" w:after="0"/>
+              <w:jc w:val="right"/>
+            </w:pPr>
+            <w:r>
+              <w:rPr>
+                <w:b w:val="0"/>
+                <w:sz w:val="17"/>
+              </w:rPr>
+              <w:t>2.34%</w:t>
+            </w:r>
+          </w:p>
+        </w:tc>
+        <w:tc>
+          <w:tcPr>
+            <w:tcW w:type="dxa" w:w="1361"/>
+            <w:tcBorders>
+              <w:top w:val="nil"/>
+              <w:left w:val="nil"/>
+              <w:bottom w:val="single" w:sz="4" w:color="E6EAF0" w:space="0"/>
+              <w:right w:val="nil"/>
+            </w:tcBorders>
+          </w:tcPr>
+          <w:p>
+            <w:pPr>
+              <w:spacing w:before="0" w:after="0"/>
+              <w:jc w:val="right"/>
+            </w:pPr>
+            <w:r>
+              <w:rPr>
+                <w:b w:val="0"/>
+                <w:sz w:val="17"/>
+              </w:rPr>
+              <w:t>2.03%</w:t>
+            </w:r>
+          </w:p>
+        </w:tc>
+        <w:tc>
+          <w:tcPr>
+            <w:tcW w:type="dxa" w:w="1587"/>
+            <w:tcBorders>
+              <w:top w:val="nil"/>
+              <w:left w:val="nil"/>
+              <w:bottom w:val="single" w:sz="4" w:color="E6EAF0" w:space="0"/>
+              <w:right w:val="nil"/>
+            </w:tcBorders>
+          </w:tcPr>
+          <w:p>
+            <w:pPr>
+              <w:spacing w:before="0" w:after="0"/>
+              <w:jc w:val="right"/>
+            </w:pPr>
+            <w:r>
+              <w:rPr>
+                <w:b w:val="0"/>
+                <w:sz w:val="17"/>
+              </w:rPr>
+              <w:t>▲ 0.61 p. p.</w:t>
+            </w:r>
+          </w:p>
+        </w:tc>
+      </w:tr>
+      <w:tr>
+        <w:tc>
+          <w:tcPr>
+            <w:tcW w:type="dxa" w:w="3515"/>
+            <w:tcBorders>
+              <w:top w:val="nil"/>
+              <w:left w:val="nil"/>
+              <w:bottom w:val="single" w:sz="4" w:color="E6EAF0" w:space="0"/>
+              <w:right w:val="nil"/>
+            </w:tcBorders>
+          </w:tcPr>
+          <w:p>
+            <w:pPr>
+              <w:spacing w:before="0" w:after="0"/>
+            </w:pPr>
+            <w:r>
+              <w:rPr>
+                <w:b w:val="0"/>
+                <w:sz w:val="17"/>
+              </w:rPr>
+              <w:t>6-month Euribor</w:t>
+            </w:r>
+          </w:p>
+        </w:tc>
+        <w:tc>
+          <w:tcPr>
+            <w:tcW w:type="dxa" w:w="1814"/>
+            <w:tcBorders>
+              <w:top w:val="nil"/>
+              <w:left w:val="nil"/>
+              <w:bottom w:val="single" w:sz="4" w:color="E6EAF0" w:space="0"/>
+              <w:right w:val="nil"/>
+            </w:tcBorders>
+          </w:tcPr>
+          <w:p>
+            <w:pPr>
+              <w:spacing w:before="0" w:after="0"/>
+              <w:jc w:val="right"/>
+            </w:pPr>
+            <w:r>
+              <w:rPr>
+                <w:b w:val="0"/>
+                <w:sz w:val="17"/>
+              </w:rPr>
+              <w:t>2.92% (2026-09)</w:t>
+            </w:r>
+          </w:p>
+        </w:tc>
+        <w:tc>
+          <w:tcPr>
+            <w:tcW w:type="dxa" w:w="1361"/>
+            <w:tcBorders>
+              <w:top w:val="nil"/>
+              <w:left w:val="nil"/>
+              <w:bottom w:val="single" w:sz="4" w:color="E6EAF0" w:space="0"/>
+              <w:right w:val="nil"/>
+            </w:tcBorders>
+          </w:tcPr>
+          <w:p>
+            <w:pPr>
+              <w:spacing w:before="0" w:after="0"/>
+              <w:jc w:val="right"/>
+            </w:pPr>
+            <w:r>
+              <w:rPr>
+                <w:b w:val="0"/>
+                <w:sz w:val="17"/>
+              </w:rPr>
+              <w:t>2.60%</w:t>
+            </w:r>
+          </w:p>
+        </w:tc>
+        <w:tc>
+          <w:tcPr>
+            <w:tcW w:type="dxa" w:w="1361"/>
+            <w:tcBorders>
+              <w:top w:val="nil"/>
+              <w:left w:val="nil"/>
+              <w:bottom w:val="single" w:sz="4" w:color="E6EAF0" w:space="0"/>
+              <w:right w:val="nil"/>
+            </w:tcBorders>
+          </w:tcPr>
+          <w:p>
+            <w:pPr>
+              <w:spacing w:before="0" w:after="0"/>
+              <w:jc w:val="right"/>
+            </w:pPr>
+            <w:r>
+              <w:rPr>
+                <w:b w:val="0"/>
+                <w:sz w:val="17"/>
+              </w:rPr>
+              <w:t>2.10%</w:t>
+            </w:r>
+          </w:p>
+        </w:tc>
+        <w:tc>
+          <w:tcPr>
+            <w:tcW w:type="dxa" w:w="1587"/>
+            <w:tcBorders>
+              <w:top w:val="nil"/>
+              <w:left w:val="nil"/>
+              <w:bottom w:val="single" w:sz="4" w:color="E6EAF0" w:space="0"/>
+              <w:right w:val="nil"/>
+            </w:tcBorders>
+          </w:tcPr>
+          <w:p>
+            <w:pPr>
+              <w:spacing w:before="0" w:after="0"/>
+              <w:jc w:val="right"/>
+            </w:pPr>
+            <w:r>
+              <w:rPr>
+                <w:b w:val="0"/>
+                <w:sz w:val="17"/>
+              </w:rPr>
+              <w:t>▲ 0.82 p. p.</w:t>
+            </w:r>
+          </w:p>
+        </w:tc>
+      </w:tr>
+      <w:tr>
+        <w:tc>
+          <w:tcPr>
+            <w:tcW w:type="dxa" w:w="3515"/>
+            <w:tcBorders>
+              <w:top w:val="nil"/>
+              <w:left w:val="nil"/>
+              <w:bottom w:val="single" w:sz="4" w:color="E6EAF0" w:space="0"/>
+              <w:right w:val="nil"/>
+            </w:tcBorders>
+          </w:tcPr>
+          <w:p>
+            <w:pPr>
+              <w:spacing w:before="0" w:after="0"/>
+            </w:pPr>
+            <w:r>
+              <w:rPr>
+                <w:b w:val="0"/>
+                <w:sz w:val="17"/>
+              </w:rPr>
+              <w:t>12-month Euribor</w:t>
+            </w:r>
+          </w:p>
+        </w:tc>
+        <w:tc>
+          <w:tcPr>
+            <w:tcW w:type="dxa" w:w="1814"/>
+            <w:tcBorders>
+              <w:top w:val="nil"/>
+              <w:left w:val="nil"/>
+              <w:bottom w:val="single" w:sz="4" w:color="E6EAF0" w:space="0"/>
+              <w:right w:val="nil"/>
+            </w:tcBorders>
+          </w:tcPr>
+          <w:p>
+            <w:pPr>
+              <w:spacing w:before="0" w:after="0"/>
+              <w:jc w:val="right"/>
+            </w:pPr>
+            <w:r>
+              <w:rPr>
+                <w:b w:val="0"/>
+                <w:sz w:val="17"/>
+              </w:rPr>
+              <w:t>3.25% (2026-09)</w:t>
+            </w:r>
+          </w:p>
+        </w:tc>
+        <w:tc>
+          <w:tcPr>
+            <w:tcW w:type="dxa" w:w="1361"/>
+            <w:tcBorders>
+              <w:top w:val="nil"/>
+              <w:left w:val="nil"/>
+              <w:bottom w:val="single" w:sz="4" w:color="E6EAF0" w:space="0"/>
+              <w:right w:val="nil"/>
+            </w:tcBorders>
+          </w:tcPr>
+          <w:p>
+            <w:pPr>
+              <w:spacing w:before="0" w:after="0"/>
+              <w:jc w:val="right"/>
+            </w:pPr>
+            <w:r>
+              <w:rPr>
+                <w:b w:val="0"/>
+                <w:sz w:val="17"/>
+              </w:rPr>
+              <w:t>2.80%</w:t>
+            </w:r>
+          </w:p>
+        </w:tc>
+        <w:tc>
+          <w:tcPr>
+            <w:tcW w:type="dxa" w:w="1361"/>
+            <w:tcBorders>
+              <w:top w:val="nil"/>
+              <w:left w:val="nil"/>
+              <w:bottom w:val="single" w:sz="4" w:color="E6EAF0" w:space="0"/>
+              <w:right w:val="nil"/>
+            </w:tcBorders>
+          </w:tcPr>
+          <w:p>
+            <w:pPr>
+              <w:spacing w:before="0" w:after="0"/>
+              <w:jc w:val="right"/>
+            </w:pPr>
+            <w:r>
+              <w:rPr>
+                <w:b w:val="0"/>
+                <w:sz w:val="17"/>
+              </w:rPr>
+              <w:t>2.17%</w:t>
+            </w:r>
+          </w:p>
+        </w:tc>
+        <w:tc>
+          <w:tcPr>
+            <w:tcW w:type="dxa" w:w="1587"/>
+            <w:tcBorders>
+              <w:top w:val="nil"/>
+              <w:left w:val="nil"/>
+              <w:bottom w:val="single" w:sz="4" w:color="E6EAF0" w:space="0"/>
+              <w:right w:val="nil"/>
+            </w:tcBorders>
+          </w:tcPr>
+          <w:p>
+            <w:pPr>
+              <w:spacing w:before="0" w:after="0"/>
+              <w:jc w:val="right"/>
+            </w:pPr>
+            <w:r>
+              <w:rPr>
+                <w:b w:val="0"/>
+                <w:sz w:val="17"/>
+              </w:rPr>
+              <w:t>▲ 1.08 p. p.</w:t>
+            </w:r>
+          </w:p>
+        </w:tc>
+      </w:tr>
+      <w:tr>
+        <w:tc>
+          <w:tcPr>
+            <w:tcW w:type="dxa" w:w="3515"/>
+            <w:tcBorders>
+              <w:top w:val="nil"/>
+              <w:left w:val="nil"/>
+              <w:bottom w:val="single" w:sz="4" w:color="E6EAF0" w:space="0"/>
+              <w:right w:val="nil"/>
+            </w:tcBorders>
+          </w:tcPr>
+          <w:p>
+            <w:pPr>
+              <w:spacing w:before="0" w:after="0"/>
+            </w:pPr>
+            <w:r>
+              <w:rPr>
+                <w:b w:val="0"/>
+                <w:sz w:val="17"/>
+              </w:rPr>
+              <w:t>Euro area AAA government 10-year yield</w:t>
+            </w:r>
+          </w:p>
+        </w:tc>
+        <w:tc>
+          <w:tcPr>
+            <w:tcW w:type="dxa" w:w="1814"/>
+            <w:tcBorders>
+              <w:top w:val="nil"/>
+              <w:left w:val="nil"/>
+              <w:bottom w:val="single" w:sz="4" w:color="E6EAF0" w:space="0"/>
+              <w:right w:val="nil"/>
+            </w:tcBorders>
+          </w:tcPr>
+          <w:p>
+            <w:pPr>
+              <w:spacing w:before="0" w:after="0"/>
+              <w:jc w:val="right"/>
+            </w:pPr>
+            <w:r>
+              <w:rPr>
+                <w:b w:val="0"/>
+                <w:sz w:val="17"/>
+              </w:rPr>
+              <w:t>3.43% (2026-10)</w:t>
+            </w:r>
+          </w:p>
+        </w:tc>
+        <w:tc>
+          <w:tcPr>
+            <w:tcW w:type="dxa" w:w="1361"/>
+            <w:tcBorders>
+              <w:top w:val="nil"/>
+              <w:left w:val="nil"/>
+              <w:bottom w:val="single" w:sz="4" w:color="E6EAF0" w:space="0"/>
+              <w:right w:val="nil"/>
+            </w:tcBorders>
+          </w:tcPr>
+          <w:p>
+            <w:pPr>
+              <w:spacing w:before="0" w:after="0"/>
+              <w:jc w:val="right"/>
+            </w:pPr>
+            <w:r>
+              <w:rPr>
+                <w:b w:val="0"/>
+                <w:sz w:val="17"/>
+              </w:rPr>
+              <w:t>3.23%</w:t>
+            </w:r>
+          </w:p>
+        </w:tc>
+        <w:tc>
+          <w:tcPr>
+            <w:tcW w:type="dxa" w:w="1361"/>
+            <w:tcBorders>
+              <w:top w:val="nil"/>
+              <w:left w:val="nil"/>
+              <w:bottom w:val="single" w:sz="4" w:color="E6EAF0" w:space="0"/>
+              <w:right w:val="nil"/>
+            </w:tcBorders>
+          </w:tcPr>
+          <w:p>
+            <w:pPr>
+              <w:spacing w:before="0" w:after="0"/>
+              <w:jc w:val="right"/>
+            </w:pPr>
+            <w:r>
+              <w:rPr>
+                <w:b w:val="0"/>
+                <w:sz w:val="17"/>
+              </w:rPr>
+              <w:t>2.72%</w:t>
+            </w:r>
+          </w:p>
+        </w:tc>
+        <w:tc>
+          <w:tcPr>
+            <w:tcW w:type="dxa" w:w="1587"/>
+            <w:tcBorders>
+              <w:top w:val="nil"/>
+              <w:left w:val="nil"/>
+              <w:bottom w:val="single" w:sz="4" w:color="E6EAF0" w:space="0"/>
+              <w:right w:val="nil"/>
+            </w:tcBorders>
+          </w:tcPr>
+          <w:p>
+            <w:pPr>
+              <w:spacing w:before="0" w:after="0"/>
+              <w:jc w:val="right"/>
+            </w:pPr>
+            <w:r>
+              <w:rPr>
+                <w:b w:val="0"/>
+                <w:sz w:val="17"/>
+              </w:rPr>
+              <w:t>▲ 0.71 p. p.</w:t>
+            </w:r>
+          </w:p>
+        </w:tc>
+      </w:tr>
+      <w:tr>
+        <w:tc>
+          <w:tcPr>
+            <w:tcW w:type="dxa" w:w="3515"/>
+            <w:tcBorders>
+              <w:top w:val="nil"/>
+              <w:left w:val="nil"/>
+              <w:bottom w:val="single" w:sz="4" w:color="E6EAF0" w:space="0"/>
+              <w:right w:val="nil"/>
+            </w:tcBorders>
+          </w:tcPr>
+          <w:p>
+            <w:pPr>
+              <w:spacing w:before="0" w:after="0"/>
+            </w:pPr>
+            <w:r>
+              <w:rPr>
+                <w:b w:val="0"/>
+                <w:sz w:val="17"/>
+              </w:rPr>
+              <w:t>Euro area inflation (HICP, annual)</w:t>
+            </w:r>
+          </w:p>
+        </w:tc>
+        <w:tc>
+          <w:tcPr>
+            <w:tcW w:type="dxa" w:w="1814"/>
+            <w:tcBorders>
+              <w:top w:val="nil"/>
+              <w:left w:val="nil"/>
+              <w:bottom w:val="single" w:sz="4" w:color="E6EAF0" w:space="0"/>
+              <w:right w:val="nil"/>
+            </w:tcBorders>
+          </w:tcPr>
+          <w:p>
+            <w:pPr>
+              <w:spacing w:before="0" w:after="0"/>
+              <w:jc w:val="right"/>
+            </w:pPr>
+            <w:r>
+              <w:rPr>
+                <w:b w:val="0"/>
+                <w:sz w:val="17"/>
+              </w:rPr>
+              <w:t>1.90% (2025-12)</w:t>
+            </w:r>
+          </w:p>
+        </w:tc>
+        <w:tc>
+          <w:tcPr>
+            <w:tcW w:type="dxa" w:w="1361"/>
+            <w:tcBorders>
+              <w:top w:val="nil"/>
+              <w:left w:val="nil"/>
+              <w:bottom w:val="single" w:sz="4" w:color="E6EAF0" w:space="0"/>
+              <w:right w:val="nil"/>
+            </w:tcBorders>
+          </w:tcPr>
+          <w:p>
+            <w:pPr>
+              <w:spacing w:before="0" w:after="0"/>
+              <w:jc w:val="right"/>
+            </w:pPr>
+            <w:r>
+              <w:rPr>
+                <w:b w:val="0"/>
+                <w:sz w:val="17"/>
+              </w:rPr>
+              <w:t>2.20%</w:t>
+            </w:r>
+          </w:p>
+        </w:tc>
+        <w:tc>
+          <w:tcPr>
+            <w:tcW w:type="dxa" w:w="1361"/>
+            <w:tcBorders>
+              <w:top w:val="nil"/>
+              <w:left w:val="nil"/>
+              <w:bottom w:val="single" w:sz="4" w:color="E6EAF0" w:space="0"/>
+              <w:right w:val="nil"/>
+            </w:tcBorders>
+          </w:tcPr>
+          <w:p>
+            <w:pPr>
+              <w:spacing w:before="0" w:after="0"/>
+              <w:jc w:val="right"/>
+            </w:pPr>
+            <w:r>
+              <w:rPr>
+                <w:b w:val="0"/>
+                <w:sz w:val="17"/>
+              </w:rPr>
+              <w:t>2.40%</w:t>
+            </w:r>
+          </w:p>
+        </w:tc>
+        <w:tc>
+          <w:tcPr>
+            <w:tcW w:type="dxa" w:w="1587"/>
+            <w:tcBorders>
+              <w:top w:val="nil"/>
+              <w:left w:val="nil"/>
+              <w:bottom w:val="single" w:sz="4" w:color="E6EAF0" w:space="0"/>
+              <w:right w:val="nil"/>
+            </w:tcBorders>
+          </w:tcPr>
+          <w:p>
+            <w:pPr>
+              <w:spacing w:before="0" w:after="0"/>
+              <w:jc w:val="right"/>
+            </w:pPr>
+            <w:r>
+              <w:rPr>
+                <w:b w:val="0"/>
+                <w:sz w:val="17"/>
+              </w:rPr>
+              <w:t>▼ 0.50 p. p.</w:t>
+            </w:r>
+          </w:p>
+        </w:tc>
+      </w:tr>
+    </w:tbl>
+    <w:p>
+      <w:pPr>
+        <w:spacing w:before="0" w:after="40"/>
+      </w:pPr>
+    </w:p>
+    <w:p>
+      <w:pPr>
+        <w:spacing w:before="40" w:after="60"/>
+      </w:pPr>
+      <w:r>
+        <w:rPr>
+          <w:b w:val="0"/>
+          <w:color w:val="667085"/>
+          <w:sz w:val="16"/>
+        </w:rPr>
+        <w:t>Euro area rates and inflation (ECB data, end-of-month value; Euribor and inflation – monthly average). Relevant for floating-rate and reset bonds and refinancing costs.</w:t>
+      </w:r>
+    </w:p>
+    <w:p>
+      <w:pPr>
+        <w:keepNext/>
+        <w:pBdr>
+          <w:bottom w:val="single" w:sz="8" w:color="12355B" w:space="4"/>
+        </w:pBdr>
+        <w:tabs>
+          <w:tab w:pos="482" w:val="left"/>
+        </w:tabs>
+        <w:spacing w:before="360" w:after="160"/>
+      </w:pPr>
+      <w:r>
+        <w:rPr>
+          <w:b/>
+          <w:color w:val="2A78D6"/>
+          <w:sz w:val="18"/>
+        </w:rPr>
+        <w:t>08</w:t>
+        <w:tab/>
+      </w:r>
+      <w:r>
+        <w:rPr>
+          <w:b/>
+          <w:color w:val="12355B"/>
+          <w:sz w:val="28"/>
+        </w:rPr>
+        <w:t>In the press</w:t>
+      </w:r>
+    </w:p>
+    <w:p>
+      <w:pPr>
+        <w:tabs>
+          <w:tab w:pos="255" w:val="left"/>
+        </w:tabs>
+        <w:spacing w:before="0" w:after="80"/>
+        <w:ind w:left="255" w:hanging="255"/>
+      </w:pPr>
+      <w:r>
+        <w:rPr>
+          <w:b/>
+          <w:color w:val="2A78D6"/>
+          <w:sz w:val="20"/>
+        </w:rPr>
+        <w:t>▪</w:t>
+        <w:tab/>
+      </w:r>
+      <w:r>
+        <w:rPr>
+          <w:b/>
+        </w:rPr>
+        <w:t>Supervisory precept:</w:t>
+      </w:r>
+      <w:r>
+        <w:rPr>
+          <w:b w:val="0"/>
+        </w:rPr>
+        <w:t xml:space="preserve"> on 2026-10-21 the press reported that the Estonian FSA ordered the bank to change its internal control and lending processes</w:t>
       </w:r>
       <w:hyperlink r:id="rId29">
         <w:r>
@@ -5092,10 +6200,39 @@
       </w:hyperlink>
       <w:r>
         <w:rPr>
+          <w:b w:val="0"/>
+        </w:rPr>
+        <w:t>.</w:t>
+      </w:r>
+    </w:p>
+    <w:p>
+      <w:pPr>
+        <w:tabs>
+          <w:tab w:pos="255" w:val="left"/>
+        </w:tabs>
+        <w:spacing w:before="0" w:after="80"/>
+        <w:ind w:left="255" w:hanging="255"/>
+      </w:pPr>
+      <w:r>
+        <w:rPr>
+          <w:b/>
           <w:color w:val="2A78D6"/>
-          <w:vertAlign w:val="superscript"/>
+          <w:sz w:val="20"/>
         </w:rPr>
-        <w:t>,</w:t>
+        <w:t>▪</w:t>
+        <w:tab/>
+      </w:r>
+      <w:r>
+        <w:rPr>
+          <w:b/>
+        </w:rPr>
+        <w:t>Shares:</w:t>
+      </w:r>
+      <w:r>
+        <w:rPr>
+          <w:b w:val="0"/>
+        </w:rPr>
+        <w:t xml:space="preserve"> the bank is buying back its own shares (notice 2026-10-19); Trigon bought shares for more than EUR 1m (2026-09-25)</w:t>
       </w:r>
       <w:hyperlink r:id="rId30">
         <w:r>
@@ -5105,6 +6242,23 @@
             <w:sz w:val="17"/>
           </w:rPr>
           <w:t xml:space="preserve">23</w:t>
+        </w:r>
+      </w:hyperlink>
+      <w:r>
+        <w:rPr>
+          <w:color w:val="2A78D6"/>
+          <w:vertAlign w:val="superscript"/>
+        </w:rPr>
+        <w:t>,</w:t>
+      </w:r>
+      <w:hyperlink r:id="rId31">
+        <w:r>
+          <w:rPr>
+            <w:color w:val="2A78D6"/>
+            <w:vertAlign w:val="superscript"/>
+            <w:sz w:val="17"/>
+          </w:rPr>
+          <w:t xml:space="preserve">24</w:t>
         </w:r>
       </w:hyperlink>
       <w:r>
@@ -5121,7 +6275,7 @@
       <w:r>
         <w:rPr>
           <w:b w:val="0"/>
-          <w:color w:val="5F6B7A"/>
+          <w:color w:val="667085"/>
           <w:sz w:val="18"/>
         </w:rPr>
         <w:t>Automatic news scan (Google News, EE), 2026-07-24 – 2026-10-22: 12 articles.</w:t>
@@ -5170,7 +6324,7 @@
             <w:r>
               <w:rPr>
                 <w:b w:val="0"/>
-                <w:color w:val="1A1A1A"/>
+                <w:color w:val="1B2430"/>
                 <w:sz w:val="17"/>
               </w:rPr>
               <w:t>2026-10-21</w:t>
@@ -5216,10 +6370,10 @@
             <w:pPr>
               <w:spacing w:before="0" w:after="0"/>
             </w:pPr>
-            <w:hyperlink r:id="rId28">
+            <w:hyperlink r:id="rId29">
               <w:r>
                 <w:rPr>
-                  <w:color w:val="1A1A1A"/>
+                  <w:color w:val="1B2430"/>
                   <w:sz w:val="18"/>
                 </w:rPr>
                 <w:t xml:space="preserve">Coop Pank sai finantsinspektsioonilt ettekirjutuse. Pank peab muutma sisekontrolli ja laenutegevust</w:t>
@@ -5228,7 +6382,7 @@
             <w:r>
               <w:rPr>
                 <w:b w:val="0"/>
-                <w:color w:val="5F6B7A"/>
+                <w:color w:val="667085"/>
                 <w:sz w:val="15"/>
               </w:rPr>
               <w:t xml:space="preserve">   Äripäev  ·  1 more similar articles</w:t>
@@ -5254,7 +6408,7 @@
             <w:r>
               <w:rPr>
                 <w:b w:val="0"/>
-                <w:color w:val="1A1A1A"/>
+                <w:color w:val="1B2430"/>
                 <w:sz w:val="17"/>
               </w:rPr>
               <w:t>2026-10-19</w:t>
@@ -5300,10 +6454,10 @@
             <w:pPr>
               <w:spacing w:before="0" w:after="0"/>
             </w:pPr>
-            <w:hyperlink r:id="rId29">
+            <w:hyperlink r:id="rId30">
               <w:r>
                 <w:rPr>
-                  <w:color w:val="1A1A1A"/>
+                  <w:color w:val="1B2430"/>
                   <w:sz w:val="18"/>
                 </w:rPr>
                 <w:t xml:space="preserve">Coop Pank AS oma aktsiate omandamise tehingud</w:t>
@@ -5312,7 +6466,7 @@
             <w:r>
               <w:rPr>
                 <w:b w:val="0"/>
-                <w:color w:val="5F6B7A"/>
+                <w:color w:val="667085"/>
                 <w:sz w:val="15"/>
               </w:rPr>
               <w:t xml:space="preserve">   GlobeNewswire</w:t>
@@ -5338,7 +6492,7 @@
             <w:r>
               <w:rPr>
                 <w:b w:val="0"/>
-                <w:color w:val="1A1A1A"/>
+                <w:color w:val="1B2430"/>
                 <w:sz w:val="17"/>
               </w:rPr>
               <w:t>2026-10-21</w:t>
@@ -5384,10 +6538,10 @@
             <w:pPr>
               <w:spacing w:before="0" w:after="0"/>
             </w:pPr>
-            <w:hyperlink r:id="rId31">
+            <w:hyperlink r:id="rId32">
               <w:r>
                 <w:rPr>
-                  <w:color w:val="1A1A1A"/>
+                  <w:color w:val="1B2430"/>
                   <w:sz w:val="18"/>
                 </w:rPr>
                 <w:t xml:space="preserve">Analītiķis: LHV peļņa pārsniedza gaidīto, taču Coop Pank akcijai ir lielāks izaugsmes potenciāls</w:t>
@@ -5396,7 +6550,7 @@
             <w:r>
               <w:rPr>
                 <w:b w:val="0"/>
-                <w:color w:val="5F6B7A"/>
+                <w:color w:val="667085"/>
                 <w:sz w:val="15"/>
               </w:rPr>
               <w:t xml:space="preserve">   Investoru Klubs  ·  2 more similar articles</w:t>
@@ -5422,7 +6576,7 @@
             <w:r>
               <w:rPr>
                 <w:b w:val="0"/>
-                <w:color w:val="1A1A1A"/>
+                <w:color w:val="1B2430"/>
                 <w:sz w:val="17"/>
               </w:rPr>
               <w:t>2026-10-13</w:t>
@@ -5468,10 +6622,10 @@
             <w:pPr>
               <w:spacing w:before="0" w:after="0"/>
             </w:pPr>
-            <w:hyperlink r:id="rId32">
+            <w:hyperlink r:id="rId33">
               <w:r>
                 <w:rPr>
-                  <w:color w:val="1A1A1A"/>
+                  <w:color w:val="1B2430"/>
                   <w:sz w:val="18"/>
                 </w:rPr>
                 <w:t xml:space="preserve">Coop Pank AS korraldab 2026. aasta III kvartali majandustulemuste tutvustamiseks veebiseminari</w:t>
@@ -5480,7 +6634,7 @@
             <w:r>
               <w:rPr>
                 <w:b w:val="0"/>
-                <w:color w:val="5F6B7A"/>
+                <w:color w:val="667085"/>
                 <w:sz w:val="15"/>
               </w:rPr>
               <w:t xml:space="preserve">   GlobeNewswire</w:t>
@@ -5506,7 +6660,7 @@
             <w:r>
               <w:rPr>
                 <w:b w:val="0"/>
-                <w:color w:val="1A1A1A"/>
+                <w:color w:val="1B2430"/>
                 <w:sz w:val="17"/>
               </w:rPr>
               <w:t>2026-10-16</w:t>
@@ -5552,10 +6706,10 @@
             <w:pPr>
               <w:spacing w:before="0" w:after="0"/>
             </w:pPr>
-            <w:hyperlink r:id="rId33">
+            <w:hyperlink r:id="rId34">
               <w:r>
                 <w:rPr>
-                  <w:color w:val="1A1A1A"/>
+                  <w:color w:val="1B2430"/>
                   <w:sz w:val="18"/>
                 </w:rPr>
                 <w:t xml:space="preserve">Parandus: Coop Pank AS 2027. aasta finantskalender</w:t>
@@ -5564,7 +6718,7 @@
             <w:r>
               <w:rPr>
                 <w:b w:val="0"/>
-                <w:color w:val="5F6B7A"/>
+                <w:color w:val="667085"/>
                 <w:sz w:val="15"/>
               </w:rPr>
               <w:t xml:space="preserve">   GlobeNewswire  ·  1 more similar articles</w:t>
@@ -5590,7 +6744,7 @@
             <w:r>
               <w:rPr>
                 <w:b w:val="0"/>
-                <w:color w:val="1A1A1A"/>
+                <w:color w:val="1B2430"/>
                 <w:sz w:val="17"/>
               </w:rPr>
               <w:t>2026-10-10</w:t>
@@ -5636,10 +6790,10 @@
             <w:pPr>
               <w:spacing w:before="0" w:after="0"/>
             </w:pPr>
-            <w:hyperlink r:id="rId34">
+            <w:hyperlink r:id="rId35">
               <w:r>
                 <w:rPr>
-                  <w:color w:val="1A1A1A"/>
+                  <w:color w:val="1B2430"/>
                   <w:sz w:val="18"/>
                 </w:rPr>
                 <w:t xml:space="preserve">Coop Pank rahastas tegevust välismaiste hoiustega</w:t>
@@ -5648,7 +6802,7 @@
             <w:r>
               <w:rPr>
                 <w:b w:val="0"/>
-                <w:color w:val="5F6B7A"/>
+                <w:color w:val="667085"/>
                 <w:sz w:val="15"/>
               </w:rPr>
               <w:t xml:space="preserve">   Inbox.lv</w:t>
@@ -5674,7 +6828,7 @@
             <w:r>
               <w:rPr>
                 <w:b w:val="0"/>
-                <w:color w:val="1A1A1A"/>
+                <w:color w:val="1B2430"/>
                 <w:sz w:val="17"/>
               </w:rPr>
               <w:t>2026-09-25</w:t>
@@ -5720,10 +6874,10 @@
             <w:pPr>
               <w:spacing w:before="0" w:after="0"/>
             </w:pPr>
-            <w:hyperlink r:id="rId30">
+            <w:hyperlink r:id="rId31">
               <w:r>
                 <w:rPr>
-                  <w:color w:val="1A1A1A"/>
+                  <w:color w:val="1B2430"/>
                   <w:sz w:val="18"/>
                 </w:rPr>
                 <w:t xml:space="preserve">Trigon ostis Coop Panka rohkem kui miljoni euro eest. “Tundsime huvi kogu müüdava paki vastu”</w:t>
@@ -5732,7 +6886,7 @@
             <w:r>
               <w:rPr>
                 <w:b w:val="0"/>
-                <w:color w:val="5F6B7A"/>
+                <w:color w:val="667085"/>
                 <w:sz w:val="15"/>
               </w:rPr>
               <w:t xml:space="preserve">   Äripäev</w:t>
@@ -5758,7 +6912,7 @@
             <w:r>
               <w:rPr>
                 <w:b w:val="0"/>
-                <w:color w:val="1A1A1A"/>
+                <w:color w:val="1B2430"/>
                 <w:sz w:val="17"/>
               </w:rPr>
               <w:t>2026-09-25</w:t>
@@ -5804,10 +6958,10 @@
             <w:pPr>
               <w:spacing w:before="0" w:after="0"/>
             </w:pPr>
-            <w:hyperlink r:id="rId35">
+            <w:hyperlink r:id="rId36">
               <w:r>
                 <w:rPr>
-                  <w:color w:val="1A1A1A"/>
+                  <w:color w:val="1B2430"/>
                   <w:sz w:val="18"/>
                 </w:rPr>
                 <w:t xml:space="preserve">Coop Pank: euribori tõus ei tohiks kaasa tuua järsku makseraskuste kasvu</w:t>
@@ -5816,7 +6970,7 @@
             <w:r>
               <w:rPr>
                 <w:b w:val="0"/>
-                <w:color w:val="5F6B7A"/>
+                <w:color w:val="667085"/>
                 <w:sz w:val="15"/>
               </w:rPr>
               <w:t xml:space="preserve">   Majandus</w:t>
@@ -5834,7 +6988,7 @@
       <w:pPr>
         <w:keepNext/>
         <w:pBdr>
-          <w:bottom w:val="single" w:sz="8" w:color="1F4E79" w:space="4"/>
+          <w:bottom w:val="single" w:sz="8" w:color="12355B" w:space="4"/>
         </w:pBdr>
         <w:tabs>
           <w:tab w:pos="482" w:val="left"/>
@@ -5853,7 +7007,7 @@
       <w:r>
         <w:rPr>
           <w:b/>
-          <w:color w:val="1F4E79"/>
+          <w:color w:val="12355B"/>
           <w:sz w:val="28"/>
         </w:rPr>
         <w:t>ESG report</w:t>
@@ -5862,7 +7016,7 @@
     <w:p>
       <w:pPr>
         <w:keepNext/>
-        <w:shd w:val="clear" w:color="auto" w:fill="EAF1F8"/>
+        <w:shd w:val="clear" w:color="auto" w:fill="EEF3F8"/>
         <w:spacing w:before="200" w:after="80"/>
         <w:ind w:left="85"/>
       </w:pPr>
@@ -5870,7 +7024,7 @@
         <w:rPr>
           <w:b/>
           <w:caps/>
-          <w:color w:val="1F4E79"/>
+          <w:color w:val="12355B"/>
           <w:sz w:val="19"/>
         </w:rPr>
         <w:t>Exclusionary screening (companies)</w:t>
@@ -5943,7 +7097,7 @@
             <w:r>
               <w:rPr>
                 <w:b/>
-                <w:color w:val="1A1A1A"/>
+                <w:color w:val="1B2430"/>
                 <w:sz w:val="19"/>
               </w:rPr>
               <w:t>Yes, the company is not involved in excluded sectors: controversial and nuclear weapons, tobacco, gambling and restricted sectors in fossil fuel</w:t>
@@ -5960,7 +7114,7 @@
             <w:r>
               <w:rPr>
                 <w:b w:val="0"/>
-                <w:color w:val="5F6B7A"/>
+                <w:color w:val="667085"/>
                 <w:sz w:val="18"/>
               </w:rPr>
               <w:t>•</w:t>
@@ -5986,7 +7140,7 @@
             <w:r>
               <w:rPr>
                 <w:b w:val="0"/>
-                <w:color w:val="5F6B7A"/>
+                <w:color w:val="667085"/>
                 <w:sz w:val="18"/>
               </w:rPr>
               <w:t>•</w:t>
@@ -6089,7 +7243,7 @@
             <w:r>
               <w:rPr>
                 <w:b/>
-                <w:color w:val="1A1A1A"/>
+                <w:color w:val="1B2430"/>
                 <w:sz w:val="19"/>
               </w:rPr>
               <w:t>Yes, the company does not have red flag/signal related to controversies based on UN Global Compact, OECD Guidelines for Multinational Enterprises or any other relevant principles/standards</w:t>
@@ -6106,7 +7260,7 @@
             <w:r>
               <w:rPr>
                 <w:b w:val="0"/>
-                <w:color w:val="5F6B7A"/>
+                <w:color w:val="667085"/>
                 <w:sz w:val="18"/>
               </w:rPr>
               <w:t>•</w:t>
@@ -6191,7 +7345,7 @@
             <w:r>
               <w:rPr>
                 <w:b/>
-                <w:color w:val="1A1A1A"/>
+                <w:color w:val="1B2430"/>
                 <w:sz w:val="19"/>
               </w:rPr>
               <w:t>Yes, the company is not in the list of sanctions (add a screenshot)</w:t>
@@ -6208,7 +7362,7 @@
             <w:r>
               <w:rPr>
                 <w:b w:val="0"/>
-                <w:color w:val="5F6B7A"/>
+                <w:color w:val="667085"/>
                 <w:sz w:val="18"/>
               </w:rPr>
               <w:t>•</w:t>
@@ -6293,7 +7447,7 @@
             <w:r>
               <w:rPr>
                 <w:b/>
-                <w:color w:val="1A1A1A"/>
+                <w:color w:val="1B2430"/>
                 <w:sz w:val="19"/>
               </w:rPr>
               <w:t>Yes, issues were not identified from adverse media checks (add a screenshot)</w:t>
@@ -6310,7 +7464,7 @@
             <w:r>
               <w:rPr>
                 <w:b w:val="0"/>
-                <w:color w:val="5F6B7A"/>
+                <w:color w:val="667085"/>
                 <w:sz w:val="18"/>
               </w:rPr>
               <w:t>•</w:t>
@@ -6336,7 +7490,7 @@
             <w:r>
               <w:rPr>
                 <w:b w:val="0"/>
-                <w:color w:val="5F6B7A"/>
+                <w:color w:val="667085"/>
                 <w:sz w:val="18"/>
               </w:rPr>
               <w:t>•</w:t>
@@ -6380,7 +7534,7 @@
             <w:r>
               <w:rPr>
                 <w:b w:val="0"/>
-                <w:color w:val="5F6B7A"/>
+                <w:color w:val="667085"/>
                 <w:sz w:val="18"/>
               </w:rPr>
               <w:t>•</w:t>
@@ -6406,7 +7560,7 @@
             <w:r>
               <w:rPr>
                 <w:b w:val="0"/>
-                <w:color w:val="5F6B7A"/>
+                <w:color w:val="667085"/>
                 <w:sz w:val="18"/>
               </w:rPr>
               <w:t>•</w:t>
@@ -6432,7 +7586,7 @@
             <w:r>
               <w:rPr>
                 <w:b w:val="0"/>
-                <w:color w:val="5F6B7A"/>
+                <w:color w:val="667085"/>
                 <w:sz w:val="18"/>
               </w:rPr>
               <w:t>•</w:t>
@@ -6478,7 +7632,7 @@
     <w:p>
       <w:pPr>
         <w:keepNext/>
-        <w:shd w:val="clear" w:color="auto" w:fill="EAF1F8"/>
+        <w:shd w:val="clear" w:color="auto" w:fill="EEF3F8"/>
         <w:spacing w:before="200" w:after="80"/>
         <w:ind w:left="85"/>
       </w:pPr>
@@ -6486,7 +7640,7 @@
         <w:rPr>
           <w:b/>
           <w:caps/>
-          <w:color w:val="1F4E79"/>
+          <w:color w:val="12355B"/>
           <w:sz w:val="19"/>
         </w:rPr>
         <w:t>ESG integration and positive screening (positive answers imply higher allocation)</w:t>
@@ -6559,7 +7713,7 @@
             <w:r>
               <w:rPr>
                 <w:b/>
-                <w:color w:val="1A1A1A"/>
+                <w:color w:val="1B2430"/>
                 <w:sz w:val="19"/>
               </w:rPr>
               <w:t>Yes, the company is promoting environmental or social characteristics (activities, ESG policy, good ESG rating, etc)</w:t>
@@ -6576,7 +7730,7 @@
             <w:r>
               <w:rPr>
                 <w:b w:val="0"/>
-                <w:color w:val="5F6B7A"/>
+                <w:color w:val="667085"/>
                 <w:sz w:val="18"/>
               </w:rPr>
               <w:t>•</w:t>
@@ -6602,7 +7756,7 @@
             <w:r>
               <w:rPr>
                 <w:b w:val="0"/>
-                <w:color w:val="5F6B7A"/>
+                <w:color w:val="667085"/>
                 <w:sz w:val="18"/>
               </w:rPr>
               <w:t>•</w:t>
@@ -6616,14 +7770,14 @@
               </w:rPr>
               <w:t>An ESG policy is approved</w:t>
             </w:r>
-            <w:hyperlink r:id="rId36">
+            <w:hyperlink r:id="rId37">
               <w:r>
                 <w:rPr>
                   <w:color w:val="2A78D6"/>
                   <w:vertAlign w:val="superscript"/>
                   <w:sz w:val="15"/>
                 </w:rPr>
-                <w:t xml:space="preserve">24</w:t>
+                <w:t xml:space="preserve">25</w:t>
               </w:r>
             </w:hyperlink>
             <w:r>
@@ -6722,7 +7876,7 @@
             <w:r>
               <w:rPr>
                 <w:b/>
-                <w:color w:val="1A1A1A"/>
+                <w:color w:val="1B2430"/>
                 <w:sz w:val="19"/>
               </w:rPr>
               <w:t>Yes, the activities of the company or it’s strategy is aligned with the taxonomy and/or Paris agreement targets (e.g. net zero commitment)</w:t>
@@ -6739,7 +7893,7 @@
             <w:r>
               <w:rPr>
                 <w:b w:val="0"/>
-                <w:color w:val="5F6B7A"/>
+                <w:color w:val="667085"/>
                 <w:sz w:val="18"/>
               </w:rPr>
               <w:t>•</w:t>
@@ -6842,7 +7996,7 @@
             <w:r>
               <w:rPr>
                 <w:b/>
-                <w:color w:val="1A1A1A"/>
+                <w:color w:val="1B2430"/>
                 <w:sz w:val="19"/>
               </w:rPr>
               <w:t>Yes, the company does not have yellow flag/signal related to controversies based on UN Global Compact or any other relevant principles/standards</w:t>
@@ -6859,7 +8013,7 @@
             <w:r>
               <w:rPr>
                 <w:b w:val="0"/>
-                <w:color w:val="5F6B7A"/>
+                <w:color w:val="667085"/>
                 <w:sz w:val="18"/>
               </w:rPr>
               <w:t>•</w:t>
@@ -6962,7 +8116,7 @@
             <w:r>
               <w:rPr>
                 <w:b/>
-                <w:color w:val="1A1A1A"/>
+                <w:color w:val="1B2430"/>
                 <w:sz w:val="19"/>
               </w:rPr>
               <w:t>Yes, the company fulfills the expectations from SEB thematic and sector policies</w:t>
@@ -6992,7 +8146,7 @@
             <w:r>
               <w:rPr>
                 <w:b w:val="0"/>
-                <w:color w:val="5F6B7A"/>
+                <w:color w:val="667085"/>
                 <w:sz w:val="18"/>
               </w:rPr>
               <w:t>•</w:t>
@@ -7006,14 +8160,14 @@
               </w:rPr>
               <w:t>The Investments policy</w:t>
             </w:r>
-            <w:hyperlink r:id="rId37">
+            <w:hyperlink r:id="rId38">
               <w:r>
                 <w:rPr>
                   <w:color w:val="2A78D6"/>
                   <w:vertAlign w:val="superscript"/>
                   <w:sz w:val="15"/>
                 </w:rPr>
-                <w:t xml:space="preserve">25</w:t>
+                <w:t xml:space="preserve">26</w:t>
               </w:r>
             </w:hyperlink>
             <w:r>
@@ -7049,7 +8203,7 @@
             <w:r>
               <w:rPr>
                 <w:b w:val="0"/>
-                <w:color w:val="5F6B7A"/>
+                <w:color w:val="667085"/>
                 <w:sz w:val="18"/>
               </w:rPr>
               <w:t>•</w:t>
@@ -7123,7 +8277,7 @@
             <w:r>
               <w:rPr>
                 <w:b w:val="0"/>
-                <w:color w:val="5F6B7A"/>
+                <w:color w:val="667085"/>
                 <w:sz w:val="18"/>
               </w:rPr>
               <w:t>•</w:t>
@@ -7137,14 +8291,14 @@
               </w:rPr>
               <w:t>Financed emissions are not disclosed</w:t>
             </w:r>
-            <w:hyperlink r:id="rId36">
+            <w:hyperlink r:id="rId37">
               <w:r>
                 <w:rPr>
                   <w:color w:val="2A78D6"/>
                   <w:vertAlign w:val="superscript"/>
                   <w:sz w:val="15"/>
                 </w:rPr>
-                <w:t xml:space="preserve">24</w:t>
+                <w:t xml:space="preserve">25</w:t>
               </w:r>
             </w:hyperlink>
             <w:r>
@@ -7174,7 +8328,7 @@
     <w:p>
       <w:pPr>
         <w:keepNext/>
-        <w:shd w:val="clear" w:color="auto" w:fill="EAF1F8"/>
+        <w:shd w:val="clear" w:color="auto" w:fill="EEF3F8"/>
         <w:spacing w:before="200" w:after="80"/>
         <w:ind w:left="85"/>
       </w:pPr>
@@ -7182,7 +8336,7 @@
         <w:rPr>
           <w:b/>
           <w:caps/>
-          <w:color w:val="1F4E79"/>
+          <w:color w:val="12355B"/>
           <w:sz w:val="19"/>
         </w:rPr>
         <w:t>Engagement</w:t>
@@ -7255,7 +8409,7 @@
             <w:r>
               <w:rPr>
                 <w:b/>
-                <w:color w:val="1A1A1A"/>
+                <w:color w:val="1B2430"/>
                 <w:sz w:val="19"/>
               </w:rPr>
               <w:t>Is there a need for pro-active engagement with the company?</w:t>
@@ -7272,7 +8426,7 @@
             <w:r>
               <w:rPr>
                 <w:b w:val="0"/>
-                <w:color w:val="5F6B7A"/>
+                <w:color w:val="667085"/>
                 <w:sz w:val="18"/>
               </w:rPr>
               <w:t>•</w:t>
@@ -7305,7 +8459,7 @@
     <w:p>
       <w:pPr>
         <w:keepNext/>
-        <w:shd w:val="clear" w:color="auto" w:fill="EAF1F8"/>
+        <w:shd w:val="clear" w:color="auto" w:fill="EEF3F8"/>
         <w:spacing w:before="200" w:after="80"/>
         <w:ind w:left="85"/>
       </w:pPr>
@@ -7313,7 +8467,7 @@
         <w:rPr>
           <w:b/>
           <w:caps/>
-          <w:color w:val="1F4E79"/>
+          <w:color w:val="12355B"/>
           <w:sz w:val="19"/>
         </w:rPr>
         <w:t>Indicators</w:t>
@@ -7386,7 +8540,7 @@
             <w:r>
               <w:rPr>
                 <w:b/>
-                <w:color w:val="1A1A1A"/>
+                <w:color w:val="1B2430"/>
                 <w:sz w:val="19"/>
               </w:rPr>
               <w:t>Yes, the indicators of the company support the targets of sustainability and PAI indicators followed by the Fund</w:t>
@@ -7403,7 +8557,7 @@
             <w:r>
               <w:rPr>
                 <w:b w:val="0"/>
-                <w:color w:val="5F6B7A"/>
+                <w:color w:val="667085"/>
                 <w:sz w:val="18"/>
               </w:rPr>
               <w:t>•</w:t>
@@ -7417,14 +8571,14 @@
               </w:rPr>
               <w:t>Renewable energy financing is reported (81.3 MW, about 3.8% of the corporate portfolio)</w:t>
             </w:r>
-            <w:hyperlink r:id="rId36">
+            <w:hyperlink r:id="rId37">
               <w:r>
                 <w:rPr>
                   <w:color w:val="2A78D6"/>
                   <w:vertAlign w:val="superscript"/>
                   <w:sz w:val="15"/>
                 </w:rPr>
-                <w:t xml:space="preserve">24</w:t>
+                <w:t xml:space="preserve">25</w:t>
               </w:r>
             </w:hyperlink>
             <w:r>
@@ -7477,7 +8631,7 @@
       <w:r>
         <w:rPr>
           <w:b w:val="0"/>
-          <w:color w:val="5F6B7A"/>
+          <w:color w:val="667085"/>
           <w:sz w:val="16"/>
         </w:rPr>
         <w:t>SEB policies applied: Policy on Sustainability Considerations in Investments (SEB AB); Financial sector - no dedicated SEB sector policy (thematic policies applied); Environmental Policy on Climate, Nature and Water (thematic); Social and Human Rights Policy (thematic); Governance expectations in sector policies (anti-corruption, tax, reporting)</w:t>
@@ -7487,7 +8641,7 @@
       <w:pPr>
         <w:keepNext/>
         <w:pBdr>
-          <w:bottom w:val="single" w:sz="8" w:color="1F4E79" w:space="4"/>
+          <w:bottom w:val="single" w:sz="8" w:color="12355B" w:space="4"/>
         </w:pBdr>
         <w:tabs>
           <w:tab w:pos="482" w:val="left"/>
@@ -7506,7 +8660,7 @@
       <w:r>
         <w:rPr>
           <w:b/>
-          <w:color w:val="1F4E79"/>
+          <w:color w:val="12355B"/>
           <w:sz w:val="28"/>
         </w:rPr>
         <w:t>Sources</w:t>
@@ -7523,7 +8677,7 @@
       <w:r>
         <w:rPr>
           <w:b w:val="0"/>
-          <w:color w:val="5F6B7A"/>
+          <w:color w:val="667085"/>
           <w:sz w:val="17"/>
         </w:rPr>
         <w:t>1.</w:t>
@@ -7550,7 +8704,7 @@
       <w:r>
         <w:rPr>
           <w:b w:val="0"/>
-          <w:color w:val="5F6B7A"/>
+          <w:color w:val="667085"/>
           <w:sz w:val="17"/>
         </w:rPr>
         <w:t>2.</w:t>
@@ -7577,7 +8731,7 @@
       <w:r>
         <w:rPr>
           <w:b w:val="0"/>
-          <w:color w:val="5F6B7A"/>
+          <w:color w:val="667085"/>
           <w:sz w:val="17"/>
         </w:rPr>
         <w:t>3.</w:t>
@@ -7604,7 +8758,7 @@
       <w:r>
         <w:rPr>
           <w:b w:val="0"/>
-          <w:color w:val="5F6B7A"/>
+          <w:color w:val="667085"/>
           <w:sz w:val="17"/>
         </w:rPr>
         <w:t>4.</w:t>
@@ -7631,7 +8785,7 @@
       <w:r>
         <w:rPr>
           <w:b w:val="0"/>
-          <w:color w:val="5F6B7A"/>
+          <w:color w:val="667085"/>
           <w:sz w:val="17"/>
         </w:rPr>
         <w:t>5.</w:t>
@@ -7658,7 +8812,7 @@
       <w:r>
         <w:rPr>
           <w:b w:val="0"/>
-          <w:color w:val="5F6B7A"/>
+          <w:color w:val="667085"/>
           <w:sz w:val="17"/>
         </w:rPr>
         <w:t>6.</w:t>
@@ -7685,7 +8839,7 @@
       <w:r>
         <w:rPr>
           <w:b w:val="0"/>
-          <w:color w:val="5F6B7A"/>
+          <w:color w:val="667085"/>
           <w:sz w:val="17"/>
         </w:rPr>
         <w:t>7.</w:t>
@@ -7712,7 +8866,7 @@
       <w:r>
         <w:rPr>
           <w:b w:val="0"/>
-          <w:color w:val="5F6B7A"/>
+          <w:color w:val="667085"/>
           <w:sz w:val="17"/>
         </w:rPr>
         <w:t>8.</w:t>
@@ -7739,7 +8893,7 @@
       <w:r>
         <w:rPr>
           <w:b w:val="0"/>
-          <w:color w:val="5F6B7A"/>
+          <w:color w:val="667085"/>
           <w:sz w:val="17"/>
         </w:rPr>
         <w:t>9.</w:t>
@@ -7766,7 +8920,7 @@
       <w:r>
         <w:rPr>
           <w:b w:val="0"/>
-          <w:color w:val="5F6B7A"/>
+          <w:color w:val="667085"/>
           <w:sz w:val="17"/>
         </w:rPr>
         <w:t>10.</w:t>
@@ -7793,7 +8947,7 @@
       <w:r>
         <w:rPr>
           <w:b w:val="0"/>
-          <w:color w:val="5F6B7A"/>
+          <w:color w:val="667085"/>
           <w:sz w:val="17"/>
         </w:rPr>
         <w:t>11.</w:t>
@@ -7820,7 +8974,7 @@
       <w:r>
         <w:rPr>
           <w:b w:val="0"/>
-          <w:color w:val="5F6B7A"/>
+          <w:color w:val="667085"/>
           <w:sz w:val="17"/>
         </w:rPr>
         <w:t>12.</w:t>
@@ -7847,7 +9001,7 @@
       <w:r>
         <w:rPr>
           <w:b w:val="0"/>
-          <w:color w:val="5F6B7A"/>
+          <w:color w:val="667085"/>
           <w:sz w:val="17"/>
         </w:rPr>
         <w:t>13.</w:t>
@@ -7874,7 +9028,7 @@
       <w:r>
         <w:rPr>
           <w:b w:val="0"/>
-          <w:color w:val="5F6B7A"/>
+          <w:color w:val="667085"/>
           <w:sz w:val="17"/>
         </w:rPr>
         <w:t>14.</w:t>
@@ -7901,7 +9055,7 @@
       <w:r>
         <w:rPr>
           <w:b w:val="0"/>
-          <w:color w:val="5F6B7A"/>
+          <w:color w:val="667085"/>
           <w:sz w:val="17"/>
         </w:rPr>
         <w:t>15.</w:t>
@@ -7928,7 +9082,7 @@
       <w:r>
         <w:rPr>
           <w:b w:val="0"/>
-          <w:color w:val="5F6B7A"/>
+          <w:color w:val="667085"/>
           <w:sz w:val="17"/>
         </w:rPr>
         <w:t>16.</w:t>
@@ -7955,7 +9109,7 @@
       <w:r>
         <w:rPr>
           <w:b w:val="0"/>
-          <w:color w:val="5F6B7A"/>
+          <w:color w:val="667085"/>
           <w:sz w:val="17"/>
         </w:rPr>
         <w:t>17.</w:t>
@@ -7982,7 +9136,7 @@
       <w:r>
         <w:rPr>
           <w:b w:val="0"/>
-          <w:color w:val="5F6B7A"/>
+          <w:color w:val="667085"/>
           <w:sz w:val="17"/>
         </w:rPr>
         <w:t>18.</w:t>
@@ -8009,7 +9163,7 @@
       <w:r>
         <w:rPr>
           <w:b w:val="0"/>
-          <w:color w:val="5F6B7A"/>
+          <w:color w:val="667085"/>
           <w:sz w:val="17"/>
         </w:rPr>
         <w:t>19.</w:t>
@@ -8036,7 +9190,7 @@
       <w:r>
         <w:rPr>
           <w:b w:val="0"/>
-          <w:color w:val="5F6B7A"/>
+          <w:color w:val="667085"/>
           <w:sz w:val="17"/>
         </w:rPr>
         <w:t>20.</w:t>
@@ -8063,13 +9217,40 @@
       <w:r>
         <w:rPr>
           <w:b w:val="0"/>
-          <w:color w:val="5F6B7A"/>
+          <w:color w:val="667085"/>
           <w:sz w:val="17"/>
         </w:rPr>
         <w:t>21.</w:t>
         <w:tab/>
       </w:r>
       <w:hyperlink r:id="rId28">
+        <w:r>
+          <w:rPr>
+            <w:color w:val="2A78D6"/>
+            <w:sz w:val="17"/>
+          </w:rPr>
+          <w:t xml:space="preserve">Coop Pank - Interim report 9M 2026 (unaudited), p. 3, 2026-10-20</w:t>
+        </w:r>
+      </w:hyperlink>
+    </w:p>
+    <w:p>
+      <w:pPr>
+        <w:tabs>
+          <w:tab w:pos="397" w:val="left"/>
+        </w:tabs>
+        <w:spacing w:before="0" w:after="30"/>
+        <w:ind w:left="397" w:hanging="397"/>
+      </w:pPr>
+      <w:r>
+        <w:rPr>
+          <w:b w:val="0"/>
+          <w:color w:val="667085"/>
+          <w:sz w:val="17"/>
+        </w:rPr>
+        <w:t>22.</w:t>
+        <w:tab/>
+      </w:r>
+      <w:hyperlink r:id="rId29">
         <w:r>
           <w:rPr>
             <w:color w:val="2A78D6"/>
@@ -8090,13 +9271,13 @@
       <w:r>
         <w:rPr>
           <w:b w:val="0"/>
-          <w:color w:val="5F6B7A"/>
+          <w:color w:val="667085"/>
           <w:sz w:val="17"/>
         </w:rPr>
-        <w:t>22.</w:t>
+        <w:t>23.</w:t>
         <w:tab/>
       </w:r>
-      <w:hyperlink r:id="rId29">
+      <w:hyperlink r:id="rId30">
         <w:r>
           <w:rPr>
             <w:color w:val="2A78D6"/>
@@ -8117,13 +9298,13 @@
       <w:r>
         <w:rPr>
           <w:b w:val="0"/>
-          <w:color w:val="5F6B7A"/>
+          <w:color w:val="667085"/>
           <w:sz w:val="17"/>
         </w:rPr>
-        <w:t>23.</w:t>
+        <w:t>24.</w:t>
         <w:tab/>
       </w:r>
-      <w:hyperlink r:id="rId30">
+      <w:hyperlink r:id="rId31">
         <w:r>
           <w:rPr>
             <w:color w:val="2A78D6"/>
@@ -8144,13 +9325,13 @@
       <w:r>
         <w:rPr>
           <w:b w:val="0"/>
-          <w:color w:val="5F6B7A"/>
+          <w:color w:val="667085"/>
           <w:sz w:val="17"/>
         </w:rPr>
-        <w:t>24.</w:t>
+        <w:t>25.</w:t>
         <w:tab/>
       </w:r>
-      <w:hyperlink r:id="rId36">
+      <w:hyperlink r:id="rId37">
         <w:r>
           <w:rPr>
             <w:color w:val="2A78D6"/>
@@ -8171,13 +9352,13 @@
       <w:r>
         <w:rPr>
           <w:b w:val="0"/>
-          <w:color w:val="5F6B7A"/>
+          <w:color w:val="667085"/>
           <w:sz w:val="17"/>
         </w:rPr>
-        <w:t>25.</w:t>
+        <w:t>26.</w:t>
         <w:tab/>
       </w:r>
-      <w:hyperlink r:id="rId37">
+      <w:hyperlink r:id="rId38">
         <w:r>
           <w:rPr>
             <w:color w:val="2A78D6"/>
@@ -8194,7 +9375,7 @@
       <w:r>
         <w:rPr>
           <w:b w:val="0"/>
-          <w:color w:val="5F6B7A"/>
+          <w:color w:val="667085"/>
           <w:sz w:val="16"/>
         </w:rPr>
         <w:t>Report prepared from public sources. Figures are as published by the issuer; small numbers next to the text point to the source list.</w:t>
@@ -8219,7 +9400,7 @@
   <w:p>
     <w:pPr>
       <w:pBdr>
-        <w:top w:val="single" w:sz="4" w:color="C9D3DE" w:space="4"/>
+        <w:top w:val="single" w:sz="4" w:color="D5DCE4" w:space="4"/>
       </w:pBdr>
       <w:tabs>
         <w:tab w:pos="9638" w:val="right"/>
@@ -8228,7 +9409,7 @@
     <w:r>
       <w:rPr>
         <w:b w:val="0"/>
-        <w:color w:val="5F6B7A"/>
+        <w:color w:val="667085"/>
         <w:sz w:val="16"/>
       </w:rPr>
       <w:t>Coop Pank · 9M2026 · 2026-10-22</w:t>
@@ -8237,7 +9418,7 @@
     <w:r>
       <w:rPr>
         <w:b/>
-        <w:color w:val="1F4E79"/>
+        <w:color w:val="12355B"/>
         <w:sz w:val="16"/>
       </w:rPr>
       <w:fldChar w:fldCharType="begin"/>
@@ -8253,7 +9434,7 @@
   <w:p>
     <w:pPr>
       <w:pBdr>
-        <w:top w:val="single" w:sz="4" w:color="C9D3DE" w:space="4"/>
+        <w:top w:val="single" w:sz="4" w:color="D5DCE4" w:space="4"/>
       </w:pBdr>
       <w:tabs>
         <w:tab w:pos="9638" w:val="right"/>
@@ -8262,7 +9443,7 @@
     <w:r>
       <w:rPr>
         <w:b w:val="0"/>
-        <w:color w:val="5F6B7A"/>
+        <w:color w:val="667085"/>
         <w:sz w:val="16"/>
       </w:rPr>
       <w:t>Coop Pank · 9M2026 · 2026-10-22</w:t>
@@ -8271,7 +9452,7 @@
     <w:r>
       <w:rPr>
         <w:b/>
-        <w:color w:val="1F4E79"/>
+        <w:color w:val="12355B"/>
         <w:sz w:val="16"/>
       </w:rPr>
       <w:fldChar w:fldCharType="begin"/>
@@ -8287,7 +9468,7 @@
   <w:p>
     <w:pPr>
       <w:pBdr>
-        <w:bottom w:val="single" w:sz="4" w:color="C9D3DE" w:space="4"/>
+        <w:bottom w:val="single" w:sz="4" w:color="D5DCE4" w:space="4"/>
       </w:pBdr>
       <w:tabs>
         <w:tab w:pos="9638" w:val="right"/>
@@ -8296,7 +9477,7 @@
     <w:r>
       <w:rPr>
         <w:b/>
-        <w:color w:val="1F4E79"/>
+        <w:color w:val="12355B"/>
         <w:sz w:val="16"/>
       </w:rPr>
       <w:t>Coop Pank</w:t>
@@ -8304,7 +9485,7 @@
     <w:r>
       <w:rPr>
         <w:b w:val="0"/>
-        <w:color w:val="5F6B7A"/>
+        <w:color w:val="667085"/>
         <w:sz w:val="16"/>
       </w:rPr>
       <w:tab/>
@@ -8682,7 +9863,7 @@
     </w:pPr>
     <w:rPr>
       <w:rFonts w:ascii="Calibri" w:hAnsi="Calibri" w:eastAsia="Calibri"/>
-      <w:color w:val="1A1A1A"/>
+      <w:color w:val="1B2430"/>
       <w:sz w:val="21"/>
     </w:rPr>
   </w:style>

--- a/docs/files/coop-pank/coop-pank_9M2026_en.docx
+++ b/docs/files/coop-pank/coop-pank_9M2026_en.docx
@@ -6278,7 +6278,7 @@
           <w:color w:val="667085"/>
           <w:sz w:val="18"/>
         </w:rPr>
-        <w:t>Automatic news scan (Google News, EE), 2026-07-24 – 2026-10-22: 12 articles.</w:t>
+        <w:t>Automatic news scan (Google News, EE), 2026-07-25 – 2026-10-23: 12 articles.</w:t>
       </w:r>
     </w:p>
     <w:tbl>
@@ -7546,7 +7546,7 @@
                 <w:color w:val="333333"/>
                 <w:sz w:val="18"/>
               </w:rPr>
-              <w:t>News summary 2026-07-24 – 2026-10-22: 12 articles, 1 with an adverse keyword in the headline (details in the section "In the press").</w:t>
+              <w:t>News summary 2026-07-25 – 2026-10-23: 12 articles, 1 with an adverse keyword in the headline (details in the section "In the press").</w:t>
             </w:r>
           </w:p>
           <w:p>

--- a/docs/files/coop-pank/coop-pank_9M2026_en.docx
+++ b/docs/files/coop-pank/coop-pank_9M2026_en.docx
@@ -408,7 +408,7 @@
                 <w:color w:val="1B2430"/>
                 <w:sz w:val="21"/>
               </w:rPr>
-              <w:t xml:space="preserve"> 9M profit EUR 25.6m (+19%, calculated by the tool), CET1 14.75%, total capital 19.86%</w:t>
+              <w:t xml:space="preserve"> 9M profit EUR 25.6m (+19%, own calculation), CET1 14.75%, total capital 19.86%</w:t>
             </w:r>
             <w:hyperlink r:id="rId13">
               <w:r>
@@ -865,7 +865,7 @@
         <w:rPr>
           <w:b w:val="0"/>
         </w:rPr>
-        <w:t xml:space="preserve"> loans EUR 2.30bn (+14% year on year, calculated by the tool), deposits EUR 2.37bn</w:t>
+        <w:t xml:space="preserve"> loans EUR 2.30bn (+14% year on year, own calculation), deposits EUR 2.37bn</w:t>
       </w:r>
       <w:hyperlink r:id="rId15">
         <w:r>
@@ -3975,7 +3975,7 @@
           <w:color w:val="667085"/>
           <w:sz w:val="16"/>
         </w:rPr>
-        <w:t>Colours: green change – the metric is improving, red – worsening. Latest-period cell background: green – good level, amber – average, red – weak (tool benchmarks, config/metric_rules.yaml).</w:t>
+        <w:t>Colours: green change – the metric is improving, red – worsening. Latest-period cell background: green – good level, amber – average, red – weak (internal benchmarks, config/metric_rules.yaml).</w:t>
       </w:r>
     </w:p>
     <w:p>
@@ -3988,7 +3988,7 @@
           <w:color w:val="667085"/>
           <w:sz w:val="16"/>
         </w:rPr>
-        <w:t>* – taken from the report summary;  ᶜ – calculated by the tool. Small numbers next to text link to the source (opens the document at the cited page).</w:t>
+        <w:t>* – taken from the report summary;  ᶜ – own calculation. Small numbers next to text link to the source (opens the document at the cited page).</w:t>
       </w:r>
     </w:p>
     <w:p>

--- a/docs/files/coop-pank/coop-pank_9M2026_en.docx
+++ b/docs/files/coop-pank/coop-pank_9M2026_en.docx
@@ -5913,7 +5913,7 @@
                 <w:b w:val="0"/>
                 <w:sz w:val="17"/>
               </w:rPr>
-              <w:t>3.43% (2026-10)</w:t>
+              <w:t>3.38% (2026-10)</w:t>
             </w:r>
           </w:p>
         </w:tc>
@@ -5985,7 +5985,7 @@
                 <w:b w:val="0"/>
                 <w:sz w:val="17"/>
               </w:rPr>
-              <w:t>▲ 0.71 p. p.</w:t>
+              <w:t>▲ 0.66 p. p.</w:t>
             </w:r>
           </w:p>
         </w:tc>
@@ -7374,7 +7374,7 @@
                 <w:color w:val="333333"/>
                 <w:sz w:val="18"/>
               </w:rPr>
-              <w:t>Not found on the EU, UN, UK, US OFAC consolidated sanctions lists (automatic check 2026-10-22).</w:t>
+              <w:t>Not found on the EU, UN, UK, US OFAC consolidated sanctions lists (automatic check 2026-10-23).</w:t>
             </w:r>
           </w:p>
         </w:tc>

--- a/docs/files/coop-pank/coop-pank_9M2026_en.docx
+++ b/docs/files/coop-pank/coop-pank_9M2026_en.docx
@@ -7377,6 +7377,117 @@
               <w:t>Not found on the EU, UN, UK, US OFAC consolidated sanctions lists (automatic check 2026-10-23).</w:t>
             </w:r>
           </w:p>
+          <w:p>
+            <w:pPr>
+              <w:spacing w:before="40" w:after="0"/>
+            </w:pPr>
+            <w:r>
+              <w:rPr>
+                <w:b/>
+                <w:color w:val="333333"/>
+                <w:sz w:val="18"/>
+              </w:rPr>
+              <w:t>Manual check</w:t>
+            </w:r>
+          </w:p>
+          <w:p>
+            <w:pPr>
+              <w:tabs>
+                <w:tab w:pos="198" w:val="left"/>
+              </w:tabs>
+              <w:spacing w:before="0" w:after="20"/>
+              <w:ind w:left="198" w:hanging="198"/>
+            </w:pPr>
+            <w:r>
+              <w:rPr>
+                <w:b w:val="0"/>
+                <w:color w:val="667085"/>
+                <w:sz w:val="18"/>
+              </w:rPr>
+              <w:t>•</w:t>
+              <w:tab/>
+            </w:r>
+            <w:r>
+              <w:rPr>
+                <w:b w:val="0"/>
+                <w:color w:val="333333"/>
+                <w:sz w:val="18"/>
+              </w:rPr>
+              <w:t>OFAC sanctions search</w:t>
+            </w:r>
+            <w:hyperlink r:id="rId37">
+              <w:r>
+                <w:rPr>
+                  <w:color w:val="2A78D6"/>
+                  <w:vertAlign w:val="superscript"/>
+                  <w:sz w:val="15"/>
+                </w:rPr>
+                <w:t xml:space="preserve">25</w:t>
+              </w:r>
+            </w:hyperlink>
+          </w:p>
+          <w:p>
+            <w:pPr>
+              <w:tabs>
+                <w:tab w:pos="198" w:val="left"/>
+              </w:tabs>
+              <w:spacing w:before="0" w:after="20"/>
+              <w:ind w:left="198" w:hanging="198"/>
+            </w:pPr>
+            <w:r>
+              <w:rPr>
+                <w:b w:val="0"/>
+                <w:color w:val="667085"/>
+                <w:sz w:val="18"/>
+              </w:rPr>
+              <w:t>•</w:t>
+              <w:tab/>
+            </w:r>
+            <w:r>
+              <w:rPr>
+                <w:b w:val="0"/>
+                <w:color w:val="333333"/>
+                <w:sz w:val="18"/>
+              </w:rPr>
+              <w:t>EU Sanctions Map</w:t>
+            </w:r>
+            <w:hyperlink r:id="rId38">
+              <w:r>
+                <w:rPr>
+                  <w:color w:val="2A78D6"/>
+                  <w:vertAlign w:val="superscript"/>
+                  <w:sz w:val="15"/>
+                </w:rPr>
+                <w:t xml:space="preserve">26</w:t>
+              </w:r>
+            </w:hyperlink>
+          </w:p>
+          <w:p>
+            <w:pPr>
+              <w:tabs>
+                <w:tab w:pos="198" w:val="left"/>
+              </w:tabs>
+              <w:spacing w:before="0" w:after="20"/>
+              <w:ind w:left="198" w:hanging="198"/>
+            </w:pPr>
+            <w:r>
+              <w:rPr>
+                <w:b w:val="0"/>
+                <w:color w:val="667085"/>
+                <w:sz w:val="18"/>
+              </w:rPr>
+              <w:t>•</w:t>
+              <w:tab/>
+            </w:r>
+            <w:r>
+              <w:rPr>
+                <w:b w:val="0"/>
+                <w:color w:val="333333"/>
+                <w:sz w:val="18"/>
+              </w:rPr>
+              <w:t>SEB eNameChecker (internal SEB system).</w:t>
+            </w:r>
+          </w:p>
         </w:tc>
       </w:tr>
     </w:tbl>
@@ -7770,14 +7881,14 @@
               </w:rPr>
               <w:t>An ESG policy is approved</w:t>
             </w:r>
-            <w:hyperlink r:id="rId37">
+            <w:hyperlink r:id="rId39">
               <w:r>
                 <w:rPr>
                   <w:color w:val="2A78D6"/>
                   <w:vertAlign w:val="superscript"/>
                   <w:sz w:val="15"/>
                 </w:rPr>
-                <w:t xml:space="preserve">25</w:t>
+                <w:t xml:space="preserve">27</w:t>
               </w:r>
             </w:hyperlink>
             <w:r>
@@ -8160,14 +8271,14 @@
               </w:rPr>
               <w:t>The Investments policy</w:t>
             </w:r>
-            <w:hyperlink r:id="rId38">
+            <w:hyperlink r:id="rId40">
               <w:r>
                 <w:rPr>
                   <w:color w:val="2A78D6"/>
                   <w:vertAlign w:val="superscript"/>
                   <w:sz w:val="15"/>
                 </w:rPr>
-                <w:t xml:space="preserve">26</w:t>
+                <w:t xml:space="preserve">28</w:t>
               </w:r>
             </w:hyperlink>
             <w:r>
@@ -8291,14 +8402,14 @@
               </w:rPr>
               <w:t>Financed emissions are not disclosed</w:t>
             </w:r>
-            <w:hyperlink r:id="rId37">
+            <w:hyperlink r:id="rId39">
               <w:r>
                 <w:rPr>
                   <w:color w:val="2A78D6"/>
                   <w:vertAlign w:val="superscript"/>
                   <w:sz w:val="15"/>
                 </w:rPr>
-                <w:t xml:space="preserve">25</w:t>
+                <w:t xml:space="preserve">27</w:t>
               </w:r>
             </w:hyperlink>
             <w:r>
@@ -8571,14 +8682,14 @@
               </w:rPr>
               <w:t>Renewable energy financing is reported (81.3 MW, about 3.8% of the corporate portfolio)</w:t>
             </w:r>
-            <w:hyperlink r:id="rId37">
+            <w:hyperlink r:id="rId39">
               <w:r>
                 <w:rPr>
                   <w:color w:val="2A78D6"/>
                   <w:vertAlign w:val="superscript"/>
                   <w:sz w:val="15"/>
                 </w:rPr>
-                <w:t xml:space="preserve">25</w:t>
+                <w:t xml:space="preserve">27</w:t>
               </w:r>
             </w:hyperlink>
             <w:r>
@@ -9337,7 +9448,7 @@
             <w:color w:val="2A78D6"/>
             <w:sz w:val="17"/>
           </w:rPr>
-          <w:t xml:space="preserve">Coop Pank - Annual report 2025 (consolidated), p. 36-37, 2026</w:t>
+          <w:t xml:space="preserve">OFAC Sanctions List Search (US Treasury)</w:t>
         </w:r>
       </w:hyperlink>
     </w:p>
@@ -9359,6 +9470,60 @@
         <w:tab/>
       </w:r>
       <w:hyperlink r:id="rId38">
+        <w:r>
+          <w:rPr>
+            <w:color w:val="2A78D6"/>
+            <w:sz w:val="17"/>
+          </w:rPr>
+          <w:t xml:space="preserve">EU Sanctions Map</w:t>
+        </w:r>
+      </w:hyperlink>
+    </w:p>
+    <w:p>
+      <w:pPr>
+        <w:tabs>
+          <w:tab w:pos="397" w:val="left"/>
+        </w:tabs>
+        <w:spacing w:before="0" w:after="30"/>
+        <w:ind w:left="397" w:hanging="397"/>
+      </w:pPr>
+      <w:r>
+        <w:rPr>
+          <w:b w:val="0"/>
+          <w:color w:val="667085"/>
+          <w:sz w:val="17"/>
+        </w:rPr>
+        <w:t>27.</w:t>
+        <w:tab/>
+      </w:r>
+      <w:hyperlink r:id="rId39">
+        <w:r>
+          <w:rPr>
+            <w:color w:val="2A78D6"/>
+            <w:sz w:val="17"/>
+          </w:rPr>
+          <w:t xml:space="preserve">Coop Pank - Annual report 2025 (consolidated), p. 36-37, 2026</w:t>
+        </w:r>
+      </w:hyperlink>
+    </w:p>
+    <w:p>
+      <w:pPr>
+        <w:tabs>
+          <w:tab w:pos="397" w:val="left"/>
+        </w:tabs>
+        <w:spacing w:before="0" w:after="30"/>
+        <w:ind w:left="397" w:hanging="397"/>
+      </w:pPr>
+      <w:r>
+        <w:rPr>
+          <w:b w:val="0"/>
+          <w:color w:val="667085"/>
+          <w:sz w:val="17"/>
+        </w:rPr>
+        <w:t>28.</w:t>
+        <w:tab/>
+      </w:r>
+      <w:hyperlink r:id="rId40">
         <w:r>
           <w:rPr>
             <w:color w:val="2A78D6"/>

--- a/docs/files/coop-pank/coop-pank_9M2026_en.docx
+++ b/docs/files/coop-pank/coop-pank_9M2026_en.docx
@@ -6278,7 +6278,7 @@
           <w:color w:val="667085"/>
           <w:sz w:val="18"/>
         </w:rPr>
-        <w:t>Automatic news scan (Google News, EE), 2026-07-25 – 2026-10-23: 12 articles.</w:t>
+        <w:t>Automatic news scan (Google News, EE), 2026-07-26 – 2026-10-24: 12 articles.</w:t>
       </w:r>
     </w:p>
     <w:tbl>
@@ -7374,7 +7374,7 @@
                 <w:color w:val="333333"/>
                 <w:sz w:val="18"/>
               </w:rPr>
-              <w:t>Not found on the EU, UN, UK, US OFAC consolidated sanctions lists (automatic check 2026-10-23).</w:t>
+              <w:t>Not found on the EU, UN, UK, US OFAC consolidated sanctions lists (automatic check 2026-10-24).</w:t>
             </w:r>
           </w:p>
           <w:p>
@@ -7657,7 +7657,7 @@
                 <w:color w:val="333333"/>
                 <w:sz w:val="18"/>
               </w:rPr>
-              <w:t>News summary 2026-07-25 – 2026-10-23: 12 articles, 1 with an adverse keyword in the headline (details in the section "In the press").</w:t>
+              <w:t>News summary 2026-07-26 – 2026-10-24: 12 articles, 1 with an adverse keyword in the headline (details in the section "In the press").</w:t>
             </w:r>
           </w:p>
           <w:p>

--- a/docs/files/coop-pank/coop-pank_9M2026_en.docx
+++ b/docs/files/coop-pank/coop-pank_9M2026_en.docx
@@ -6278,7 +6278,7 @@
           <w:color w:val="667085"/>
           <w:sz w:val="18"/>
         </w:rPr>
-        <w:t>Automatic news scan (Google News, EE), 2026-07-26 – 2026-10-24: 12 articles.</w:t>
+        <w:t>Automatic news scan (Google News, EE), 2026-07-27 – 2026-10-25: 12 articles.</w:t>
       </w:r>
     </w:p>
     <w:tbl>
@@ -7374,7 +7374,7 @@
                 <w:color w:val="333333"/>
                 <w:sz w:val="18"/>
               </w:rPr>
-              <w:t>Not found on the EU, UN, UK, US OFAC consolidated sanctions lists (automatic check 2026-10-24).</w:t>
+              <w:t>Not found on the EU, UN, UK, US OFAC consolidated sanctions lists (automatic check 2026-10-25).</w:t>
             </w:r>
           </w:p>
           <w:p>
@@ -7657,7 +7657,7 @@
                 <w:color w:val="333333"/>
                 <w:sz w:val="18"/>
               </w:rPr>
-              <w:t>News summary 2026-07-26 – 2026-10-24: 12 articles, 1 with an adverse keyword in the headline (details in the section "In the press").</w:t>
+              <w:t>News summary 2026-07-27 – 2026-10-25: 12 articles, 1 with an adverse keyword in the headline (details in the section "In the press").</w:t>
             </w:r>
           </w:p>
           <w:p>

--- a/docs/files/coop-pank/coop-pank_9M2026_en.docx
+++ b/docs/files/coop-pank/coop-pank_9M2026_en.docx
@@ -5913,7 +5913,7 @@
                 <w:b w:val="0"/>
                 <w:sz w:val="17"/>
               </w:rPr>
-              <w:t>3.38% (2026-10)</w:t>
+              <w:t>3.37% (2026-10)</w:t>
             </w:r>
           </w:p>
         </w:tc>
@@ -5985,7 +5985,7 @@
                 <w:b w:val="0"/>
                 <w:sz w:val="17"/>
               </w:rPr>
-              <w:t>▲ 0.66 p. p.</w:t>
+              <w:t>▲ 0.65 p. p.</w:t>
             </w:r>
           </w:p>
         </w:tc>
@@ -6278,7 +6278,7 @@
           <w:color w:val="667085"/>
           <w:sz w:val="18"/>
         </w:rPr>
-        <w:t>Automatic news scan (Google News, EE), 2026-07-27 – 2026-10-25: 12 articles.</w:t>
+        <w:t>Automatic news scan (Google News, EE), 2026-07-28 – 2026-10-26: 12 articles.</w:t>
       </w:r>
     </w:p>
     <w:tbl>
@@ -7374,7 +7374,7 @@
                 <w:color w:val="333333"/>
                 <w:sz w:val="18"/>
               </w:rPr>
-              <w:t>Not found on the EU, UN, UK, US OFAC consolidated sanctions lists (automatic check 2026-10-25).</w:t>
+              <w:t>Not found on the EU, UN, US OFAC consolidated sanctions lists (automatic check 2026-10-26).</w:t>
             </w:r>
           </w:p>
           <w:p>
@@ -7657,7 +7657,7 @@
                 <w:color w:val="333333"/>
                 <w:sz w:val="18"/>
               </w:rPr>
-              <w:t>News summary 2026-07-27 – 2026-10-25: 12 articles, 1 with an adverse keyword in the headline (details in the section "In the press").</w:t>
+              <w:t>News summary 2026-07-28 – 2026-10-26: 12 articles, 1 with an adverse keyword in the headline (details in the section "In the press").</w:t>
             </w:r>
           </w:p>
           <w:p>

--- a/docs/files/coop-pank/coop-pank_9M2026_en.docx
+++ b/docs/files/coop-pank/coop-pank_9M2026_en.docx
@@ -6278,7 +6278,7 @@
           <w:color w:val="667085"/>
           <w:sz w:val="18"/>
         </w:rPr>
-        <w:t>Automatic news scan (Google News, EE), 2026-07-28 – 2026-10-26: 12 articles.</w:t>
+        <w:t>Automatic news scan (Google News, EE), 2026-07-29 – 2026-10-27: 12 articles.</w:t>
       </w:r>
     </w:p>
     <w:tbl>
@@ -7374,7 +7374,7 @@
                 <w:color w:val="333333"/>
                 <w:sz w:val="18"/>
               </w:rPr>
-              <w:t>Not found on the EU, UN, US OFAC consolidated sanctions lists (automatic check 2026-10-26).</w:t>
+              <w:t>Not found on the EU, UN, US OFAC consolidated sanctions lists (automatic check 2026-10-27).</w:t>
             </w:r>
           </w:p>
           <w:p>
@@ -7657,7 +7657,7 @@
                 <w:color w:val="333333"/>
                 <w:sz w:val="18"/>
               </w:rPr>
-              <w:t>News summary 2026-07-28 – 2026-10-26: 12 articles, 1 with an adverse keyword in the headline (details in the section "In the press").</w:t>
+              <w:t>News summary 2026-07-29 – 2026-10-27: 12 articles, 1 with an adverse keyword in the headline (details in the section "In the press").</w:t>
             </w:r>
           </w:p>
           <w:p>

--- a/docs/files/coop-pank/coop-pank_9M2026_en.docx
+++ b/docs/files/coop-pank/coop-pank_9M2026_en.docx
@@ -6278,7 +6278,7 @@
           <w:color w:val="667085"/>
           <w:sz w:val="18"/>
         </w:rPr>
-        <w:t>Automatic news scan (Google News, EE), 2026-07-29 – 2026-10-27: 12 articles.</w:t>
+        <w:t>Automatic news scan (Google News, EE), 2026-07-30 – 2026-10-28: 14 articles.</w:t>
       </w:r>
     </w:p>
     <w:tbl>
@@ -6663,6 +6663,90 @@
                 <w:color w:val="1B2430"/>
                 <w:sz w:val="17"/>
               </w:rPr>
+              <w:t>2026-10-28</w:t>
+            </w:r>
+          </w:p>
+        </w:tc>
+        <w:tc>
+          <w:tcPr>
+            <w:tcW w:type="dxa" w:w="1361"/>
+            <w:tcBorders>
+              <w:top w:val="nil"/>
+              <w:left w:val="nil"/>
+              <w:bottom w:val="single" w:sz="4" w:color="E3E8EE" w:space="0"/>
+              <w:right w:val="nil"/>
+            </w:tcBorders>
+          </w:tcPr>
+          <w:p>
+            <w:pPr>
+              <w:spacing w:before="0" w:after="0"/>
+            </w:pPr>
+            <w:r>
+              <w:rPr>
+                <w:b/>
+                <w:color w:val="5F6B7A"/>
+                <w:sz w:val="14"/>
+                <w:shd w:val="clear" w:color="auto" w:fill="F0F2F5"/>
+              </w:rPr>
+              <w:t xml:space="preserve"> OTHER </w:t>
+            </w:r>
+          </w:p>
+        </w:tc>
+        <w:tc>
+          <w:tcPr>
+            <w:tcW w:type="dxa" w:w="7257"/>
+            <w:tcBorders>
+              <w:top w:val="nil"/>
+              <w:left w:val="nil"/>
+              <w:bottom w:val="single" w:sz="4" w:color="E3E8EE" w:space="0"/>
+              <w:right w:val="nil"/>
+            </w:tcBorders>
+          </w:tcPr>
+          <w:p>
+            <w:pPr>
+              <w:spacing w:before="0" w:after="0"/>
+            </w:pPr>
+            <w:hyperlink r:id="rId34">
+              <w:r>
+                <w:rPr>
+                  <w:color w:val="1B2430"/>
+                  <w:sz w:val="18"/>
+                </w:rPr>
+                <w:t xml:space="preserve">Coop Pank jätkab aktsiate tagasiostu kuni 2 miljoni euro eest</w:t>
+              </w:r>
+            </w:hyperlink>
+            <w:r>
+              <w:rPr>
+                <w:b w:val="0"/>
+                <w:color w:val="667085"/>
+                <w:sz w:val="15"/>
+              </w:rPr>
+              <w:t xml:space="preserve">   Äripäev  ·  1 more similar articles</w:t>
+            </w:r>
+          </w:p>
+        </w:tc>
+      </w:tr>
+      <w:tr>
+        <w:tc>
+          <w:tcPr>
+            <w:tcW w:type="dxa" w:w="1020"/>
+            <w:tcBorders>
+              <w:top w:val="nil"/>
+              <w:left w:val="nil"/>
+              <w:bottom w:val="single" w:sz="4" w:color="E3E8EE" w:space="0"/>
+              <w:right w:val="nil"/>
+            </w:tcBorders>
+          </w:tcPr>
+          <w:p>
+            <w:pPr>
+              <w:spacing w:before="0" w:after="0"/>
+            </w:pPr>
+            <w:r>
+              <w:rPr>
+                <w:b w:val="0"/>
+                <w:color w:val="1B2430"/>
+                <w:sz w:val="17"/>
+              </w:rPr>
               <w:t>2026-10-16</w:t>
             </w:r>
           </w:p>
@@ -6706,7 +6790,7 @@
             <w:pPr>
               <w:spacing w:before="0" w:after="0"/>
             </w:pPr>
-            <w:hyperlink r:id="rId34">
+            <w:hyperlink r:id="rId35">
               <w:r>
                 <w:rPr>
                   <w:color w:val="1B2430"/>
@@ -6790,7 +6874,7 @@
             <w:pPr>
               <w:spacing w:before="0" w:after="0"/>
             </w:pPr>
-            <w:hyperlink r:id="rId35">
+            <w:hyperlink r:id="rId36">
               <w:r>
                 <w:rPr>
                   <w:color w:val="1B2430"/>
@@ -6958,7 +7042,7 @@
             <w:pPr>
               <w:spacing w:before="0" w:after="0"/>
             </w:pPr>
-            <w:hyperlink r:id="rId36">
+            <w:hyperlink r:id="rId37">
               <w:r>
                 <w:rPr>
                   <w:color w:val="1B2430"/>
@@ -7374,7 +7458,7 @@
                 <w:color w:val="333333"/>
                 <w:sz w:val="18"/>
               </w:rPr>
-              <w:t>Not found on the EU, UN, US OFAC consolidated sanctions lists (automatic check 2026-10-27).</w:t>
+              <w:t>Not found on the EU, UN, US OFAC consolidated sanctions lists (automatic check 2026-10-28).</w:t>
             </w:r>
           </w:p>
           <w:p>
@@ -7415,7 +7499,7 @@
               </w:rPr>
               <w:t>OFAC sanctions search</w:t>
             </w:r>
-            <w:hyperlink r:id="rId37">
+            <w:hyperlink r:id="rId38">
               <w:r>
                 <w:rPr>
                   <w:color w:val="2A78D6"/>
@@ -7451,7 +7535,7 @@
               </w:rPr>
               <w:t>EU Sanctions Map</w:t>
             </w:r>
-            <w:hyperlink r:id="rId38">
+            <w:hyperlink r:id="rId39">
               <w:r>
                 <w:rPr>
                   <w:color w:val="2A78D6"/>
@@ -7657,7 +7741,7 @@
                 <w:color w:val="333333"/>
                 <w:sz w:val="18"/>
               </w:rPr>
-              <w:t>News summary 2026-07-29 – 2026-10-27: 12 articles, 1 with an adverse keyword in the headline (details in the section "In the press").</w:t>
+              <w:t>News summary 2026-07-30 – 2026-10-28: 14 articles, 1 with an adverse keyword in the headline (details in the section "In the press").</w:t>
             </w:r>
           </w:p>
           <w:p>
@@ -7881,7 +7965,7 @@
               </w:rPr>
               <w:t>An ESG policy is approved</w:t>
             </w:r>
-            <w:hyperlink r:id="rId39">
+            <w:hyperlink r:id="rId40">
               <w:r>
                 <w:rPr>
                   <w:color w:val="2A78D6"/>
@@ -8271,7 +8355,7 @@
               </w:rPr>
               <w:t>The Investments policy</w:t>
             </w:r>
-            <w:hyperlink r:id="rId40">
+            <w:hyperlink r:id="rId41">
               <w:r>
                 <w:rPr>
                   <w:color w:val="2A78D6"/>
@@ -8402,7 +8486,7 @@
               </w:rPr>
               <w:t>Financed emissions are not disclosed</w:t>
             </w:r>
-            <w:hyperlink r:id="rId39">
+            <w:hyperlink r:id="rId40">
               <w:r>
                 <w:rPr>
                   <w:color w:val="2A78D6"/>
@@ -8682,7 +8766,7 @@
               </w:rPr>
               <w:t>Renewable energy financing is reported (81.3 MW, about 3.8% of the corporate portfolio)</w:t>
             </w:r>
-            <w:hyperlink r:id="rId39">
+            <w:hyperlink r:id="rId40">
               <w:r>
                 <w:rPr>
                   <w:color w:val="2A78D6"/>
@@ -9442,7 +9526,7 @@
         <w:t>25.</w:t>
         <w:tab/>
       </w:r>
-      <w:hyperlink r:id="rId37">
+      <w:hyperlink r:id="rId38">
         <w:r>
           <w:rPr>
             <w:color w:val="2A78D6"/>
@@ -9469,7 +9553,7 @@
         <w:t>26.</w:t>
         <w:tab/>
       </w:r>
-      <w:hyperlink r:id="rId38">
+      <w:hyperlink r:id="rId39">
         <w:r>
           <w:rPr>
             <w:color w:val="2A78D6"/>
@@ -9496,7 +9580,7 @@
         <w:t>27.</w:t>
         <w:tab/>
       </w:r>
-      <w:hyperlink r:id="rId39">
+      <w:hyperlink r:id="rId40">
         <w:r>
           <w:rPr>
             <w:color w:val="2A78D6"/>
@@ -9523,7 +9607,7 @@
         <w:t>28.</w:t>
         <w:tab/>
       </w:r>
-      <w:hyperlink r:id="rId40">
+      <w:hyperlink r:id="rId41">
         <w:r>
           <w:rPr>
             <w:color w:val="2A78D6"/>

--- a/docs/files/coop-pank/coop-pank_9M2026_en.docx
+++ b/docs/files/coop-pank/coop-pank_9M2026_en.docx
@@ -6278,7 +6278,7 @@
           <w:color w:val="667085"/>
           <w:sz w:val="18"/>
         </w:rPr>
-        <w:t>Automatic news scan (Google News, EE), 2026-07-30 – 2026-10-28: 14 articles.</w:t>
+        <w:t>Automatic news scan (Google News, EE), 2026-08-01 – 2026-10-30: 14 articles.</w:t>
       </w:r>
     </w:p>
     <w:tbl>
@@ -7458,7 +7458,7 @@
                 <w:color w:val="333333"/>
                 <w:sz w:val="18"/>
               </w:rPr>
-              <w:t>Not found on the EU, UN, US OFAC consolidated sanctions lists (automatic check 2026-10-28).</w:t>
+              <w:t>Not found on the EU, UN, US OFAC consolidated sanctions lists (automatic check 2026-10-30).</w:t>
             </w:r>
           </w:p>
           <w:p>
@@ -7741,7 +7741,7 @@
                 <w:color w:val="333333"/>
                 <w:sz w:val="18"/>
               </w:rPr>
-              <w:t>News summary 2026-07-30 – 2026-10-28: 14 articles, 1 with an adverse keyword in the headline (details in the section "In the press").</w:t>
+              <w:t>News summary 2026-08-01 – 2026-10-30: 14 articles, 1 with an adverse keyword in the headline (details in the section "In the press").</w:t>
             </w:r>
           </w:p>
           <w:p>

--- a/docs/files/coop-pank/coop-pank_9M2026_en.docx
+++ b/docs/files/coop-pank/coop-pank_9M2026_en.docx
@@ -6278,7 +6278,7 @@
           <w:color w:val="667085"/>
           <w:sz w:val="18"/>
         </w:rPr>
-        <w:t>Automatic news scan (Google News, EE), 2026-08-01 – 2026-10-30: 14 articles.</w:t>
+        <w:t>Automatic news scan (Google News, EE), 2026-08-02 – 2026-10-31: 14 articles.</w:t>
       </w:r>
     </w:p>
     <w:tbl>
@@ -7458,7 +7458,7 @@
                 <w:color w:val="333333"/>
                 <w:sz w:val="18"/>
               </w:rPr>
-              <w:t>Not found on the EU, UN, US OFAC consolidated sanctions lists (automatic check 2026-10-30).</w:t>
+              <w:t>Not found on the EU, UN, US OFAC consolidated sanctions lists (automatic check 2026-10-31).</w:t>
             </w:r>
           </w:p>
           <w:p>
@@ -7741,7 +7741,7 @@
                 <w:color w:val="333333"/>
                 <w:sz w:val="18"/>
               </w:rPr>
-              <w:t>News summary 2026-08-01 – 2026-10-30: 14 articles, 1 with an adverse keyword in the headline (details in the section "In the press").</w:t>
+              <w:t>News summary 2026-08-02 – 2026-10-31: 14 articles, 1 with an adverse keyword in the headline (details in the section "In the press").</w:t>
             </w:r>
           </w:p>
           <w:p>
